--- a/ProAzrue Internship Project's Dairy.docx
+++ b/ProAzrue Internship Project's Dairy.docx
@@ -721,6 +721,7 @@
       <w:r>
         <w:rPr>
           <w:rFonts w:ascii="Arial Narrow" w:hAnsi="Arial Narrow"/>
+          <w:noProof/>
           <w:sz w:val="28"/>
           <w:szCs w:val="28"/>
         </w:rPr>
@@ -903,25 +904,7 @@
           <w:sz w:val="28"/>
           <w:szCs w:val="28"/>
         </w:rPr>
-        <w:t>Problem: Create a Calculator App using Java Script (</w:t>
-      </w:r>
-      <w:proofErr w:type="spellStart"/>
-      <w:r>
-        <w:rPr>
-          <w:rFonts w:ascii="Arial Narrow" w:hAnsi="Arial Narrow"/>
-          <w:sz w:val="28"/>
-          <w:szCs w:val="28"/>
-        </w:rPr>
-        <w:t>Js</w:t>
-      </w:r>
-      <w:proofErr w:type="spellEnd"/>
-      <w:r>
-        <w:rPr>
-          <w:rFonts w:ascii="Arial Narrow" w:hAnsi="Arial Narrow"/>
-          <w:sz w:val="28"/>
-          <w:szCs w:val="28"/>
-        </w:rPr>
-        <w:t>)</w:t>
+        <w:t>Problem: Create a Calculator App using Java Script (Js)</w:t>
       </w:r>
     </w:p>
     <w:p>
@@ -1037,6 +1020,7 @@
       <w:r>
         <w:rPr>
           <w:rFonts w:ascii="Arial Narrow" w:hAnsi="Arial Narrow"/>
+          <w:noProof/>
           <w:sz w:val="28"/>
           <w:szCs w:val="28"/>
         </w:rPr>
@@ -1317,6 +1301,7 @@
       <w:r>
         <w:rPr>
           <w:rFonts w:ascii="Arial Narrow" w:hAnsi="Arial Narrow"/>
+          <w:noProof/>
           <w:sz w:val="28"/>
           <w:szCs w:val="28"/>
         </w:rPr>
@@ -1508,61 +1493,7 @@
           <w:sz w:val="28"/>
           <w:szCs w:val="28"/>
         </w:rPr>
-        <w:t xml:space="preserve">Problem: Create </w:t>
-      </w:r>
-      <w:proofErr w:type="gramStart"/>
-      <w:r>
-        <w:rPr>
-          <w:rFonts w:ascii="Arial Narrow" w:hAnsi="Arial Narrow"/>
-          <w:sz w:val="28"/>
-          <w:szCs w:val="28"/>
-        </w:rPr>
-        <w:t>an</w:t>
-      </w:r>
-      <w:proofErr w:type="gramEnd"/>
-      <w:r>
-        <w:rPr>
-          <w:rFonts w:ascii="Arial Narrow" w:hAnsi="Arial Narrow"/>
-          <w:sz w:val="28"/>
-          <w:szCs w:val="28"/>
-        </w:rPr>
-        <w:t xml:space="preserve"> first web app using React </w:t>
-      </w:r>
-      <w:proofErr w:type="gramStart"/>
-      <w:r>
-        <w:rPr>
-          <w:rFonts w:ascii="Arial Narrow" w:hAnsi="Arial Narrow"/>
-          <w:sz w:val="28"/>
-          <w:szCs w:val="28"/>
-        </w:rPr>
-        <w:t>And</w:t>
-      </w:r>
-      <w:proofErr w:type="gramEnd"/>
-      <w:r>
-        <w:rPr>
-          <w:rFonts w:ascii="Arial Narrow" w:hAnsi="Arial Narrow"/>
-          <w:sz w:val="28"/>
-          <w:szCs w:val="28"/>
-        </w:rPr>
-        <w:t xml:space="preserve"> </w:t>
-      </w:r>
-      <w:proofErr w:type="spellStart"/>
-      <w:r>
-        <w:rPr>
-          <w:rFonts w:ascii="Arial Narrow" w:hAnsi="Arial Narrow"/>
-          <w:sz w:val="28"/>
-          <w:szCs w:val="28"/>
-        </w:rPr>
-        <w:t>Js</w:t>
-      </w:r>
-      <w:proofErr w:type="spellEnd"/>
-      <w:r>
-        <w:rPr>
-          <w:rFonts w:ascii="Arial Narrow" w:hAnsi="Arial Narrow"/>
-          <w:sz w:val="28"/>
-          <w:szCs w:val="28"/>
-        </w:rPr>
-        <w:t>, &amp; complete homework</w:t>
+        <w:t>Problem: Create an first web app using React And Js, &amp; complete homework</w:t>
       </w:r>
     </w:p>
     <w:p>
@@ -1628,29 +1559,38 @@
           <w:sz w:val="36"/>
           <w:szCs w:val="36"/>
         </w:rPr>
-        <w:t>First React App</w:t>
-      </w:r>
-    </w:p>
-    <w:p>
-      <w:pPr>
-        <w:rPr>
-          <w:rFonts w:ascii="Arial Narrow" w:hAnsi="Arial Narrow"/>
-          <w:sz w:val="28"/>
-          <w:szCs w:val="28"/>
-        </w:rPr>
-      </w:pPr>
-    </w:p>
-    <w:p>
-      <w:pPr>
-        <w:rPr>
-          <w:rFonts w:ascii="Arial Narrow" w:hAnsi="Arial Narrow"/>
-          <w:sz w:val="28"/>
-          <w:szCs w:val="28"/>
-        </w:rPr>
-      </w:pPr>
-      <w:r>
-        <w:rPr>
-          <w:rFonts w:ascii="Arial Narrow" w:hAnsi="Arial Narrow"/>
+        <w:t>OnLogin</w:t>
+      </w:r>
+      <w:r>
+        <w:rPr>
+          <w:rFonts w:ascii="Arial Narrow" w:hAnsi="Arial Narrow"/>
+          <w:sz w:val="36"/>
+          <w:szCs w:val="36"/>
+        </w:rPr>
+        <w:t xml:space="preserve"> React App</w:t>
+      </w:r>
+    </w:p>
+    <w:p>
+      <w:pPr>
+        <w:rPr>
+          <w:rFonts w:ascii="Arial Narrow" w:hAnsi="Arial Narrow"/>
+          <w:sz w:val="28"/>
+          <w:szCs w:val="28"/>
+        </w:rPr>
+      </w:pPr>
+    </w:p>
+    <w:p>
+      <w:pPr>
+        <w:rPr>
+          <w:rFonts w:ascii="Arial Narrow" w:hAnsi="Arial Narrow"/>
+          <w:sz w:val="28"/>
+          <w:szCs w:val="28"/>
+        </w:rPr>
+      </w:pPr>
+      <w:r>
+        <w:rPr>
+          <w:rFonts w:ascii="Arial Narrow" w:hAnsi="Arial Narrow"/>
+          <w:noProof/>
           <w:sz w:val="28"/>
           <w:szCs w:val="28"/>
         </w:rPr>
@@ -1794,6 +1734,7 @@
       <w:r>
         <w:rPr>
           <w:rFonts w:ascii="Arial Narrow" w:hAnsi="Arial Narrow"/>
+          <w:noProof/>
           <w:sz w:val="28"/>
           <w:szCs w:val="28"/>
         </w:rPr>
@@ -2539,6 +2480,7 @@
   <w:style w:type="character" w:default="1" w:styleId="DefaultParagraphFont">
     <w:name w:val="Default Paragraph Font"/>
     <w:uiPriority w:val="1"/>
+    <w:semiHidden/>
     <w:unhideWhenUsed/>
   </w:style>
   <w:style w:type="table" w:default="1" w:styleId="TableNormal">

--- a/ProAzrue Internship Project's Dairy.docx
+++ b/ProAzrue Internship Project's Dairy.docx
@@ -904,7 +904,25 @@
           <w:sz w:val="28"/>
           <w:szCs w:val="28"/>
         </w:rPr>
-        <w:t>Problem: Create a Calculator App using Java Script (Js)</w:t>
+        <w:t>Problem: Create a Calculator App using Java Script (</w:t>
+      </w:r>
+      <w:proofErr w:type="spellStart"/>
+      <w:r>
+        <w:rPr>
+          <w:rFonts w:ascii="Arial Narrow" w:hAnsi="Arial Narrow"/>
+          <w:sz w:val="28"/>
+          <w:szCs w:val="28"/>
+        </w:rPr>
+        <w:t>Js</w:t>
+      </w:r>
+      <w:proofErr w:type="spellEnd"/>
+      <w:r>
+        <w:rPr>
+          <w:rFonts w:ascii="Arial Narrow" w:hAnsi="Arial Narrow"/>
+          <w:sz w:val="28"/>
+          <w:szCs w:val="28"/>
+        </w:rPr>
+        <w:t>)</w:t>
       </w:r>
     </w:p>
     <w:p>
@@ -1493,7 +1511,61 @@
           <w:sz w:val="28"/>
           <w:szCs w:val="28"/>
         </w:rPr>
-        <w:t>Problem: Create an first web app using React And Js, &amp; complete homework</w:t>
+        <w:t xml:space="preserve">Problem: Create </w:t>
+      </w:r>
+      <w:proofErr w:type="gramStart"/>
+      <w:r>
+        <w:rPr>
+          <w:rFonts w:ascii="Arial Narrow" w:hAnsi="Arial Narrow"/>
+          <w:sz w:val="28"/>
+          <w:szCs w:val="28"/>
+        </w:rPr>
+        <w:t>an</w:t>
+      </w:r>
+      <w:proofErr w:type="gramEnd"/>
+      <w:r>
+        <w:rPr>
+          <w:rFonts w:ascii="Arial Narrow" w:hAnsi="Arial Narrow"/>
+          <w:sz w:val="28"/>
+          <w:szCs w:val="28"/>
+        </w:rPr>
+        <w:t xml:space="preserve"> first web app using React </w:t>
+      </w:r>
+      <w:proofErr w:type="gramStart"/>
+      <w:r>
+        <w:rPr>
+          <w:rFonts w:ascii="Arial Narrow" w:hAnsi="Arial Narrow"/>
+          <w:sz w:val="28"/>
+          <w:szCs w:val="28"/>
+        </w:rPr>
+        <w:t>And</w:t>
+      </w:r>
+      <w:proofErr w:type="gramEnd"/>
+      <w:r>
+        <w:rPr>
+          <w:rFonts w:ascii="Arial Narrow" w:hAnsi="Arial Narrow"/>
+          <w:sz w:val="28"/>
+          <w:szCs w:val="28"/>
+        </w:rPr>
+        <w:t xml:space="preserve"> </w:t>
+      </w:r>
+      <w:proofErr w:type="spellStart"/>
+      <w:r>
+        <w:rPr>
+          <w:rFonts w:ascii="Arial Narrow" w:hAnsi="Arial Narrow"/>
+          <w:sz w:val="28"/>
+          <w:szCs w:val="28"/>
+        </w:rPr>
+        <w:t>Js</w:t>
+      </w:r>
+      <w:proofErr w:type="spellEnd"/>
+      <w:r>
+        <w:rPr>
+          <w:rFonts w:ascii="Arial Narrow" w:hAnsi="Arial Narrow"/>
+          <w:sz w:val="28"/>
+          <w:szCs w:val="28"/>
+        </w:rPr>
+        <w:t>, &amp; complete homework</w:t>
       </w:r>
     </w:p>
     <w:p>
@@ -1553,6 +1625,7 @@
         </w:rPr>
         <w:t xml:space="preserve">: </w:t>
       </w:r>
+      <w:proofErr w:type="spellStart"/>
       <w:r>
         <w:rPr>
           <w:rFonts w:ascii="Arial Narrow" w:hAnsi="Arial Narrow"/>
@@ -1561,6 +1634,7 @@
         </w:rPr>
         <w:t>OnLogin</w:t>
       </w:r>
+      <w:proofErr w:type="spellEnd"/>
       <w:r>
         <w:rPr>
           <w:rFonts w:ascii="Arial Narrow" w:hAnsi="Arial Narrow"/>
@@ -1816,6 +1890,2570 @@
         </w:rPr>
         <w:t xml:space="preserve"> </w:t>
       </w:r>
+    </w:p>
+    <w:p>
+      <w:pPr>
+        <w:rPr>
+          <w:rFonts w:ascii="Arial Narrow" w:hAnsi="Arial Narrow"/>
+          <w:sz w:val="28"/>
+          <w:szCs w:val="28"/>
+        </w:rPr>
+      </w:pPr>
+      <w:r>
+        <w:rPr>
+          <w:rFonts w:ascii="Arial Narrow" w:hAnsi="Arial Narrow"/>
+          <w:sz w:val="28"/>
+          <w:szCs w:val="28"/>
+        </w:rPr>
+        <w:br w:type="page"/>
+      </w:r>
+    </w:p>
+    <w:p>
+      <w:pPr>
+        <w:rPr>
+          <w:rFonts w:ascii="Arial Narrow" w:hAnsi="Arial Narrow"/>
+          <w:sz w:val="36"/>
+          <w:szCs w:val="36"/>
+        </w:rPr>
+      </w:pPr>
+      <w:r>
+        <w:rPr>
+          <w:sz w:val="36"/>
+          <w:szCs w:val="36"/>
+        </w:rPr>
+        <w:lastRenderedPageBreak/>
+        <w:t>Pr</w:t>
+      </w:r>
+      <w:r>
+        <w:rPr>
+          <w:rFonts w:ascii="Arial Narrow" w:hAnsi="Arial Narrow"/>
+          <w:sz w:val="36"/>
+          <w:szCs w:val="36"/>
+        </w:rPr>
+        <w:t xml:space="preserve">oject </w:t>
+      </w:r>
+      <w:r>
+        <w:rPr>
+          <w:rFonts w:ascii="Arial Narrow" w:hAnsi="Arial Narrow"/>
+          <w:sz w:val="36"/>
+          <w:szCs w:val="36"/>
+        </w:rPr>
+        <w:t>7</w:t>
+      </w:r>
+      <w:r>
+        <w:rPr>
+          <w:rFonts w:ascii="Arial Narrow" w:hAnsi="Arial Narrow"/>
+          <w:sz w:val="36"/>
+          <w:szCs w:val="36"/>
+        </w:rPr>
+        <w:t xml:space="preserve">: </w:t>
+      </w:r>
+      <w:r>
+        <w:rPr>
+          <w:rFonts w:ascii="Arial Narrow" w:hAnsi="Arial Narrow"/>
+          <w:sz w:val="36"/>
+          <w:szCs w:val="36"/>
+        </w:rPr>
+        <w:t>Business Card React App</w:t>
+      </w:r>
+    </w:p>
+    <w:p>
+      <w:pPr>
+        <w:rPr>
+          <w:rFonts w:ascii="Arial Narrow" w:hAnsi="Arial Narrow"/>
+          <w:sz w:val="36"/>
+          <w:szCs w:val="36"/>
+        </w:rPr>
+      </w:pPr>
+    </w:p>
+    <w:p>
+      <w:pPr>
+        <w:rPr>
+          <w:rFonts w:ascii="Arial Narrow" w:hAnsi="Arial Narrow"/>
+          <w:sz w:val="36"/>
+          <w:szCs w:val="36"/>
+        </w:rPr>
+      </w:pPr>
+      <w:r>
+        <w:rPr>
+          <w:rFonts w:ascii="Arial Narrow" w:hAnsi="Arial Narrow"/>
+          <w:noProof/>
+          <w:sz w:val="36"/>
+          <w:szCs w:val="36"/>
+        </w:rPr>
+        <w:drawing>
+          <wp:anchor distT="0" distB="0" distL="114300" distR="114300" simplePos="0" relativeHeight="251665408" behindDoc="0" locked="0" layoutInCell="1" allowOverlap="1" wp14:anchorId="75D4A5D9" wp14:editId="6DF034CE">
+            <wp:simplePos x="0" y="0"/>
+            <wp:positionH relativeFrom="margin">
+              <wp:posOffset>-2540</wp:posOffset>
+            </wp:positionH>
+            <wp:positionV relativeFrom="paragraph">
+              <wp:posOffset>267335</wp:posOffset>
+            </wp:positionV>
+            <wp:extent cx="5731510" cy="3217545"/>
+            <wp:effectExtent l="0" t="0" r="2540" b="1905"/>
+            <wp:wrapNone/>
+            <wp:docPr id="1278615938" name="Picture 1"/>
+            <wp:cNvGraphicFramePr>
+              <a:graphicFrameLocks xmlns:a="http://schemas.openxmlformats.org/drawingml/2006/main" noChangeAspect="1"/>
+            </wp:cNvGraphicFramePr>
+            <a:graphic xmlns:a="http://schemas.openxmlformats.org/drawingml/2006/main">
+              <a:graphicData uri="http://schemas.openxmlformats.org/drawingml/2006/picture">
+                <pic:pic xmlns:pic="http://schemas.openxmlformats.org/drawingml/2006/picture">
+                  <pic:nvPicPr>
+                    <pic:cNvPr id="1278615938" name=""/>
+                    <pic:cNvPicPr/>
+                  </pic:nvPicPr>
+                  <pic:blipFill>
+                    <a:blip r:embed="rId14" cstate="print">
+                      <a:extLst>
+                        <a:ext uri="{28A0092B-C50C-407E-A947-70E740481C1C}">
+                          <a14:useLocalDpi xmlns:a14="http://schemas.microsoft.com/office/drawing/2010/main" val="0"/>
+                        </a:ext>
+                      </a:extLst>
+                    </a:blip>
+                    <a:stretch>
+                      <a:fillRect/>
+                    </a:stretch>
+                  </pic:blipFill>
+                  <pic:spPr>
+                    <a:xfrm>
+                      <a:off x="0" y="0"/>
+                      <a:ext cx="5731510" cy="3217545"/>
+                    </a:xfrm>
+                    <a:prstGeom prst="rect">
+                      <a:avLst/>
+                    </a:prstGeom>
+                  </pic:spPr>
+                </pic:pic>
+              </a:graphicData>
+            </a:graphic>
+            <wp14:sizeRelH relativeFrom="page">
+              <wp14:pctWidth>0</wp14:pctWidth>
+            </wp14:sizeRelH>
+            <wp14:sizeRelV relativeFrom="page">
+              <wp14:pctHeight>0</wp14:pctHeight>
+            </wp14:sizeRelV>
+          </wp:anchor>
+        </w:drawing>
+      </w:r>
+    </w:p>
+    <w:p>
+      <w:pPr>
+        <w:rPr>
+          <w:rFonts w:ascii="Arial Narrow" w:hAnsi="Arial Narrow"/>
+          <w:sz w:val="36"/>
+          <w:szCs w:val="36"/>
+        </w:rPr>
+      </w:pPr>
+    </w:p>
+    <w:p>
+      <w:pPr>
+        <w:rPr>
+          <w:rFonts w:ascii="Arial Narrow" w:hAnsi="Arial Narrow"/>
+          <w:sz w:val="36"/>
+          <w:szCs w:val="36"/>
+        </w:rPr>
+      </w:pPr>
+    </w:p>
+    <w:p>
+      <w:pPr>
+        <w:rPr>
+          <w:rFonts w:ascii="Arial Narrow" w:hAnsi="Arial Narrow"/>
+          <w:sz w:val="36"/>
+          <w:szCs w:val="36"/>
+        </w:rPr>
+      </w:pPr>
+    </w:p>
+    <w:p>
+      <w:pPr>
+        <w:rPr>
+          <w:rFonts w:ascii="Arial Narrow" w:hAnsi="Arial Narrow"/>
+          <w:sz w:val="36"/>
+          <w:szCs w:val="36"/>
+        </w:rPr>
+      </w:pPr>
+    </w:p>
+    <w:p>
+      <w:pPr>
+        <w:rPr>
+          <w:rFonts w:ascii="Arial Narrow" w:hAnsi="Arial Narrow"/>
+          <w:sz w:val="36"/>
+          <w:szCs w:val="36"/>
+        </w:rPr>
+      </w:pPr>
+    </w:p>
+    <w:p>
+      <w:pPr>
+        <w:rPr>
+          <w:rFonts w:ascii="Arial Narrow" w:hAnsi="Arial Narrow"/>
+          <w:sz w:val="36"/>
+          <w:szCs w:val="36"/>
+        </w:rPr>
+      </w:pPr>
+    </w:p>
+    <w:p>
+      <w:pPr>
+        <w:rPr>
+          <w:rFonts w:ascii="Arial Narrow" w:hAnsi="Arial Narrow"/>
+          <w:sz w:val="36"/>
+          <w:szCs w:val="36"/>
+        </w:rPr>
+      </w:pPr>
+    </w:p>
+    <w:p>
+      <w:pPr>
+        <w:rPr>
+          <w:rFonts w:ascii="Arial Narrow" w:hAnsi="Arial Narrow"/>
+        </w:rPr>
+      </w:pPr>
+    </w:p>
+    <w:p>
+      <w:pPr>
+        <w:rPr>
+          <w:rFonts w:ascii="Arial Narrow" w:hAnsi="Arial Narrow"/>
+        </w:rPr>
+      </w:pPr>
+    </w:p>
+    <w:p>
+      <w:pPr>
+        <w:rPr>
+          <w:rFonts w:ascii="Arial Narrow" w:hAnsi="Arial Narrow"/>
+        </w:rPr>
+      </w:pPr>
+    </w:p>
+    <w:p>
+      <w:pPr>
+        <w:rPr>
+          <w:rFonts w:ascii="Arial Narrow" w:hAnsi="Arial Narrow"/>
+        </w:rPr>
+      </w:pPr>
+    </w:p>
+    <w:p>
+      <w:pPr>
+        <w:rPr>
+          <w:rFonts w:ascii="Arial Narrow" w:hAnsi="Arial Narrow"/>
+        </w:rPr>
+      </w:pPr>
+    </w:p>
+    <w:p>
+      <w:pPr>
+        <w:rPr>
+          <w:rFonts w:ascii="Arial Narrow" w:hAnsi="Arial Narrow"/>
+        </w:rPr>
+      </w:pPr>
+    </w:p>
+    <w:p>
+      <w:pPr>
+        <w:rPr>
+          <w:rFonts w:ascii="Arial Narrow" w:hAnsi="Arial Narrow"/>
+          <w:sz w:val="28"/>
+          <w:szCs w:val="28"/>
+        </w:rPr>
+      </w:pPr>
+      <w:proofErr w:type="gramStart"/>
+      <w:r>
+        <w:rPr>
+          <w:rFonts w:ascii="Arial Narrow" w:hAnsi="Arial Narrow"/>
+          <w:sz w:val="28"/>
+          <w:szCs w:val="28"/>
+        </w:rPr>
+        <w:t>P</w:t>
+      </w:r>
+      <w:r>
+        <w:rPr>
+          <w:rFonts w:ascii="Arial Narrow" w:hAnsi="Arial Narrow"/>
+          <w:sz w:val="28"/>
+          <w:szCs w:val="28"/>
+        </w:rPr>
+        <w:t>roblem :</w:t>
+      </w:r>
+      <w:proofErr w:type="gramEnd"/>
+      <w:r>
+        <w:rPr>
+          <w:rFonts w:ascii="Arial Narrow" w:hAnsi="Arial Narrow"/>
+          <w:sz w:val="28"/>
+          <w:szCs w:val="28"/>
+        </w:rPr>
+        <w:t xml:space="preserve"> Create an react app with the business card</w:t>
+      </w:r>
+    </w:p>
+    <w:p>
+      <w:pPr>
+        <w:rPr>
+          <w:rFonts w:ascii="Arial Narrow" w:hAnsi="Arial Narrow"/>
+          <w:sz w:val="28"/>
+          <w:szCs w:val="28"/>
+        </w:rPr>
+      </w:pPr>
+      <w:r>
+        <w:rPr>
+          <w:rFonts w:ascii="Arial Narrow" w:hAnsi="Arial Narrow"/>
+          <w:sz w:val="28"/>
+          <w:szCs w:val="28"/>
+        </w:rPr>
+        <w:br w:type="page"/>
+      </w:r>
+    </w:p>
+    <w:p>
+      <w:pPr>
+        <w:rPr>
+          <w:rFonts w:ascii="Arial Narrow" w:hAnsi="Arial Narrow"/>
+          <w:sz w:val="36"/>
+          <w:szCs w:val="36"/>
+        </w:rPr>
+      </w:pPr>
+      <w:r>
+        <w:rPr>
+          <w:sz w:val="36"/>
+          <w:szCs w:val="36"/>
+        </w:rPr>
+        <w:lastRenderedPageBreak/>
+        <w:t>Pr</w:t>
+      </w:r>
+      <w:r>
+        <w:rPr>
+          <w:rFonts w:ascii="Arial Narrow" w:hAnsi="Arial Narrow"/>
+          <w:sz w:val="36"/>
+          <w:szCs w:val="36"/>
+        </w:rPr>
+        <w:t xml:space="preserve">oject </w:t>
+      </w:r>
+      <w:r>
+        <w:rPr>
+          <w:rFonts w:ascii="Arial Narrow" w:hAnsi="Arial Narrow"/>
+          <w:sz w:val="36"/>
+          <w:szCs w:val="36"/>
+        </w:rPr>
+        <w:t>8</w:t>
+      </w:r>
+      <w:r>
+        <w:rPr>
+          <w:rFonts w:ascii="Arial Narrow" w:hAnsi="Arial Narrow"/>
+          <w:sz w:val="36"/>
+          <w:szCs w:val="36"/>
+        </w:rPr>
+        <w:t xml:space="preserve">: </w:t>
+      </w:r>
+      <w:r>
+        <w:rPr>
+          <w:rFonts w:ascii="Arial Narrow" w:hAnsi="Arial Narrow"/>
+          <w:sz w:val="36"/>
+          <w:szCs w:val="36"/>
+        </w:rPr>
+        <w:t>Click Counter Dashboard React App</w:t>
+      </w:r>
+    </w:p>
+    <w:p>
+      <w:pPr>
+        <w:rPr>
+          <w:rFonts w:ascii="Arial Narrow" w:hAnsi="Arial Narrow"/>
+          <w:sz w:val="28"/>
+          <w:szCs w:val="28"/>
+        </w:rPr>
+      </w:pPr>
+    </w:p>
+    <w:p>
+      <w:pPr>
+        <w:rPr>
+          <w:rFonts w:ascii="Arial Narrow" w:hAnsi="Arial Narrow"/>
+          <w:sz w:val="28"/>
+          <w:szCs w:val="28"/>
+        </w:rPr>
+      </w:pPr>
+    </w:p>
+    <w:p>
+      <w:pPr>
+        <w:rPr>
+          <w:rFonts w:ascii="Arial Narrow" w:hAnsi="Arial Narrow"/>
+          <w:sz w:val="28"/>
+          <w:szCs w:val="28"/>
+        </w:rPr>
+      </w:pPr>
+      <w:r>
+        <w:rPr>
+          <w:rFonts w:ascii="Arial Narrow" w:hAnsi="Arial Narrow"/>
+          <w:noProof/>
+          <w:sz w:val="28"/>
+          <w:szCs w:val="28"/>
+        </w:rPr>
+        <w:drawing>
+          <wp:anchor distT="0" distB="0" distL="114300" distR="114300" simplePos="0" relativeHeight="251666432" behindDoc="0" locked="0" layoutInCell="1" allowOverlap="1" wp14:anchorId="3EEE62CC" wp14:editId="1DF227DE">
+            <wp:simplePos x="0" y="0"/>
+            <wp:positionH relativeFrom="column">
+              <wp:posOffset>0</wp:posOffset>
+            </wp:positionH>
+            <wp:positionV relativeFrom="paragraph">
+              <wp:posOffset>175895</wp:posOffset>
+            </wp:positionV>
+            <wp:extent cx="5731510" cy="3154680"/>
+            <wp:effectExtent l="0" t="0" r="2540" b="7620"/>
+            <wp:wrapNone/>
+            <wp:docPr id="134346601" name="Picture 1"/>
+            <wp:cNvGraphicFramePr>
+              <a:graphicFrameLocks xmlns:a="http://schemas.openxmlformats.org/drawingml/2006/main" noChangeAspect="1"/>
+            </wp:cNvGraphicFramePr>
+            <a:graphic xmlns:a="http://schemas.openxmlformats.org/drawingml/2006/main">
+              <a:graphicData uri="http://schemas.openxmlformats.org/drawingml/2006/picture">
+                <pic:pic xmlns:pic="http://schemas.openxmlformats.org/drawingml/2006/picture">
+                  <pic:nvPicPr>
+                    <pic:cNvPr id="134346601" name=""/>
+                    <pic:cNvPicPr/>
+                  </pic:nvPicPr>
+                  <pic:blipFill>
+                    <a:blip r:embed="rId15" cstate="print">
+                      <a:extLst>
+                        <a:ext uri="{28A0092B-C50C-407E-A947-70E740481C1C}">
+                          <a14:useLocalDpi xmlns:a14="http://schemas.microsoft.com/office/drawing/2010/main" val="0"/>
+                        </a:ext>
+                      </a:extLst>
+                    </a:blip>
+                    <a:stretch>
+                      <a:fillRect/>
+                    </a:stretch>
+                  </pic:blipFill>
+                  <pic:spPr>
+                    <a:xfrm>
+                      <a:off x="0" y="0"/>
+                      <a:ext cx="5731510" cy="3154680"/>
+                    </a:xfrm>
+                    <a:prstGeom prst="rect">
+                      <a:avLst/>
+                    </a:prstGeom>
+                  </pic:spPr>
+                </pic:pic>
+              </a:graphicData>
+            </a:graphic>
+            <wp14:sizeRelH relativeFrom="page">
+              <wp14:pctWidth>0</wp14:pctWidth>
+            </wp14:sizeRelH>
+            <wp14:sizeRelV relativeFrom="page">
+              <wp14:pctHeight>0</wp14:pctHeight>
+            </wp14:sizeRelV>
+          </wp:anchor>
+        </w:drawing>
+      </w:r>
+    </w:p>
+    <w:p>
+      <w:pPr>
+        <w:rPr>
+          <w:rFonts w:ascii="Arial Narrow" w:hAnsi="Arial Narrow"/>
+          <w:sz w:val="28"/>
+          <w:szCs w:val="28"/>
+        </w:rPr>
+      </w:pPr>
+    </w:p>
+    <w:p>
+      <w:pPr>
+        <w:rPr>
+          <w:rFonts w:ascii="Arial Narrow" w:hAnsi="Arial Narrow"/>
+          <w:sz w:val="28"/>
+          <w:szCs w:val="28"/>
+        </w:rPr>
+      </w:pPr>
+    </w:p>
+    <w:p>
+      <w:pPr>
+        <w:rPr>
+          <w:rFonts w:ascii="Arial Narrow" w:hAnsi="Arial Narrow"/>
+          <w:sz w:val="28"/>
+          <w:szCs w:val="28"/>
+        </w:rPr>
+      </w:pPr>
+    </w:p>
+    <w:p>
+      <w:pPr>
+        <w:rPr>
+          <w:rFonts w:ascii="Arial Narrow" w:hAnsi="Arial Narrow"/>
+          <w:sz w:val="28"/>
+          <w:szCs w:val="28"/>
+        </w:rPr>
+      </w:pPr>
+    </w:p>
+    <w:p>
+      <w:pPr>
+        <w:rPr>
+          <w:rFonts w:ascii="Arial Narrow" w:hAnsi="Arial Narrow"/>
+          <w:sz w:val="28"/>
+          <w:szCs w:val="28"/>
+        </w:rPr>
+      </w:pPr>
+    </w:p>
+    <w:p>
+      <w:pPr>
+        <w:rPr>
+          <w:rFonts w:ascii="Arial Narrow" w:hAnsi="Arial Narrow"/>
+          <w:sz w:val="28"/>
+          <w:szCs w:val="28"/>
+        </w:rPr>
+      </w:pPr>
+    </w:p>
+    <w:p>
+      <w:pPr>
+        <w:rPr>
+          <w:rFonts w:ascii="Arial Narrow" w:hAnsi="Arial Narrow"/>
+          <w:sz w:val="28"/>
+          <w:szCs w:val="28"/>
+        </w:rPr>
+      </w:pPr>
+    </w:p>
+    <w:p>
+      <w:pPr>
+        <w:rPr>
+          <w:rFonts w:ascii="Arial Narrow" w:hAnsi="Arial Narrow"/>
+          <w:sz w:val="28"/>
+          <w:szCs w:val="28"/>
+        </w:rPr>
+      </w:pPr>
+    </w:p>
+    <w:p>
+      <w:pPr>
+        <w:rPr>
+          <w:rFonts w:ascii="Arial Narrow" w:hAnsi="Arial Narrow"/>
+          <w:sz w:val="28"/>
+          <w:szCs w:val="28"/>
+        </w:rPr>
+      </w:pPr>
+    </w:p>
+    <w:p>
+      <w:pPr>
+        <w:rPr>
+          <w:rFonts w:ascii="Arial Narrow" w:hAnsi="Arial Narrow"/>
+          <w:sz w:val="28"/>
+          <w:szCs w:val="28"/>
+        </w:rPr>
+      </w:pPr>
+    </w:p>
+    <w:p>
+      <w:pPr>
+        <w:rPr>
+          <w:rFonts w:ascii="Arial Narrow" w:hAnsi="Arial Narrow"/>
+          <w:sz w:val="28"/>
+          <w:szCs w:val="28"/>
+        </w:rPr>
+      </w:pPr>
+    </w:p>
+    <w:p>
+      <w:pPr>
+        <w:rPr>
+          <w:rFonts w:ascii="Arial Narrow" w:hAnsi="Arial Narrow"/>
+          <w:sz w:val="28"/>
+          <w:szCs w:val="28"/>
+        </w:rPr>
+      </w:pPr>
+    </w:p>
+    <w:p>
+      <w:pPr>
+        <w:rPr>
+          <w:rFonts w:ascii="Arial Narrow" w:hAnsi="Arial Narrow"/>
+          <w:sz w:val="28"/>
+          <w:szCs w:val="28"/>
+        </w:rPr>
+      </w:pPr>
+    </w:p>
+    <w:p>
+      <w:pPr>
+        <w:rPr>
+          <w:rFonts w:ascii="Arial Narrow" w:hAnsi="Arial Narrow"/>
+          <w:sz w:val="28"/>
+          <w:szCs w:val="28"/>
+        </w:rPr>
+      </w:pPr>
+    </w:p>
+    <w:p>
+      <w:pPr>
+        <w:rPr>
+          <w:rFonts w:ascii="Arial Narrow" w:hAnsi="Arial Narrow"/>
+          <w:sz w:val="28"/>
+          <w:szCs w:val="28"/>
+        </w:rPr>
+      </w:pPr>
+      <w:proofErr w:type="gramStart"/>
+      <w:r>
+        <w:rPr>
+          <w:rFonts w:ascii="Arial Narrow" w:hAnsi="Arial Narrow"/>
+          <w:sz w:val="28"/>
+          <w:szCs w:val="28"/>
+        </w:rPr>
+        <w:t>Problem :</w:t>
+      </w:r>
+      <w:proofErr w:type="gramEnd"/>
+      <w:r>
+        <w:rPr>
+          <w:rFonts w:ascii="Arial Narrow" w:hAnsi="Arial Narrow"/>
+          <w:sz w:val="28"/>
+          <w:szCs w:val="28"/>
+        </w:rPr>
+        <w:t xml:space="preserve"> Create an react app having click counter dashboard on it</w:t>
+      </w:r>
+    </w:p>
+    <w:p>
+      <w:pPr>
+        <w:rPr>
+          <w:rFonts w:ascii="Arial Narrow" w:hAnsi="Arial Narrow"/>
+          <w:sz w:val="28"/>
+          <w:szCs w:val="28"/>
+        </w:rPr>
+      </w:pPr>
+      <w:r>
+        <w:rPr>
+          <w:rFonts w:ascii="Arial Narrow" w:hAnsi="Arial Narrow"/>
+          <w:sz w:val="28"/>
+          <w:szCs w:val="28"/>
+        </w:rPr>
+        <w:br w:type="page"/>
+      </w:r>
+    </w:p>
+    <w:p>
+      <w:pPr>
+        <w:rPr>
+          <w:rFonts w:ascii="Arial Narrow" w:hAnsi="Arial Narrow"/>
+          <w:sz w:val="28"/>
+          <w:szCs w:val="28"/>
+        </w:rPr>
+      </w:pPr>
+    </w:p>
+    <w:p>
+      <w:pPr>
+        <w:rPr>
+          <w:rFonts w:ascii="Arial Narrow" w:hAnsi="Arial Narrow"/>
+          <w:sz w:val="36"/>
+          <w:szCs w:val="36"/>
+        </w:rPr>
+      </w:pPr>
+      <w:r>
+        <w:rPr>
+          <w:sz w:val="36"/>
+          <w:szCs w:val="36"/>
+        </w:rPr>
+        <w:t>Pr</w:t>
+      </w:r>
+      <w:r>
+        <w:rPr>
+          <w:rFonts w:ascii="Arial Narrow" w:hAnsi="Arial Narrow"/>
+          <w:sz w:val="36"/>
+          <w:szCs w:val="36"/>
+        </w:rPr>
+        <w:t xml:space="preserve">oject </w:t>
+      </w:r>
+      <w:r>
+        <w:rPr>
+          <w:rFonts w:ascii="Arial Narrow" w:hAnsi="Arial Narrow"/>
+          <w:sz w:val="36"/>
+          <w:szCs w:val="36"/>
+        </w:rPr>
+        <w:t>9</w:t>
+      </w:r>
+      <w:r>
+        <w:rPr>
+          <w:rFonts w:ascii="Arial Narrow" w:hAnsi="Arial Narrow"/>
+          <w:sz w:val="36"/>
+          <w:szCs w:val="36"/>
+        </w:rPr>
+        <w:t xml:space="preserve">: </w:t>
+      </w:r>
+      <w:r>
+        <w:rPr>
+          <w:rFonts w:ascii="Arial Narrow" w:hAnsi="Arial Narrow"/>
+          <w:sz w:val="36"/>
+          <w:szCs w:val="36"/>
+        </w:rPr>
+        <w:t>Follow Button React App</w:t>
+      </w:r>
+    </w:p>
+    <w:p>
+      <w:pPr>
+        <w:rPr>
+          <w:rFonts w:ascii="Arial Narrow" w:hAnsi="Arial Narrow"/>
+          <w:sz w:val="28"/>
+          <w:szCs w:val="28"/>
+        </w:rPr>
+      </w:pPr>
+    </w:p>
+    <w:p>
+      <w:pPr>
+        <w:rPr>
+          <w:rFonts w:ascii="Arial Narrow" w:hAnsi="Arial Narrow"/>
+          <w:sz w:val="28"/>
+          <w:szCs w:val="28"/>
+        </w:rPr>
+      </w:pPr>
+    </w:p>
+    <w:p>
+      <w:pPr>
+        <w:rPr>
+          <w:rFonts w:ascii="Arial Narrow" w:hAnsi="Arial Narrow"/>
+          <w:sz w:val="28"/>
+          <w:szCs w:val="28"/>
+        </w:rPr>
+      </w:pPr>
+      <w:r>
+        <w:rPr>
+          <w:rFonts w:ascii="Arial Narrow" w:hAnsi="Arial Narrow"/>
+          <w:noProof/>
+          <w:sz w:val="28"/>
+          <w:szCs w:val="28"/>
+        </w:rPr>
+        <w:drawing>
+          <wp:anchor distT="0" distB="0" distL="114300" distR="114300" simplePos="0" relativeHeight="251667456" behindDoc="0" locked="0" layoutInCell="1" allowOverlap="1" wp14:anchorId="347C61A7" wp14:editId="229A8BCE">
+            <wp:simplePos x="0" y="0"/>
+            <wp:positionH relativeFrom="column">
+              <wp:posOffset>0</wp:posOffset>
+            </wp:positionH>
+            <wp:positionV relativeFrom="paragraph">
+              <wp:posOffset>180340</wp:posOffset>
+            </wp:positionV>
+            <wp:extent cx="5731510" cy="3204845"/>
+            <wp:effectExtent l="0" t="0" r="2540" b="0"/>
+            <wp:wrapNone/>
+            <wp:docPr id="694016813" name="Picture 1"/>
+            <wp:cNvGraphicFramePr>
+              <a:graphicFrameLocks xmlns:a="http://schemas.openxmlformats.org/drawingml/2006/main" noChangeAspect="1"/>
+            </wp:cNvGraphicFramePr>
+            <a:graphic xmlns:a="http://schemas.openxmlformats.org/drawingml/2006/main">
+              <a:graphicData uri="http://schemas.openxmlformats.org/drawingml/2006/picture">
+                <pic:pic xmlns:pic="http://schemas.openxmlformats.org/drawingml/2006/picture">
+                  <pic:nvPicPr>
+                    <pic:cNvPr id="694016813" name=""/>
+                    <pic:cNvPicPr/>
+                  </pic:nvPicPr>
+                  <pic:blipFill>
+                    <a:blip r:embed="rId16" cstate="print">
+                      <a:extLst>
+                        <a:ext uri="{28A0092B-C50C-407E-A947-70E740481C1C}">
+                          <a14:useLocalDpi xmlns:a14="http://schemas.microsoft.com/office/drawing/2010/main" val="0"/>
+                        </a:ext>
+                      </a:extLst>
+                    </a:blip>
+                    <a:stretch>
+                      <a:fillRect/>
+                    </a:stretch>
+                  </pic:blipFill>
+                  <pic:spPr>
+                    <a:xfrm>
+                      <a:off x="0" y="0"/>
+                      <a:ext cx="5731510" cy="3204845"/>
+                    </a:xfrm>
+                    <a:prstGeom prst="rect">
+                      <a:avLst/>
+                    </a:prstGeom>
+                  </pic:spPr>
+                </pic:pic>
+              </a:graphicData>
+            </a:graphic>
+            <wp14:sizeRelH relativeFrom="page">
+              <wp14:pctWidth>0</wp14:pctWidth>
+            </wp14:sizeRelH>
+            <wp14:sizeRelV relativeFrom="page">
+              <wp14:pctHeight>0</wp14:pctHeight>
+            </wp14:sizeRelV>
+          </wp:anchor>
+        </w:drawing>
+      </w:r>
+    </w:p>
+    <w:p>
+      <w:pPr>
+        <w:rPr>
+          <w:rFonts w:ascii="Arial Narrow" w:hAnsi="Arial Narrow"/>
+          <w:sz w:val="28"/>
+          <w:szCs w:val="28"/>
+        </w:rPr>
+      </w:pPr>
+    </w:p>
+    <w:p>
+      <w:pPr>
+        <w:rPr>
+          <w:rFonts w:ascii="Arial Narrow" w:hAnsi="Arial Narrow"/>
+          <w:sz w:val="28"/>
+          <w:szCs w:val="28"/>
+        </w:rPr>
+      </w:pPr>
+    </w:p>
+    <w:p>
+      <w:pPr>
+        <w:rPr>
+          <w:rFonts w:ascii="Arial Narrow" w:hAnsi="Arial Narrow"/>
+          <w:sz w:val="28"/>
+          <w:szCs w:val="28"/>
+        </w:rPr>
+      </w:pPr>
+    </w:p>
+    <w:p>
+      <w:pPr>
+        <w:rPr>
+          <w:rFonts w:ascii="Arial Narrow" w:hAnsi="Arial Narrow"/>
+          <w:sz w:val="28"/>
+          <w:szCs w:val="28"/>
+        </w:rPr>
+      </w:pPr>
+    </w:p>
+    <w:p>
+      <w:pPr>
+        <w:rPr>
+          <w:rFonts w:ascii="Arial Narrow" w:hAnsi="Arial Narrow"/>
+          <w:sz w:val="28"/>
+          <w:szCs w:val="28"/>
+        </w:rPr>
+      </w:pPr>
+    </w:p>
+    <w:p>
+      <w:pPr>
+        <w:rPr>
+          <w:rFonts w:ascii="Arial Narrow" w:hAnsi="Arial Narrow"/>
+          <w:sz w:val="28"/>
+          <w:szCs w:val="28"/>
+        </w:rPr>
+      </w:pPr>
+    </w:p>
+    <w:p>
+      <w:pPr>
+        <w:rPr>
+          <w:rFonts w:ascii="Arial Narrow" w:hAnsi="Arial Narrow"/>
+          <w:sz w:val="28"/>
+          <w:szCs w:val="28"/>
+        </w:rPr>
+      </w:pPr>
+    </w:p>
+    <w:p>
+      <w:pPr>
+        <w:rPr>
+          <w:rFonts w:ascii="Arial Narrow" w:hAnsi="Arial Narrow"/>
+          <w:sz w:val="28"/>
+          <w:szCs w:val="28"/>
+        </w:rPr>
+      </w:pPr>
+    </w:p>
+    <w:p>
+      <w:pPr>
+        <w:rPr>
+          <w:rFonts w:ascii="Arial Narrow" w:hAnsi="Arial Narrow"/>
+          <w:sz w:val="28"/>
+          <w:szCs w:val="28"/>
+        </w:rPr>
+      </w:pPr>
+    </w:p>
+    <w:p>
+      <w:pPr>
+        <w:rPr>
+          <w:rFonts w:ascii="Arial Narrow" w:hAnsi="Arial Narrow"/>
+          <w:sz w:val="28"/>
+          <w:szCs w:val="28"/>
+        </w:rPr>
+      </w:pPr>
+    </w:p>
+    <w:p>
+      <w:pPr>
+        <w:rPr>
+          <w:rFonts w:ascii="Arial Narrow" w:hAnsi="Arial Narrow"/>
+          <w:sz w:val="28"/>
+          <w:szCs w:val="28"/>
+        </w:rPr>
+      </w:pPr>
+    </w:p>
+    <w:p>
+      <w:pPr>
+        <w:rPr>
+          <w:rFonts w:ascii="Arial Narrow" w:hAnsi="Arial Narrow"/>
+          <w:sz w:val="28"/>
+          <w:szCs w:val="28"/>
+        </w:rPr>
+      </w:pPr>
+    </w:p>
+    <w:p>
+      <w:pPr>
+        <w:rPr>
+          <w:rFonts w:ascii="Arial Narrow" w:hAnsi="Arial Narrow"/>
+          <w:sz w:val="28"/>
+          <w:szCs w:val="28"/>
+        </w:rPr>
+      </w:pPr>
+    </w:p>
+    <w:p>
+      <w:pPr>
+        <w:rPr>
+          <w:rFonts w:ascii="Arial Narrow" w:hAnsi="Arial Narrow"/>
+          <w:sz w:val="28"/>
+          <w:szCs w:val="28"/>
+        </w:rPr>
+      </w:pPr>
+      <w:proofErr w:type="gramStart"/>
+      <w:r>
+        <w:rPr>
+          <w:rFonts w:ascii="Arial Narrow" w:hAnsi="Arial Narrow"/>
+          <w:sz w:val="28"/>
+          <w:szCs w:val="28"/>
+        </w:rPr>
+        <w:t>Problem :</w:t>
+      </w:r>
+      <w:proofErr w:type="gramEnd"/>
+      <w:r>
+        <w:rPr>
+          <w:rFonts w:ascii="Arial Narrow" w:hAnsi="Arial Narrow"/>
+          <w:sz w:val="28"/>
+          <w:szCs w:val="28"/>
+        </w:rPr>
+        <w:t xml:space="preserve"> Create an react app having </w:t>
+      </w:r>
+      <w:proofErr w:type="gramStart"/>
+      <w:r>
+        <w:rPr>
+          <w:rFonts w:ascii="Arial Narrow" w:hAnsi="Arial Narrow"/>
+          <w:sz w:val="28"/>
+          <w:szCs w:val="28"/>
+        </w:rPr>
+        <w:t>an</w:t>
+      </w:r>
+      <w:proofErr w:type="gramEnd"/>
+      <w:r>
+        <w:rPr>
+          <w:rFonts w:ascii="Arial Narrow" w:hAnsi="Arial Narrow"/>
+          <w:sz w:val="28"/>
+          <w:szCs w:val="28"/>
+        </w:rPr>
+        <w:t xml:space="preserve"> follow button on it</w:t>
+      </w:r>
+    </w:p>
+    <w:p>
+      <w:pPr>
+        <w:rPr>
+          <w:rFonts w:ascii="Arial Narrow" w:hAnsi="Arial Narrow"/>
+          <w:sz w:val="28"/>
+          <w:szCs w:val="28"/>
+        </w:rPr>
+      </w:pPr>
+      <w:r>
+        <w:rPr>
+          <w:rFonts w:ascii="Arial Narrow" w:hAnsi="Arial Narrow"/>
+          <w:sz w:val="28"/>
+          <w:szCs w:val="28"/>
+        </w:rPr>
+        <w:br w:type="page"/>
+      </w:r>
+    </w:p>
+    <w:p>
+      <w:pPr>
+        <w:rPr>
+          <w:rFonts w:ascii="Arial Narrow" w:hAnsi="Arial Narrow"/>
+          <w:sz w:val="36"/>
+          <w:szCs w:val="36"/>
+        </w:rPr>
+      </w:pPr>
+      <w:r>
+        <w:rPr>
+          <w:sz w:val="36"/>
+          <w:szCs w:val="36"/>
+        </w:rPr>
+        <w:lastRenderedPageBreak/>
+        <w:t>Pr</w:t>
+      </w:r>
+      <w:r>
+        <w:rPr>
+          <w:rFonts w:ascii="Arial Narrow" w:hAnsi="Arial Narrow"/>
+          <w:sz w:val="36"/>
+          <w:szCs w:val="36"/>
+        </w:rPr>
+        <w:t xml:space="preserve">oject </w:t>
+      </w:r>
+      <w:r>
+        <w:rPr>
+          <w:rFonts w:ascii="Arial Narrow" w:hAnsi="Arial Narrow"/>
+          <w:sz w:val="36"/>
+          <w:szCs w:val="36"/>
+        </w:rPr>
+        <w:t>10</w:t>
+      </w:r>
+      <w:r>
+        <w:rPr>
+          <w:rFonts w:ascii="Arial Narrow" w:hAnsi="Arial Narrow"/>
+          <w:sz w:val="36"/>
+          <w:szCs w:val="36"/>
+        </w:rPr>
+        <w:t xml:space="preserve">: </w:t>
+      </w:r>
+      <w:r>
+        <w:rPr>
+          <w:rFonts w:ascii="Arial Narrow" w:hAnsi="Arial Narrow"/>
+          <w:sz w:val="36"/>
+          <w:szCs w:val="36"/>
+        </w:rPr>
+        <w:t>live Character Counter React App</w:t>
+      </w:r>
+    </w:p>
+    <w:p>
+      <w:pPr>
+        <w:rPr>
+          <w:rFonts w:ascii="Arial Narrow" w:hAnsi="Arial Narrow"/>
+          <w:sz w:val="28"/>
+          <w:szCs w:val="28"/>
+        </w:rPr>
+      </w:pPr>
+    </w:p>
+    <w:p>
+      <w:pPr>
+        <w:rPr>
+          <w:rFonts w:ascii="Arial Narrow" w:hAnsi="Arial Narrow"/>
+          <w:sz w:val="28"/>
+          <w:szCs w:val="28"/>
+        </w:rPr>
+      </w:pPr>
+      <w:r>
+        <w:rPr>
+          <w:rFonts w:ascii="Arial Narrow" w:hAnsi="Arial Narrow"/>
+          <w:noProof/>
+          <w:sz w:val="28"/>
+          <w:szCs w:val="28"/>
+        </w:rPr>
+        <w:drawing>
+          <wp:anchor distT="0" distB="0" distL="114300" distR="114300" simplePos="0" relativeHeight="251668480" behindDoc="0" locked="0" layoutInCell="1" allowOverlap="1" wp14:anchorId="7A5E15DB" wp14:editId="099E8D2C">
+            <wp:simplePos x="0" y="0"/>
+            <wp:positionH relativeFrom="column">
+              <wp:posOffset>0</wp:posOffset>
+            </wp:positionH>
+            <wp:positionV relativeFrom="paragraph">
+              <wp:posOffset>-635</wp:posOffset>
+            </wp:positionV>
+            <wp:extent cx="5731510" cy="3187700"/>
+            <wp:effectExtent l="0" t="0" r="2540" b="0"/>
+            <wp:wrapNone/>
+            <wp:docPr id="198247798" name="Picture 1"/>
+            <wp:cNvGraphicFramePr>
+              <a:graphicFrameLocks xmlns:a="http://schemas.openxmlformats.org/drawingml/2006/main" noChangeAspect="1"/>
+            </wp:cNvGraphicFramePr>
+            <a:graphic xmlns:a="http://schemas.openxmlformats.org/drawingml/2006/main">
+              <a:graphicData uri="http://schemas.openxmlformats.org/drawingml/2006/picture">
+                <pic:pic xmlns:pic="http://schemas.openxmlformats.org/drawingml/2006/picture">
+                  <pic:nvPicPr>
+                    <pic:cNvPr id="198247798" name=""/>
+                    <pic:cNvPicPr/>
+                  </pic:nvPicPr>
+                  <pic:blipFill>
+                    <a:blip r:embed="rId17" cstate="print">
+                      <a:extLst>
+                        <a:ext uri="{28A0092B-C50C-407E-A947-70E740481C1C}">
+                          <a14:useLocalDpi xmlns:a14="http://schemas.microsoft.com/office/drawing/2010/main" val="0"/>
+                        </a:ext>
+                      </a:extLst>
+                    </a:blip>
+                    <a:stretch>
+                      <a:fillRect/>
+                    </a:stretch>
+                  </pic:blipFill>
+                  <pic:spPr>
+                    <a:xfrm>
+                      <a:off x="0" y="0"/>
+                      <a:ext cx="5731510" cy="3187700"/>
+                    </a:xfrm>
+                    <a:prstGeom prst="rect">
+                      <a:avLst/>
+                    </a:prstGeom>
+                  </pic:spPr>
+                </pic:pic>
+              </a:graphicData>
+            </a:graphic>
+            <wp14:sizeRelH relativeFrom="page">
+              <wp14:pctWidth>0</wp14:pctWidth>
+            </wp14:sizeRelH>
+            <wp14:sizeRelV relativeFrom="page">
+              <wp14:pctHeight>0</wp14:pctHeight>
+            </wp14:sizeRelV>
+          </wp:anchor>
+        </w:drawing>
+      </w:r>
+    </w:p>
+    <w:p>
+      <w:pPr>
+        <w:rPr>
+          <w:rFonts w:ascii="Arial Narrow" w:hAnsi="Arial Narrow"/>
+          <w:sz w:val="28"/>
+          <w:szCs w:val="28"/>
+        </w:rPr>
+      </w:pPr>
+    </w:p>
+    <w:p>
+      <w:pPr>
+        <w:rPr>
+          <w:rFonts w:ascii="Arial Narrow" w:hAnsi="Arial Narrow"/>
+          <w:sz w:val="28"/>
+          <w:szCs w:val="28"/>
+        </w:rPr>
+      </w:pPr>
+    </w:p>
+    <w:p>
+      <w:pPr>
+        <w:rPr>
+          <w:rFonts w:ascii="Arial Narrow" w:hAnsi="Arial Narrow"/>
+          <w:sz w:val="28"/>
+          <w:szCs w:val="28"/>
+        </w:rPr>
+      </w:pPr>
+    </w:p>
+    <w:p>
+      <w:pPr>
+        <w:rPr>
+          <w:rFonts w:ascii="Arial Narrow" w:hAnsi="Arial Narrow"/>
+          <w:sz w:val="28"/>
+          <w:szCs w:val="28"/>
+        </w:rPr>
+      </w:pPr>
+    </w:p>
+    <w:p>
+      <w:pPr>
+        <w:rPr>
+          <w:rFonts w:ascii="Arial Narrow" w:hAnsi="Arial Narrow"/>
+          <w:sz w:val="28"/>
+          <w:szCs w:val="28"/>
+        </w:rPr>
+      </w:pPr>
+    </w:p>
+    <w:p>
+      <w:pPr>
+        <w:rPr>
+          <w:rFonts w:ascii="Arial Narrow" w:hAnsi="Arial Narrow"/>
+          <w:sz w:val="28"/>
+          <w:szCs w:val="28"/>
+        </w:rPr>
+      </w:pPr>
+    </w:p>
+    <w:p>
+      <w:pPr>
+        <w:rPr>
+          <w:rFonts w:ascii="Arial Narrow" w:hAnsi="Arial Narrow"/>
+          <w:sz w:val="28"/>
+          <w:szCs w:val="28"/>
+        </w:rPr>
+      </w:pPr>
+    </w:p>
+    <w:p>
+      <w:pPr>
+        <w:rPr>
+          <w:rFonts w:ascii="Arial Narrow" w:hAnsi="Arial Narrow"/>
+          <w:sz w:val="28"/>
+          <w:szCs w:val="28"/>
+        </w:rPr>
+      </w:pPr>
+    </w:p>
+    <w:p>
+      <w:pPr>
+        <w:rPr>
+          <w:rFonts w:ascii="Arial Narrow" w:hAnsi="Arial Narrow"/>
+          <w:sz w:val="28"/>
+          <w:szCs w:val="28"/>
+        </w:rPr>
+      </w:pPr>
+    </w:p>
+    <w:p>
+      <w:pPr>
+        <w:rPr>
+          <w:rFonts w:ascii="Arial Narrow" w:hAnsi="Arial Narrow"/>
+          <w:sz w:val="28"/>
+          <w:szCs w:val="28"/>
+        </w:rPr>
+      </w:pPr>
+    </w:p>
+    <w:p>
+      <w:pPr>
+        <w:rPr>
+          <w:rFonts w:ascii="Arial Narrow" w:hAnsi="Arial Narrow"/>
+          <w:sz w:val="28"/>
+          <w:szCs w:val="28"/>
+        </w:rPr>
+      </w:pPr>
+    </w:p>
+    <w:p>
+      <w:pPr>
+        <w:rPr>
+          <w:rFonts w:ascii="Arial Narrow" w:hAnsi="Arial Narrow"/>
+          <w:sz w:val="28"/>
+          <w:szCs w:val="28"/>
+        </w:rPr>
+      </w:pPr>
+    </w:p>
+    <w:p>
+      <w:pPr>
+        <w:rPr>
+          <w:rFonts w:ascii="Arial Narrow" w:hAnsi="Arial Narrow"/>
+          <w:sz w:val="28"/>
+          <w:szCs w:val="28"/>
+        </w:rPr>
+      </w:pPr>
+    </w:p>
+    <w:p>
+      <w:pPr>
+        <w:rPr>
+          <w:rFonts w:ascii="Arial Narrow" w:hAnsi="Arial Narrow"/>
+          <w:sz w:val="28"/>
+          <w:szCs w:val="28"/>
+        </w:rPr>
+      </w:pPr>
+    </w:p>
+    <w:p>
+      <w:pPr>
+        <w:rPr>
+          <w:rFonts w:ascii="Arial Narrow" w:hAnsi="Arial Narrow"/>
+          <w:sz w:val="28"/>
+          <w:szCs w:val="28"/>
+        </w:rPr>
+      </w:pPr>
+      <w:proofErr w:type="gramStart"/>
+      <w:r>
+        <w:rPr>
+          <w:rFonts w:ascii="Arial Narrow" w:hAnsi="Arial Narrow"/>
+          <w:sz w:val="28"/>
+          <w:szCs w:val="28"/>
+        </w:rPr>
+        <w:t>Problem :</w:t>
+      </w:r>
+      <w:proofErr w:type="gramEnd"/>
+      <w:r>
+        <w:rPr>
+          <w:rFonts w:ascii="Arial Narrow" w:hAnsi="Arial Narrow"/>
+          <w:sz w:val="28"/>
+          <w:szCs w:val="28"/>
+        </w:rPr>
+        <w:t xml:space="preserve"> </w:t>
+      </w:r>
+      <w:r>
+        <w:rPr>
+          <w:rFonts w:ascii="Arial Narrow" w:hAnsi="Arial Narrow"/>
+          <w:sz w:val="28"/>
+          <w:szCs w:val="28"/>
+        </w:rPr>
+        <w:t>Create an react app having real character counter on it</w:t>
+      </w:r>
+    </w:p>
+    <w:p>
+      <w:pPr>
+        <w:rPr>
+          <w:rFonts w:ascii="Arial Narrow" w:hAnsi="Arial Narrow"/>
+          <w:sz w:val="28"/>
+          <w:szCs w:val="28"/>
+        </w:rPr>
+      </w:pPr>
+      <w:r>
+        <w:rPr>
+          <w:rFonts w:ascii="Arial Narrow" w:hAnsi="Arial Narrow"/>
+          <w:sz w:val="28"/>
+          <w:szCs w:val="28"/>
+        </w:rPr>
+        <w:br w:type="page"/>
+      </w:r>
+    </w:p>
+    <w:p>
+      <w:pPr>
+        <w:rPr>
+          <w:rFonts w:ascii="Arial Narrow" w:hAnsi="Arial Narrow"/>
+          <w:sz w:val="36"/>
+          <w:szCs w:val="36"/>
+        </w:rPr>
+      </w:pPr>
+      <w:r>
+        <w:rPr>
+          <w:sz w:val="36"/>
+          <w:szCs w:val="36"/>
+        </w:rPr>
+        <w:lastRenderedPageBreak/>
+        <w:t>Pr</w:t>
+      </w:r>
+      <w:r>
+        <w:rPr>
+          <w:rFonts w:ascii="Arial Narrow" w:hAnsi="Arial Narrow"/>
+          <w:sz w:val="36"/>
+          <w:szCs w:val="36"/>
+        </w:rPr>
+        <w:t xml:space="preserve">oject </w:t>
+      </w:r>
+      <w:r>
+        <w:rPr>
+          <w:rFonts w:ascii="Arial Narrow" w:hAnsi="Arial Narrow"/>
+          <w:sz w:val="36"/>
+          <w:szCs w:val="36"/>
+        </w:rPr>
+        <w:t>11</w:t>
+      </w:r>
+      <w:r>
+        <w:rPr>
+          <w:rFonts w:ascii="Arial Narrow" w:hAnsi="Arial Narrow"/>
+          <w:sz w:val="36"/>
+          <w:szCs w:val="36"/>
+        </w:rPr>
+        <w:t xml:space="preserve">: </w:t>
+      </w:r>
+      <w:r>
+        <w:rPr>
+          <w:rFonts w:ascii="Arial Narrow" w:hAnsi="Arial Narrow"/>
+          <w:sz w:val="36"/>
+          <w:szCs w:val="36"/>
+        </w:rPr>
+        <w:t>Personality Quiz React App</w:t>
+      </w:r>
+    </w:p>
+    <w:p>
+      <w:pPr>
+        <w:rPr>
+          <w:rFonts w:ascii="Arial Narrow" w:hAnsi="Arial Narrow"/>
+          <w:sz w:val="28"/>
+          <w:szCs w:val="28"/>
+        </w:rPr>
+      </w:pPr>
+    </w:p>
+    <w:p>
+      <w:pPr>
+        <w:rPr>
+          <w:rFonts w:ascii="Arial Narrow" w:hAnsi="Arial Narrow"/>
+          <w:sz w:val="28"/>
+          <w:szCs w:val="28"/>
+        </w:rPr>
+      </w:pPr>
+      <w:r>
+        <w:rPr>
+          <w:rFonts w:ascii="Arial Narrow" w:hAnsi="Arial Narrow"/>
+          <w:sz w:val="28"/>
+          <w:szCs w:val="28"/>
+        </w:rPr>
+        <w:drawing>
+          <wp:anchor distT="0" distB="0" distL="114300" distR="114300" simplePos="0" relativeHeight="251669504" behindDoc="0" locked="0" layoutInCell="1" allowOverlap="1" wp14:anchorId="28ADBCAB" wp14:editId="2114D7CE">
+            <wp:simplePos x="0" y="0"/>
+            <wp:positionH relativeFrom="column">
+              <wp:posOffset>6350</wp:posOffset>
+            </wp:positionH>
+            <wp:positionV relativeFrom="paragraph">
+              <wp:posOffset>227965</wp:posOffset>
+            </wp:positionV>
+            <wp:extent cx="5731510" cy="3185160"/>
+            <wp:effectExtent l="0" t="0" r="2540" b="0"/>
+            <wp:wrapNone/>
+            <wp:docPr id="1177837201" name="Picture 1"/>
+            <wp:cNvGraphicFramePr>
+              <a:graphicFrameLocks xmlns:a="http://schemas.openxmlformats.org/drawingml/2006/main" noChangeAspect="1"/>
+            </wp:cNvGraphicFramePr>
+            <a:graphic xmlns:a="http://schemas.openxmlformats.org/drawingml/2006/main">
+              <a:graphicData uri="http://schemas.openxmlformats.org/drawingml/2006/picture">
+                <pic:pic xmlns:pic="http://schemas.openxmlformats.org/drawingml/2006/picture">
+                  <pic:nvPicPr>
+                    <pic:cNvPr id="1177837201" name=""/>
+                    <pic:cNvPicPr/>
+                  </pic:nvPicPr>
+                  <pic:blipFill>
+                    <a:blip r:embed="rId18" cstate="print">
+                      <a:extLst>
+                        <a:ext uri="{28A0092B-C50C-407E-A947-70E740481C1C}">
+                          <a14:useLocalDpi xmlns:a14="http://schemas.microsoft.com/office/drawing/2010/main" val="0"/>
+                        </a:ext>
+                      </a:extLst>
+                    </a:blip>
+                    <a:stretch>
+                      <a:fillRect/>
+                    </a:stretch>
+                  </pic:blipFill>
+                  <pic:spPr>
+                    <a:xfrm>
+                      <a:off x="0" y="0"/>
+                      <a:ext cx="5731510" cy="3185160"/>
+                    </a:xfrm>
+                    <a:prstGeom prst="rect">
+                      <a:avLst/>
+                    </a:prstGeom>
+                  </pic:spPr>
+                </pic:pic>
+              </a:graphicData>
+            </a:graphic>
+            <wp14:sizeRelH relativeFrom="page">
+              <wp14:pctWidth>0</wp14:pctWidth>
+            </wp14:sizeRelH>
+            <wp14:sizeRelV relativeFrom="page">
+              <wp14:pctHeight>0</wp14:pctHeight>
+            </wp14:sizeRelV>
+          </wp:anchor>
+        </w:drawing>
+      </w:r>
+    </w:p>
+    <w:p>
+      <w:pPr>
+        <w:rPr>
+          <w:rFonts w:ascii="Arial Narrow" w:hAnsi="Arial Narrow"/>
+          <w:sz w:val="28"/>
+          <w:szCs w:val="28"/>
+        </w:rPr>
+      </w:pPr>
+    </w:p>
+    <w:p>
+      <w:pPr>
+        <w:rPr>
+          <w:rFonts w:ascii="Arial Narrow" w:hAnsi="Arial Narrow"/>
+          <w:sz w:val="28"/>
+          <w:szCs w:val="28"/>
+        </w:rPr>
+      </w:pPr>
+    </w:p>
+    <w:p>
+      <w:pPr>
+        <w:rPr>
+          <w:rFonts w:ascii="Arial Narrow" w:hAnsi="Arial Narrow"/>
+          <w:sz w:val="28"/>
+          <w:szCs w:val="28"/>
+        </w:rPr>
+      </w:pPr>
+    </w:p>
+    <w:p>
+      <w:pPr>
+        <w:rPr>
+          <w:rFonts w:ascii="Arial Narrow" w:hAnsi="Arial Narrow"/>
+          <w:sz w:val="28"/>
+          <w:szCs w:val="28"/>
+        </w:rPr>
+      </w:pPr>
+    </w:p>
+    <w:p>
+      <w:pPr>
+        <w:rPr>
+          <w:rFonts w:ascii="Arial Narrow" w:hAnsi="Arial Narrow"/>
+          <w:sz w:val="28"/>
+          <w:szCs w:val="28"/>
+        </w:rPr>
+      </w:pPr>
+    </w:p>
+    <w:p>
+      <w:pPr>
+        <w:rPr>
+          <w:rFonts w:ascii="Arial Narrow" w:hAnsi="Arial Narrow"/>
+          <w:sz w:val="28"/>
+          <w:szCs w:val="28"/>
+        </w:rPr>
+      </w:pPr>
+    </w:p>
+    <w:p>
+      <w:pPr>
+        <w:rPr>
+          <w:rFonts w:ascii="Arial Narrow" w:hAnsi="Arial Narrow"/>
+          <w:sz w:val="28"/>
+          <w:szCs w:val="28"/>
+        </w:rPr>
+      </w:pPr>
+    </w:p>
+    <w:p>
+      <w:pPr>
+        <w:rPr>
+          <w:rFonts w:ascii="Arial Narrow" w:hAnsi="Arial Narrow"/>
+          <w:sz w:val="28"/>
+          <w:szCs w:val="28"/>
+        </w:rPr>
+      </w:pPr>
+    </w:p>
+    <w:p>
+      <w:pPr>
+        <w:rPr>
+          <w:rFonts w:ascii="Arial Narrow" w:hAnsi="Arial Narrow"/>
+          <w:sz w:val="28"/>
+          <w:szCs w:val="28"/>
+        </w:rPr>
+      </w:pPr>
+    </w:p>
+    <w:p>
+      <w:pPr>
+        <w:rPr>
+          <w:rFonts w:ascii="Arial Narrow" w:hAnsi="Arial Narrow"/>
+          <w:sz w:val="28"/>
+          <w:szCs w:val="28"/>
+        </w:rPr>
+      </w:pPr>
+    </w:p>
+    <w:p>
+      <w:pPr>
+        <w:rPr>
+          <w:rFonts w:ascii="Arial Narrow" w:hAnsi="Arial Narrow"/>
+          <w:sz w:val="28"/>
+          <w:szCs w:val="28"/>
+        </w:rPr>
+      </w:pPr>
+    </w:p>
+    <w:p>
+      <w:pPr>
+        <w:rPr>
+          <w:rFonts w:ascii="Arial Narrow" w:hAnsi="Arial Narrow"/>
+          <w:sz w:val="28"/>
+          <w:szCs w:val="28"/>
+        </w:rPr>
+      </w:pPr>
+    </w:p>
+    <w:p>
+      <w:pPr>
+        <w:rPr>
+          <w:rFonts w:ascii="Arial Narrow" w:hAnsi="Arial Narrow"/>
+          <w:sz w:val="28"/>
+          <w:szCs w:val="28"/>
+        </w:rPr>
+      </w:pPr>
+    </w:p>
+    <w:p>
+      <w:pPr>
+        <w:rPr>
+          <w:rFonts w:ascii="Arial Narrow" w:hAnsi="Arial Narrow"/>
+          <w:sz w:val="28"/>
+          <w:szCs w:val="28"/>
+        </w:rPr>
+      </w:pPr>
+    </w:p>
+    <w:p>
+      <w:pPr>
+        <w:rPr>
+          <w:rFonts w:ascii="Arial Narrow" w:hAnsi="Arial Narrow"/>
+          <w:sz w:val="28"/>
+          <w:szCs w:val="28"/>
+        </w:rPr>
+      </w:pPr>
+      <w:proofErr w:type="gramStart"/>
+      <w:r>
+        <w:rPr>
+          <w:rFonts w:ascii="Arial Narrow" w:hAnsi="Arial Narrow"/>
+          <w:sz w:val="28"/>
+          <w:szCs w:val="28"/>
+        </w:rPr>
+        <w:t>Problem :</w:t>
+      </w:r>
+      <w:proofErr w:type="gramEnd"/>
+      <w:r>
+        <w:rPr>
+          <w:rFonts w:ascii="Arial Narrow" w:hAnsi="Arial Narrow"/>
+          <w:sz w:val="28"/>
+          <w:szCs w:val="28"/>
+        </w:rPr>
+        <w:t xml:space="preserve"> Create an react app having quiz questions on it</w:t>
+      </w:r>
+    </w:p>
+    <w:p>
+      <w:pPr>
+        <w:rPr>
+          <w:rFonts w:ascii="Arial Narrow" w:hAnsi="Arial Narrow"/>
+          <w:sz w:val="28"/>
+          <w:szCs w:val="28"/>
+        </w:rPr>
+      </w:pPr>
+    </w:p>
+    <w:p>
+      <w:pPr>
+        <w:rPr>
+          <w:rFonts w:ascii="Arial Narrow" w:hAnsi="Arial Narrow"/>
+          <w:sz w:val="28"/>
+          <w:szCs w:val="28"/>
+        </w:rPr>
+      </w:pPr>
+      <w:r>
+        <w:rPr>
+          <w:rFonts w:ascii="Arial Narrow" w:hAnsi="Arial Narrow"/>
+          <w:sz w:val="28"/>
+          <w:szCs w:val="28"/>
+        </w:rPr>
+        <w:br w:type="page"/>
+      </w:r>
+    </w:p>
+    <w:p>
+      <w:pPr>
+        <w:rPr>
+          <w:rFonts w:ascii="Arial Narrow" w:hAnsi="Arial Narrow"/>
+          <w:sz w:val="36"/>
+          <w:szCs w:val="36"/>
+        </w:rPr>
+      </w:pPr>
+      <w:r>
+        <w:rPr>
+          <w:sz w:val="36"/>
+          <w:szCs w:val="36"/>
+        </w:rPr>
+        <w:lastRenderedPageBreak/>
+        <w:t>Pr</w:t>
+      </w:r>
+      <w:r>
+        <w:rPr>
+          <w:rFonts w:ascii="Arial Narrow" w:hAnsi="Arial Narrow"/>
+          <w:sz w:val="36"/>
+          <w:szCs w:val="36"/>
+        </w:rPr>
+        <w:t xml:space="preserve">oject </w:t>
+      </w:r>
+      <w:r>
+        <w:rPr>
+          <w:rFonts w:ascii="Arial Narrow" w:hAnsi="Arial Narrow"/>
+          <w:sz w:val="36"/>
+          <w:szCs w:val="36"/>
+        </w:rPr>
+        <w:t>1</w:t>
+      </w:r>
+      <w:r>
+        <w:rPr>
+          <w:rFonts w:ascii="Arial Narrow" w:hAnsi="Arial Narrow"/>
+          <w:sz w:val="36"/>
+          <w:szCs w:val="36"/>
+        </w:rPr>
+        <w:t>2</w:t>
+      </w:r>
+      <w:r>
+        <w:rPr>
+          <w:rFonts w:ascii="Arial Narrow" w:hAnsi="Arial Narrow"/>
+          <w:sz w:val="36"/>
+          <w:szCs w:val="36"/>
+        </w:rPr>
+        <w:t xml:space="preserve">: </w:t>
+      </w:r>
+      <w:r>
+        <w:rPr>
+          <w:rFonts w:ascii="Arial Narrow" w:hAnsi="Arial Narrow"/>
+          <w:sz w:val="36"/>
+          <w:szCs w:val="36"/>
+        </w:rPr>
+        <w:t>Star Rating Widget</w:t>
+      </w:r>
+      <w:r>
+        <w:rPr>
+          <w:rFonts w:ascii="Arial Narrow" w:hAnsi="Arial Narrow"/>
+          <w:sz w:val="36"/>
+          <w:szCs w:val="36"/>
+        </w:rPr>
+        <w:t xml:space="preserve"> React App</w:t>
+      </w:r>
+    </w:p>
+    <w:p>
+      <w:pPr>
+        <w:rPr>
+          <w:rFonts w:ascii="Arial Narrow" w:hAnsi="Arial Narrow"/>
+          <w:sz w:val="28"/>
+          <w:szCs w:val="28"/>
+        </w:rPr>
+      </w:pPr>
+    </w:p>
+    <w:p>
+      <w:pPr>
+        <w:rPr>
+          <w:rFonts w:ascii="Arial Narrow" w:hAnsi="Arial Narrow"/>
+          <w:sz w:val="28"/>
+          <w:szCs w:val="28"/>
+        </w:rPr>
+      </w:pPr>
+      <w:r>
+        <w:rPr>
+          <w:rFonts w:ascii="Arial Narrow" w:hAnsi="Arial Narrow"/>
+          <w:sz w:val="28"/>
+          <w:szCs w:val="28"/>
+        </w:rPr>
+        <w:drawing>
+          <wp:anchor distT="0" distB="0" distL="114300" distR="114300" simplePos="0" relativeHeight="251670528" behindDoc="0" locked="0" layoutInCell="1" allowOverlap="1" wp14:anchorId="446FEC07" wp14:editId="2E201D68">
+            <wp:simplePos x="0" y="0"/>
+            <wp:positionH relativeFrom="column">
+              <wp:posOffset>0</wp:posOffset>
+            </wp:positionH>
+            <wp:positionV relativeFrom="paragraph">
+              <wp:posOffset>-635</wp:posOffset>
+            </wp:positionV>
+            <wp:extent cx="5731510" cy="3158490"/>
+            <wp:effectExtent l="0" t="0" r="2540" b="3810"/>
+            <wp:wrapNone/>
+            <wp:docPr id="1161123159" name="Picture 1"/>
+            <wp:cNvGraphicFramePr>
+              <a:graphicFrameLocks xmlns:a="http://schemas.openxmlformats.org/drawingml/2006/main" noChangeAspect="1"/>
+            </wp:cNvGraphicFramePr>
+            <a:graphic xmlns:a="http://schemas.openxmlformats.org/drawingml/2006/main">
+              <a:graphicData uri="http://schemas.openxmlformats.org/drawingml/2006/picture">
+                <pic:pic xmlns:pic="http://schemas.openxmlformats.org/drawingml/2006/picture">
+                  <pic:nvPicPr>
+                    <pic:cNvPr id="1161123159" name=""/>
+                    <pic:cNvPicPr/>
+                  </pic:nvPicPr>
+                  <pic:blipFill>
+                    <a:blip r:embed="rId19" cstate="print">
+                      <a:extLst>
+                        <a:ext uri="{28A0092B-C50C-407E-A947-70E740481C1C}">
+                          <a14:useLocalDpi xmlns:a14="http://schemas.microsoft.com/office/drawing/2010/main" val="0"/>
+                        </a:ext>
+                      </a:extLst>
+                    </a:blip>
+                    <a:stretch>
+                      <a:fillRect/>
+                    </a:stretch>
+                  </pic:blipFill>
+                  <pic:spPr>
+                    <a:xfrm>
+                      <a:off x="0" y="0"/>
+                      <a:ext cx="5731510" cy="3158490"/>
+                    </a:xfrm>
+                    <a:prstGeom prst="rect">
+                      <a:avLst/>
+                    </a:prstGeom>
+                  </pic:spPr>
+                </pic:pic>
+              </a:graphicData>
+            </a:graphic>
+            <wp14:sizeRelH relativeFrom="page">
+              <wp14:pctWidth>0</wp14:pctWidth>
+            </wp14:sizeRelH>
+            <wp14:sizeRelV relativeFrom="page">
+              <wp14:pctHeight>0</wp14:pctHeight>
+            </wp14:sizeRelV>
+          </wp:anchor>
+        </w:drawing>
+      </w:r>
+    </w:p>
+    <w:p>
+      <w:pPr>
+        <w:rPr>
+          <w:rFonts w:ascii="Arial Narrow" w:hAnsi="Arial Narrow"/>
+          <w:sz w:val="28"/>
+          <w:szCs w:val="28"/>
+        </w:rPr>
+      </w:pPr>
+    </w:p>
+    <w:p>
+      <w:pPr>
+        <w:rPr>
+          <w:rFonts w:ascii="Arial Narrow" w:hAnsi="Arial Narrow"/>
+          <w:sz w:val="28"/>
+          <w:szCs w:val="28"/>
+        </w:rPr>
+      </w:pPr>
+    </w:p>
+    <w:p>
+      <w:pPr>
+        <w:rPr>
+          <w:rFonts w:ascii="Arial Narrow" w:hAnsi="Arial Narrow"/>
+          <w:sz w:val="28"/>
+          <w:szCs w:val="28"/>
+        </w:rPr>
+      </w:pPr>
+    </w:p>
+    <w:p>
+      <w:pPr>
+        <w:rPr>
+          <w:rFonts w:ascii="Arial Narrow" w:hAnsi="Arial Narrow"/>
+          <w:sz w:val="28"/>
+          <w:szCs w:val="28"/>
+        </w:rPr>
+      </w:pPr>
+    </w:p>
+    <w:p>
+      <w:pPr>
+        <w:rPr>
+          <w:rFonts w:ascii="Arial Narrow" w:hAnsi="Arial Narrow"/>
+          <w:sz w:val="28"/>
+          <w:szCs w:val="28"/>
+        </w:rPr>
+      </w:pPr>
+    </w:p>
+    <w:p>
+      <w:pPr>
+        <w:rPr>
+          <w:rFonts w:ascii="Arial Narrow" w:hAnsi="Arial Narrow"/>
+          <w:sz w:val="28"/>
+          <w:szCs w:val="28"/>
+        </w:rPr>
+      </w:pPr>
+    </w:p>
+    <w:p>
+      <w:pPr>
+        <w:rPr>
+          <w:rFonts w:ascii="Arial Narrow" w:hAnsi="Arial Narrow"/>
+          <w:sz w:val="28"/>
+          <w:szCs w:val="28"/>
+        </w:rPr>
+      </w:pPr>
+    </w:p>
+    <w:p>
+      <w:pPr>
+        <w:rPr>
+          <w:rFonts w:ascii="Arial Narrow" w:hAnsi="Arial Narrow"/>
+          <w:sz w:val="28"/>
+          <w:szCs w:val="28"/>
+        </w:rPr>
+      </w:pPr>
+    </w:p>
+    <w:p>
+      <w:pPr>
+        <w:rPr>
+          <w:rFonts w:ascii="Arial Narrow" w:hAnsi="Arial Narrow"/>
+          <w:sz w:val="28"/>
+          <w:szCs w:val="28"/>
+        </w:rPr>
+      </w:pPr>
+    </w:p>
+    <w:p>
+      <w:pPr>
+        <w:rPr>
+          <w:rFonts w:ascii="Arial Narrow" w:hAnsi="Arial Narrow"/>
+          <w:sz w:val="28"/>
+          <w:szCs w:val="28"/>
+        </w:rPr>
+      </w:pPr>
+    </w:p>
+    <w:p>
+      <w:pPr>
+        <w:rPr>
+          <w:rFonts w:ascii="Arial Narrow" w:hAnsi="Arial Narrow"/>
+          <w:sz w:val="28"/>
+          <w:szCs w:val="28"/>
+        </w:rPr>
+      </w:pPr>
+    </w:p>
+    <w:p>
+      <w:pPr>
+        <w:rPr>
+          <w:rFonts w:ascii="Arial Narrow" w:hAnsi="Arial Narrow"/>
+          <w:sz w:val="28"/>
+          <w:szCs w:val="28"/>
+        </w:rPr>
+      </w:pPr>
+    </w:p>
+    <w:p>
+      <w:pPr>
+        <w:rPr>
+          <w:rFonts w:ascii="Arial Narrow" w:hAnsi="Arial Narrow"/>
+          <w:sz w:val="28"/>
+          <w:szCs w:val="28"/>
+        </w:rPr>
+      </w:pPr>
+    </w:p>
+    <w:p>
+      <w:pPr>
+        <w:rPr>
+          <w:rFonts w:ascii="Arial Narrow" w:hAnsi="Arial Narrow"/>
+          <w:sz w:val="28"/>
+          <w:szCs w:val="28"/>
+        </w:rPr>
+      </w:pPr>
+    </w:p>
+    <w:p>
+      <w:pPr>
+        <w:rPr>
+          <w:rFonts w:ascii="Arial Narrow" w:hAnsi="Arial Narrow"/>
+          <w:sz w:val="28"/>
+          <w:szCs w:val="28"/>
+        </w:rPr>
+      </w:pPr>
+      <w:proofErr w:type="gramStart"/>
+      <w:r>
+        <w:rPr>
+          <w:rFonts w:ascii="Arial Narrow" w:hAnsi="Arial Narrow"/>
+          <w:sz w:val="28"/>
+          <w:szCs w:val="28"/>
+        </w:rPr>
+        <w:t>Problem :</w:t>
+      </w:r>
+      <w:proofErr w:type="gramEnd"/>
+      <w:r>
+        <w:rPr>
+          <w:rFonts w:ascii="Arial Narrow" w:hAnsi="Arial Narrow"/>
+          <w:sz w:val="28"/>
+          <w:szCs w:val="28"/>
+        </w:rPr>
+        <w:t xml:space="preserve"> Create an react app having star rating widget in it</w:t>
+      </w:r>
+    </w:p>
+    <w:p>
+      <w:pPr>
+        <w:rPr>
+          <w:rFonts w:ascii="Arial Narrow" w:hAnsi="Arial Narrow"/>
+          <w:sz w:val="28"/>
+          <w:szCs w:val="28"/>
+        </w:rPr>
+      </w:pPr>
+      <w:r>
+        <w:rPr>
+          <w:rFonts w:ascii="Arial Narrow" w:hAnsi="Arial Narrow"/>
+          <w:sz w:val="28"/>
+          <w:szCs w:val="28"/>
+        </w:rPr>
+        <w:br w:type="page"/>
+      </w:r>
+    </w:p>
+    <w:p>
+      <w:pPr>
+        <w:rPr>
+          <w:rFonts w:ascii="Arial Narrow" w:hAnsi="Arial Narrow"/>
+          <w:sz w:val="36"/>
+          <w:szCs w:val="36"/>
+        </w:rPr>
+      </w:pPr>
+      <w:r>
+        <w:rPr>
+          <w:sz w:val="36"/>
+          <w:szCs w:val="36"/>
+        </w:rPr>
+        <w:lastRenderedPageBreak/>
+        <w:t>Pr</w:t>
+      </w:r>
+      <w:r>
+        <w:rPr>
+          <w:rFonts w:ascii="Arial Narrow" w:hAnsi="Arial Narrow"/>
+          <w:sz w:val="36"/>
+          <w:szCs w:val="36"/>
+        </w:rPr>
+        <w:t xml:space="preserve">oject </w:t>
+      </w:r>
+      <w:r>
+        <w:rPr>
+          <w:rFonts w:ascii="Arial Narrow" w:hAnsi="Arial Narrow"/>
+          <w:sz w:val="36"/>
+          <w:szCs w:val="36"/>
+        </w:rPr>
+        <w:t>1</w:t>
+      </w:r>
+      <w:r>
+        <w:rPr>
+          <w:rFonts w:ascii="Arial Narrow" w:hAnsi="Arial Narrow"/>
+          <w:sz w:val="36"/>
+          <w:szCs w:val="36"/>
+        </w:rPr>
+        <w:t>3</w:t>
+      </w:r>
+      <w:r>
+        <w:rPr>
+          <w:rFonts w:ascii="Arial Narrow" w:hAnsi="Arial Narrow"/>
+          <w:sz w:val="36"/>
+          <w:szCs w:val="36"/>
+        </w:rPr>
+        <w:t xml:space="preserve">: </w:t>
+      </w:r>
+      <w:r>
+        <w:rPr>
+          <w:rFonts w:ascii="Arial Narrow" w:hAnsi="Arial Narrow"/>
+          <w:sz w:val="36"/>
+          <w:szCs w:val="36"/>
+        </w:rPr>
+        <w:t>Team Roster Grid</w:t>
+      </w:r>
+      <w:r>
+        <w:rPr>
+          <w:rFonts w:ascii="Arial Narrow" w:hAnsi="Arial Narrow"/>
+          <w:sz w:val="36"/>
+          <w:szCs w:val="36"/>
+        </w:rPr>
+        <w:t xml:space="preserve"> React App</w:t>
+      </w:r>
+    </w:p>
+    <w:p>
+      <w:pPr>
+        <w:rPr>
+          <w:rFonts w:ascii="Arial Narrow" w:hAnsi="Arial Narrow"/>
+          <w:sz w:val="28"/>
+          <w:szCs w:val="28"/>
+        </w:rPr>
+      </w:pPr>
+    </w:p>
+    <w:p>
+      <w:pPr>
+        <w:rPr>
+          <w:rFonts w:ascii="Arial Narrow" w:hAnsi="Arial Narrow"/>
+          <w:sz w:val="28"/>
+          <w:szCs w:val="28"/>
+        </w:rPr>
+      </w:pPr>
+      <w:r>
+        <w:rPr>
+          <w:rFonts w:ascii="Arial Narrow" w:hAnsi="Arial Narrow"/>
+          <w:sz w:val="28"/>
+          <w:szCs w:val="28"/>
+        </w:rPr>
+        <w:drawing>
+          <wp:anchor distT="0" distB="0" distL="114300" distR="114300" simplePos="0" relativeHeight="251671552" behindDoc="0" locked="0" layoutInCell="1" allowOverlap="1" wp14:anchorId="7F497B4B" wp14:editId="174E33A6">
+            <wp:simplePos x="0" y="0"/>
+            <wp:positionH relativeFrom="column">
+              <wp:posOffset>0</wp:posOffset>
+            </wp:positionH>
+            <wp:positionV relativeFrom="paragraph">
+              <wp:posOffset>-635</wp:posOffset>
+            </wp:positionV>
+            <wp:extent cx="5731510" cy="3223260"/>
+            <wp:effectExtent l="0" t="0" r="2540" b="0"/>
+            <wp:wrapNone/>
+            <wp:docPr id="1088191978" name="Picture 1"/>
+            <wp:cNvGraphicFramePr>
+              <a:graphicFrameLocks xmlns:a="http://schemas.openxmlformats.org/drawingml/2006/main" noChangeAspect="1"/>
+            </wp:cNvGraphicFramePr>
+            <a:graphic xmlns:a="http://schemas.openxmlformats.org/drawingml/2006/main">
+              <a:graphicData uri="http://schemas.openxmlformats.org/drawingml/2006/picture">
+                <pic:pic xmlns:pic="http://schemas.openxmlformats.org/drawingml/2006/picture">
+                  <pic:nvPicPr>
+                    <pic:cNvPr id="1088191978" name=""/>
+                    <pic:cNvPicPr/>
+                  </pic:nvPicPr>
+                  <pic:blipFill>
+                    <a:blip r:embed="rId20" cstate="print">
+                      <a:extLst>
+                        <a:ext uri="{28A0092B-C50C-407E-A947-70E740481C1C}">
+                          <a14:useLocalDpi xmlns:a14="http://schemas.microsoft.com/office/drawing/2010/main" val="0"/>
+                        </a:ext>
+                      </a:extLst>
+                    </a:blip>
+                    <a:stretch>
+                      <a:fillRect/>
+                    </a:stretch>
+                  </pic:blipFill>
+                  <pic:spPr>
+                    <a:xfrm>
+                      <a:off x="0" y="0"/>
+                      <a:ext cx="5731510" cy="3223260"/>
+                    </a:xfrm>
+                    <a:prstGeom prst="rect">
+                      <a:avLst/>
+                    </a:prstGeom>
+                  </pic:spPr>
+                </pic:pic>
+              </a:graphicData>
+            </a:graphic>
+            <wp14:sizeRelH relativeFrom="page">
+              <wp14:pctWidth>0</wp14:pctWidth>
+            </wp14:sizeRelH>
+            <wp14:sizeRelV relativeFrom="page">
+              <wp14:pctHeight>0</wp14:pctHeight>
+            </wp14:sizeRelV>
+          </wp:anchor>
+        </w:drawing>
+      </w:r>
+    </w:p>
+    <w:p>
+      <w:pPr>
+        <w:rPr>
+          <w:rFonts w:ascii="Arial Narrow" w:hAnsi="Arial Narrow"/>
+          <w:sz w:val="28"/>
+          <w:szCs w:val="28"/>
+        </w:rPr>
+      </w:pPr>
+    </w:p>
+    <w:p>
+      <w:pPr>
+        <w:rPr>
+          <w:rFonts w:ascii="Arial Narrow" w:hAnsi="Arial Narrow"/>
+          <w:sz w:val="28"/>
+          <w:szCs w:val="28"/>
+        </w:rPr>
+      </w:pPr>
+    </w:p>
+    <w:p>
+      <w:pPr>
+        <w:rPr>
+          <w:rFonts w:ascii="Arial Narrow" w:hAnsi="Arial Narrow"/>
+          <w:sz w:val="28"/>
+          <w:szCs w:val="28"/>
+        </w:rPr>
+      </w:pPr>
+    </w:p>
+    <w:p>
+      <w:pPr>
+        <w:rPr>
+          <w:rFonts w:ascii="Arial Narrow" w:hAnsi="Arial Narrow"/>
+          <w:sz w:val="28"/>
+          <w:szCs w:val="28"/>
+        </w:rPr>
+      </w:pPr>
+    </w:p>
+    <w:p>
+      <w:pPr>
+        <w:rPr>
+          <w:rFonts w:ascii="Arial Narrow" w:hAnsi="Arial Narrow"/>
+          <w:sz w:val="28"/>
+          <w:szCs w:val="28"/>
+        </w:rPr>
+      </w:pPr>
+    </w:p>
+    <w:p>
+      <w:pPr>
+        <w:rPr>
+          <w:rFonts w:ascii="Arial Narrow" w:hAnsi="Arial Narrow"/>
+          <w:sz w:val="28"/>
+          <w:szCs w:val="28"/>
+        </w:rPr>
+      </w:pPr>
+    </w:p>
+    <w:p>
+      <w:pPr>
+        <w:rPr>
+          <w:rFonts w:ascii="Arial Narrow" w:hAnsi="Arial Narrow"/>
+          <w:sz w:val="28"/>
+          <w:szCs w:val="28"/>
+        </w:rPr>
+      </w:pPr>
+    </w:p>
+    <w:p>
+      <w:pPr>
+        <w:rPr>
+          <w:rFonts w:ascii="Arial Narrow" w:hAnsi="Arial Narrow"/>
+          <w:sz w:val="28"/>
+          <w:szCs w:val="28"/>
+        </w:rPr>
+      </w:pPr>
+    </w:p>
+    <w:p>
+      <w:pPr>
+        <w:rPr>
+          <w:rFonts w:ascii="Arial Narrow" w:hAnsi="Arial Narrow"/>
+          <w:sz w:val="28"/>
+          <w:szCs w:val="28"/>
+        </w:rPr>
+      </w:pPr>
+    </w:p>
+    <w:p>
+      <w:pPr>
+        <w:rPr>
+          <w:rFonts w:ascii="Arial Narrow" w:hAnsi="Arial Narrow"/>
+          <w:sz w:val="28"/>
+          <w:szCs w:val="28"/>
+        </w:rPr>
+      </w:pPr>
+    </w:p>
+    <w:p>
+      <w:pPr>
+        <w:rPr>
+          <w:rFonts w:ascii="Arial Narrow" w:hAnsi="Arial Narrow"/>
+          <w:sz w:val="28"/>
+          <w:szCs w:val="28"/>
+        </w:rPr>
+      </w:pPr>
+    </w:p>
+    <w:p>
+      <w:pPr>
+        <w:rPr>
+          <w:rFonts w:ascii="Arial Narrow" w:hAnsi="Arial Narrow"/>
+          <w:sz w:val="28"/>
+          <w:szCs w:val="28"/>
+        </w:rPr>
+      </w:pPr>
+    </w:p>
+    <w:p>
+      <w:pPr>
+        <w:rPr>
+          <w:rFonts w:ascii="Arial Narrow" w:hAnsi="Arial Narrow"/>
+          <w:sz w:val="28"/>
+          <w:szCs w:val="28"/>
+        </w:rPr>
+      </w:pPr>
+    </w:p>
+    <w:p>
+      <w:pPr>
+        <w:rPr>
+          <w:rFonts w:ascii="Arial Narrow" w:hAnsi="Arial Narrow"/>
+          <w:sz w:val="28"/>
+          <w:szCs w:val="28"/>
+        </w:rPr>
+      </w:pPr>
+    </w:p>
+    <w:p>
+      <w:pPr>
+        <w:rPr>
+          <w:rFonts w:ascii="Arial Narrow" w:hAnsi="Arial Narrow"/>
+          <w:sz w:val="28"/>
+          <w:szCs w:val="28"/>
+        </w:rPr>
+      </w:pPr>
+    </w:p>
+    <w:p>
+      <w:pPr>
+        <w:rPr>
+          <w:rFonts w:ascii="Arial Narrow" w:hAnsi="Arial Narrow"/>
+          <w:sz w:val="28"/>
+          <w:szCs w:val="28"/>
+        </w:rPr>
+      </w:pPr>
+    </w:p>
+    <w:p>
+      <w:pPr>
+        <w:rPr>
+          <w:rFonts w:ascii="Arial Narrow" w:hAnsi="Arial Narrow"/>
+          <w:sz w:val="28"/>
+          <w:szCs w:val="28"/>
+        </w:rPr>
+      </w:pPr>
+    </w:p>
+    <w:p>
+      <w:pPr>
+        <w:rPr>
+          <w:rFonts w:ascii="Arial Narrow" w:hAnsi="Arial Narrow"/>
+          <w:sz w:val="28"/>
+          <w:szCs w:val="28"/>
+        </w:rPr>
+      </w:pPr>
+      <w:proofErr w:type="gramStart"/>
+      <w:r>
+        <w:rPr>
+          <w:rFonts w:ascii="Arial Narrow" w:hAnsi="Arial Narrow"/>
+          <w:sz w:val="28"/>
+          <w:szCs w:val="28"/>
+        </w:rPr>
+        <w:t>Problem :</w:t>
+      </w:r>
+      <w:proofErr w:type="gramEnd"/>
+      <w:r>
+        <w:rPr>
+          <w:rFonts w:ascii="Arial Narrow" w:hAnsi="Arial Narrow"/>
+          <w:sz w:val="28"/>
+          <w:szCs w:val="28"/>
+        </w:rPr>
+        <w:t xml:space="preserve"> Create an react app having team roster grid in it</w:t>
+      </w:r>
+    </w:p>
+    <w:p>
+      <w:pPr>
+        <w:rPr>
+          <w:rFonts w:ascii="Arial Narrow" w:hAnsi="Arial Narrow"/>
+          <w:sz w:val="28"/>
+          <w:szCs w:val="28"/>
+        </w:rPr>
+      </w:pPr>
+      <w:r>
+        <w:rPr>
+          <w:rFonts w:ascii="Arial Narrow" w:hAnsi="Arial Narrow"/>
+          <w:sz w:val="28"/>
+          <w:szCs w:val="28"/>
+        </w:rPr>
+        <w:br w:type="page"/>
+      </w:r>
+    </w:p>
+    <w:p>
+      <w:pPr>
+        <w:rPr>
+          <w:rFonts w:ascii="Arial Narrow" w:hAnsi="Arial Narrow"/>
+          <w:sz w:val="36"/>
+          <w:szCs w:val="36"/>
+        </w:rPr>
+      </w:pPr>
+      <w:r>
+        <w:rPr>
+          <w:sz w:val="36"/>
+          <w:szCs w:val="36"/>
+        </w:rPr>
+        <w:lastRenderedPageBreak/>
+        <w:t>Pr</w:t>
+      </w:r>
+      <w:r>
+        <w:rPr>
+          <w:rFonts w:ascii="Arial Narrow" w:hAnsi="Arial Narrow"/>
+          <w:sz w:val="36"/>
+          <w:szCs w:val="36"/>
+        </w:rPr>
+        <w:t xml:space="preserve">oject </w:t>
+      </w:r>
+      <w:r>
+        <w:rPr>
+          <w:rFonts w:ascii="Arial Narrow" w:hAnsi="Arial Narrow"/>
+          <w:sz w:val="36"/>
+          <w:szCs w:val="36"/>
+        </w:rPr>
+        <w:t>1</w:t>
+      </w:r>
+      <w:r>
+        <w:rPr>
+          <w:rFonts w:ascii="Arial Narrow" w:hAnsi="Arial Narrow"/>
+          <w:sz w:val="36"/>
+          <w:szCs w:val="36"/>
+        </w:rPr>
+        <w:t>4</w:t>
+      </w:r>
+      <w:r>
+        <w:rPr>
+          <w:rFonts w:ascii="Arial Narrow" w:hAnsi="Arial Narrow"/>
+          <w:sz w:val="36"/>
+          <w:szCs w:val="36"/>
+        </w:rPr>
+        <w:t xml:space="preserve">: </w:t>
+      </w:r>
+      <w:r>
+        <w:rPr>
+          <w:rFonts w:ascii="Arial Narrow" w:hAnsi="Arial Narrow"/>
+          <w:sz w:val="36"/>
+          <w:szCs w:val="36"/>
+        </w:rPr>
+        <w:t>TO-DO list</w:t>
+      </w:r>
+      <w:r>
+        <w:rPr>
+          <w:rFonts w:ascii="Arial Narrow" w:hAnsi="Arial Narrow"/>
+          <w:sz w:val="36"/>
+          <w:szCs w:val="36"/>
+        </w:rPr>
+        <w:t xml:space="preserve"> React App</w:t>
+      </w:r>
+    </w:p>
+    <w:p>
+      <w:pPr>
+        <w:rPr>
+          <w:rFonts w:ascii="Arial Narrow" w:hAnsi="Arial Narrow"/>
+          <w:sz w:val="28"/>
+          <w:szCs w:val="28"/>
+        </w:rPr>
+      </w:pPr>
+    </w:p>
+    <w:p>
+      <w:pPr>
+        <w:rPr>
+          <w:rFonts w:ascii="Arial Narrow" w:hAnsi="Arial Narrow"/>
+          <w:sz w:val="28"/>
+          <w:szCs w:val="28"/>
+        </w:rPr>
+      </w:pPr>
+    </w:p>
+    <w:p>
+      <w:pPr>
+        <w:rPr>
+          <w:rFonts w:ascii="Arial Narrow" w:hAnsi="Arial Narrow"/>
+          <w:sz w:val="28"/>
+          <w:szCs w:val="28"/>
+        </w:rPr>
+      </w:pPr>
+    </w:p>
+    <w:p>
+      <w:pPr>
+        <w:rPr>
+          <w:rFonts w:ascii="Arial Narrow" w:hAnsi="Arial Narrow"/>
+          <w:sz w:val="28"/>
+          <w:szCs w:val="28"/>
+        </w:rPr>
+      </w:pPr>
+    </w:p>
+    <w:p>
+      <w:pPr>
+        <w:rPr>
+          <w:rFonts w:ascii="Arial Narrow" w:hAnsi="Arial Narrow"/>
+          <w:sz w:val="28"/>
+          <w:szCs w:val="28"/>
+        </w:rPr>
+      </w:pPr>
+      <w:r>
+        <w:rPr>
+          <w:rFonts w:ascii="Arial Narrow" w:hAnsi="Arial Narrow"/>
+          <w:sz w:val="28"/>
+          <w:szCs w:val="28"/>
+        </w:rPr>
+        <w:drawing>
+          <wp:anchor distT="0" distB="0" distL="114300" distR="114300" simplePos="0" relativeHeight="251672576" behindDoc="0" locked="0" layoutInCell="1" allowOverlap="1" wp14:anchorId="4FD20BBC" wp14:editId="54B74E93">
+            <wp:simplePos x="0" y="0"/>
+            <wp:positionH relativeFrom="column">
+              <wp:posOffset>0</wp:posOffset>
+            </wp:positionH>
+            <wp:positionV relativeFrom="paragraph">
+              <wp:posOffset>121920</wp:posOffset>
+            </wp:positionV>
+            <wp:extent cx="5731510" cy="3173730"/>
+            <wp:effectExtent l="0" t="0" r="2540" b="7620"/>
+            <wp:wrapNone/>
+            <wp:docPr id="785548570" name="Picture 1"/>
+            <wp:cNvGraphicFramePr>
+              <a:graphicFrameLocks xmlns:a="http://schemas.openxmlformats.org/drawingml/2006/main" noChangeAspect="1"/>
+            </wp:cNvGraphicFramePr>
+            <a:graphic xmlns:a="http://schemas.openxmlformats.org/drawingml/2006/main">
+              <a:graphicData uri="http://schemas.openxmlformats.org/drawingml/2006/picture">
+                <pic:pic xmlns:pic="http://schemas.openxmlformats.org/drawingml/2006/picture">
+                  <pic:nvPicPr>
+                    <pic:cNvPr id="785548570" name=""/>
+                    <pic:cNvPicPr/>
+                  </pic:nvPicPr>
+                  <pic:blipFill>
+                    <a:blip r:embed="rId21" cstate="print">
+                      <a:extLst>
+                        <a:ext uri="{28A0092B-C50C-407E-A947-70E740481C1C}">
+                          <a14:useLocalDpi xmlns:a14="http://schemas.microsoft.com/office/drawing/2010/main" val="0"/>
+                        </a:ext>
+                      </a:extLst>
+                    </a:blip>
+                    <a:stretch>
+                      <a:fillRect/>
+                    </a:stretch>
+                  </pic:blipFill>
+                  <pic:spPr>
+                    <a:xfrm>
+                      <a:off x="0" y="0"/>
+                      <a:ext cx="5731510" cy="3173730"/>
+                    </a:xfrm>
+                    <a:prstGeom prst="rect">
+                      <a:avLst/>
+                    </a:prstGeom>
+                  </pic:spPr>
+                </pic:pic>
+              </a:graphicData>
+            </a:graphic>
+            <wp14:sizeRelH relativeFrom="page">
+              <wp14:pctWidth>0</wp14:pctWidth>
+            </wp14:sizeRelH>
+            <wp14:sizeRelV relativeFrom="page">
+              <wp14:pctHeight>0</wp14:pctHeight>
+            </wp14:sizeRelV>
+          </wp:anchor>
+        </w:drawing>
+      </w:r>
+    </w:p>
+    <w:p>
+      <w:pPr>
+        <w:rPr>
+          <w:rFonts w:ascii="Arial Narrow" w:hAnsi="Arial Narrow"/>
+          <w:sz w:val="28"/>
+          <w:szCs w:val="28"/>
+        </w:rPr>
+      </w:pPr>
+    </w:p>
+    <w:p>
+      <w:pPr>
+        <w:rPr>
+          <w:rFonts w:ascii="Arial Narrow" w:hAnsi="Arial Narrow"/>
+          <w:sz w:val="28"/>
+          <w:szCs w:val="28"/>
+        </w:rPr>
+      </w:pPr>
+    </w:p>
+    <w:p>
+      <w:pPr>
+        <w:rPr>
+          <w:rFonts w:ascii="Arial Narrow" w:hAnsi="Arial Narrow"/>
+          <w:sz w:val="28"/>
+          <w:szCs w:val="28"/>
+        </w:rPr>
+      </w:pPr>
+    </w:p>
+    <w:p>
+      <w:pPr>
+        <w:rPr>
+          <w:rFonts w:ascii="Arial Narrow" w:hAnsi="Arial Narrow"/>
+          <w:sz w:val="28"/>
+          <w:szCs w:val="28"/>
+        </w:rPr>
+      </w:pPr>
+    </w:p>
+    <w:p>
+      <w:pPr>
+        <w:rPr>
+          <w:rFonts w:ascii="Arial Narrow" w:hAnsi="Arial Narrow"/>
+          <w:sz w:val="28"/>
+          <w:szCs w:val="28"/>
+        </w:rPr>
+      </w:pPr>
+    </w:p>
+    <w:p>
+      <w:pPr>
+        <w:rPr>
+          <w:rFonts w:ascii="Arial Narrow" w:hAnsi="Arial Narrow"/>
+          <w:sz w:val="28"/>
+          <w:szCs w:val="28"/>
+        </w:rPr>
+      </w:pPr>
+    </w:p>
+    <w:p>
+      <w:pPr>
+        <w:rPr>
+          <w:rFonts w:ascii="Arial Narrow" w:hAnsi="Arial Narrow"/>
+          <w:sz w:val="28"/>
+          <w:szCs w:val="28"/>
+        </w:rPr>
+      </w:pPr>
+    </w:p>
+    <w:p>
+      <w:pPr>
+        <w:rPr>
+          <w:rFonts w:ascii="Arial Narrow" w:hAnsi="Arial Narrow"/>
+          <w:sz w:val="28"/>
+          <w:szCs w:val="28"/>
+        </w:rPr>
+      </w:pPr>
+    </w:p>
+    <w:p>
+      <w:pPr>
+        <w:rPr>
+          <w:rFonts w:ascii="Arial Narrow" w:hAnsi="Arial Narrow"/>
+          <w:sz w:val="28"/>
+          <w:szCs w:val="28"/>
+        </w:rPr>
+      </w:pPr>
+    </w:p>
+    <w:p>
+      <w:pPr>
+        <w:rPr>
+          <w:rFonts w:ascii="Arial Narrow" w:hAnsi="Arial Narrow"/>
+          <w:sz w:val="28"/>
+          <w:szCs w:val="28"/>
+        </w:rPr>
+      </w:pPr>
+    </w:p>
+    <w:p>
+      <w:pPr>
+        <w:rPr>
+          <w:rFonts w:ascii="Arial Narrow" w:hAnsi="Arial Narrow"/>
+          <w:sz w:val="28"/>
+          <w:szCs w:val="28"/>
+        </w:rPr>
+      </w:pPr>
+    </w:p>
+    <w:p>
+      <w:pPr>
+        <w:rPr>
+          <w:rFonts w:ascii="Arial Narrow" w:hAnsi="Arial Narrow"/>
+          <w:sz w:val="28"/>
+          <w:szCs w:val="28"/>
+        </w:rPr>
+      </w:pPr>
+    </w:p>
+    <w:p>
+      <w:pPr>
+        <w:rPr>
+          <w:rFonts w:ascii="Arial Narrow" w:hAnsi="Arial Narrow"/>
+          <w:sz w:val="28"/>
+          <w:szCs w:val="28"/>
+        </w:rPr>
+      </w:pPr>
+    </w:p>
+    <w:p>
+      <w:pPr>
+        <w:rPr>
+          <w:rFonts w:ascii="Arial Narrow" w:hAnsi="Arial Narrow"/>
+          <w:sz w:val="28"/>
+          <w:szCs w:val="28"/>
+        </w:rPr>
+      </w:pPr>
+      <w:proofErr w:type="gramStart"/>
+      <w:r>
+        <w:rPr>
+          <w:rFonts w:ascii="Arial Narrow" w:hAnsi="Arial Narrow"/>
+          <w:sz w:val="28"/>
+          <w:szCs w:val="28"/>
+        </w:rPr>
+        <w:t>Problem :</w:t>
+      </w:r>
+      <w:proofErr w:type="gramEnd"/>
+      <w:r>
+        <w:rPr>
+          <w:rFonts w:ascii="Arial Narrow" w:hAnsi="Arial Narrow"/>
+          <w:sz w:val="28"/>
+          <w:szCs w:val="28"/>
+        </w:rPr>
+        <w:t xml:space="preserve"> Create an react app having live working to-do list app</w:t>
+      </w:r>
+    </w:p>
+    <w:p>
+      <w:pPr>
+        <w:rPr>
+          <w:rFonts w:ascii="Arial Narrow" w:hAnsi="Arial Narrow"/>
+          <w:sz w:val="28"/>
+          <w:szCs w:val="28"/>
+        </w:rPr>
+      </w:pPr>
+    </w:p>
+    <w:p>
+      <w:pPr>
+        <w:rPr>
+          <w:rFonts w:ascii="Arial Narrow" w:hAnsi="Arial Narrow"/>
+          <w:sz w:val="28"/>
+          <w:szCs w:val="28"/>
+        </w:rPr>
+      </w:pPr>
+    </w:p>
+    <w:p>
+      <w:pPr>
+        <w:rPr>
+          <w:rFonts w:ascii="Arial Narrow" w:hAnsi="Arial Narrow"/>
+          <w:sz w:val="28"/>
+          <w:szCs w:val="28"/>
+        </w:rPr>
+      </w:pPr>
+    </w:p>
+    <w:p>
+      <w:pPr>
+        <w:rPr>
+          <w:rFonts w:ascii="Arial Narrow" w:hAnsi="Arial Narrow"/>
+          <w:sz w:val="28"/>
+          <w:szCs w:val="28"/>
+        </w:rPr>
+      </w:pPr>
     </w:p>
     <w:sectPr>
       <w:pgSz w:w="11906" w:h="16838"/>

--- a/ProAzrue Internship Project's Dairy.docx
+++ b/ProAzrue Internship Project's Dairy.docx
@@ -3207,6 +3207,7 @@
       <w:r>
         <w:rPr>
           <w:rFonts w:ascii="Arial Narrow" w:hAnsi="Arial Narrow"/>
+          <w:noProof/>
           <w:sz w:val="28"/>
           <w:szCs w:val="28"/>
         </w:rPr>
@@ -3476,15 +3477,7 @@
           <w:sz w:val="36"/>
           <w:szCs w:val="36"/>
         </w:rPr>
-        <w:t>1</w:t>
-      </w:r>
-      <w:r>
-        <w:rPr>
-          <w:rFonts w:ascii="Arial Narrow" w:hAnsi="Arial Narrow"/>
-          <w:sz w:val="36"/>
-          <w:szCs w:val="36"/>
-        </w:rPr>
-        <w:t>2</w:t>
+        <w:t>12</w:t>
       </w:r>
       <w:r>
         <w:rPr>
@@ -3500,37 +3493,30 @@
           <w:sz w:val="36"/>
           <w:szCs w:val="36"/>
         </w:rPr>
-        <w:t>Star Rating Widget</w:t>
-      </w:r>
-      <w:r>
-        <w:rPr>
-          <w:rFonts w:ascii="Arial Narrow" w:hAnsi="Arial Narrow"/>
-          <w:sz w:val="36"/>
-          <w:szCs w:val="36"/>
-        </w:rPr>
-        <w:t xml:space="preserve"> React App</w:t>
-      </w:r>
-    </w:p>
-    <w:p>
-      <w:pPr>
-        <w:rPr>
-          <w:rFonts w:ascii="Arial Narrow" w:hAnsi="Arial Narrow"/>
-          <w:sz w:val="28"/>
-          <w:szCs w:val="28"/>
-        </w:rPr>
-      </w:pPr>
-    </w:p>
-    <w:p>
-      <w:pPr>
-        <w:rPr>
-          <w:rFonts w:ascii="Arial Narrow" w:hAnsi="Arial Narrow"/>
-          <w:sz w:val="28"/>
-          <w:szCs w:val="28"/>
-        </w:rPr>
-      </w:pPr>
-      <w:r>
-        <w:rPr>
-          <w:rFonts w:ascii="Arial Narrow" w:hAnsi="Arial Narrow"/>
+        <w:t>Star Rating Widget React App</w:t>
+      </w:r>
+    </w:p>
+    <w:p>
+      <w:pPr>
+        <w:rPr>
+          <w:rFonts w:ascii="Arial Narrow" w:hAnsi="Arial Narrow"/>
+          <w:sz w:val="28"/>
+          <w:szCs w:val="28"/>
+        </w:rPr>
+      </w:pPr>
+    </w:p>
+    <w:p>
+      <w:pPr>
+        <w:rPr>
+          <w:rFonts w:ascii="Arial Narrow" w:hAnsi="Arial Narrow"/>
+          <w:sz w:val="28"/>
+          <w:szCs w:val="28"/>
+        </w:rPr>
+      </w:pPr>
+      <w:r>
+        <w:rPr>
+          <w:rFonts w:ascii="Arial Narrow" w:hAnsi="Arial Narrow"/>
+          <w:noProof/>
           <w:sz w:val="28"/>
           <w:szCs w:val="28"/>
         </w:rPr>
@@ -3791,15 +3777,7 @@
           <w:sz w:val="36"/>
           <w:szCs w:val="36"/>
         </w:rPr>
-        <w:t>1</w:t>
-      </w:r>
-      <w:r>
-        <w:rPr>
-          <w:rFonts w:ascii="Arial Narrow" w:hAnsi="Arial Narrow"/>
-          <w:sz w:val="36"/>
-          <w:szCs w:val="36"/>
-        </w:rPr>
-        <w:t>3</w:t>
+        <w:t>13</w:t>
       </w:r>
       <w:r>
         <w:rPr>
@@ -3815,37 +3793,30 @@
           <w:sz w:val="36"/>
           <w:szCs w:val="36"/>
         </w:rPr>
-        <w:t>Team Roster Grid</w:t>
-      </w:r>
-      <w:r>
-        <w:rPr>
-          <w:rFonts w:ascii="Arial Narrow" w:hAnsi="Arial Narrow"/>
-          <w:sz w:val="36"/>
-          <w:szCs w:val="36"/>
-        </w:rPr>
-        <w:t xml:space="preserve"> React App</w:t>
-      </w:r>
-    </w:p>
-    <w:p>
-      <w:pPr>
-        <w:rPr>
-          <w:rFonts w:ascii="Arial Narrow" w:hAnsi="Arial Narrow"/>
-          <w:sz w:val="28"/>
-          <w:szCs w:val="28"/>
-        </w:rPr>
-      </w:pPr>
-    </w:p>
-    <w:p>
-      <w:pPr>
-        <w:rPr>
-          <w:rFonts w:ascii="Arial Narrow" w:hAnsi="Arial Narrow"/>
-          <w:sz w:val="28"/>
-          <w:szCs w:val="28"/>
-        </w:rPr>
-      </w:pPr>
-      <w:r>
-        <w:rPr>
-          <w:rFonts w:ascii="Arial Narrow" w:hAnsi="Arial Narrow"/>
+        <w:t>Team Roster Grid React App</w:t>
+      </w:r>
+    </w:p>
+    <w:p>
+      <w:pPr>
+        <w:rPr>
+          <w:rFonts w:ascii="Arial Narrow" w:hAnsi="Arial Narrow"/>
+          <w:sz w:val="28"/>
+          <w:szCs w:val="28"/>
+        </w:rPr>
+      </w:pPr>
+    </w:p>
+    <w:p>
+      <w:pPr>
+        <w:rPr>
+          <w:rFonts w:ascii="Arial Narrow" w:hAnsi="Arial Narrow"/>
+          <w:sz w:val="28"/>
+          <w:szCs w:val="28"/>
+        </w:rPr>
+      </w:pPr>
+      <w:r>
+        <w:rPr>
+          <w:rFonts w:ascii="Arial Narrow" w:hAnsi="Arial Narrow"/>
+          <w:noProof/>
           <w:sz w:val="28"/>
           <w:szCs w:val="28"/>
         </w:rPr>
@@ -4133,15 +4104,7 @@
           <w:sz w:val="36"/>
           <w:szCs w:val="36"/>
         </w:rPr>
-        <w:t>1</w:t>
-      </w:r>
-      <w:r>
-        <w:rPr>
-          <w:rFonts w:ascii="Arial Narrow" w:hAnsi="Arial Narrow"/>
-          <w:sz w:val="36"/>
-          <w:szCs w:val="36"/>
-        </w:rPr>
-        <w:t>4</w:t>
+        <w:t>14</w:t>
       </w:r>
       <w:r>
         <w:rPr>
@@ -4157,64 +4120,57 @@
           <w:sz w:val="36"/>
           <w:szCs w:val="36"/>
         </w:rPr>
-        <w:t>TO-DO list</w:t>
-      </w:r>
-      <w:r>
-        <w:rPr>
-          <w:rFonts w:ascii="Arial Narrow" w:hAnsi="Arial Narrow"/>
-          <w:sz w:val="36"/>
-          <w:szCs w:val="36"/>
-        </w:rPr>
-        <w:t xml:space="preserve"> React App</w:t>
-      </w:r>
-    </w:p>
-    <w:p>
-      <w:pPr>
-        <w:rPr>
-          <w:rFonts w:ascii="Arial Narrow" w:hAnsi="Arial Narrow"/>
-          <w:sz w:val="28"/>
-          <w:szCs w:val="28"/>
-        </w:rPr>
-      </w:pPr>
-    </w:p>
-    <w:p>
-      <w:pPr>
-        <w:rPr>
-          <w:rFonts w:ascii="Arial Narrow" w:hAnsi="Arial Narrow"/>
-          <w:sz w:val="28"/>
-          <w:szCs w:val="28"/>
-        </w:rPr>
-      </w:pPr>
-    </w:p>
-    <w:p>
-      <w:pPr>
-        <w:rPr>
-          <w:rFonts w:ascii="Arial Narrow" w:hAnsi="Arial Narrow"/>
-          <w:sz w:val="28"/>
-          <w:szCs w:val="28"/>
-        </w:rPr>
-      </w:pPr>
-    </w:p>
-    <w:p>
-      <w:pPr>
-        <w:rPr>
-          <w:rFonts w:ascii="Arial Narrow" w:hAnsi="Arial Narrow"/>
-          <w:sz w:val="28"/>
-          <w:szCs w:val="28"/>
-        </w:rPr>
-      </w:pPr>
-    </w:p>
-    <w:p>
-      <w:pPr>
-        <w:rPr>
-          <w:rFonts w:ascii="Arial Narrow" w:hAnsi="Arial Narrow"/>
-          <w:sz w:val="28"/>
-          <w:szCs w:val="28"/>
-        </w:rPr>
-      </w:pPr>
-      <w:r>
-        <w:rPr>
-          <w:rFonts w:ascii="Arial Narrow" w:hAnsi="Arial Narrow"/>
+        <w:t>TO-DO list React App</w:t>
+      </w:r>
+    </w:p>
+    <w:p>
+      <w:pPr>
+        <w:rPr>
+          <w:rFonts w:ascii="Arial Narrow" w:hAnsi="Arial Narrow"/>
+          <w:sz w:val="28"/>
+          <w:szCs w:val="28"/>
+        </w:rPr>
+      </w:pPr>
+    </w:p>
+    <w:p>
+      <w:pPr>
+        <w:rPr>
+          <w:rFonts w:ascii="Arial Narrow" w:hAnsi="Arial Narrow"/>
+          <w:sz w:val="28"/>
+          <w:szCs w:val="28"/>
+        </w:rPr>
+      </w:pPr>
+    </w:p>
+    <w:p>
+      <w:pPr>
+        <w:rPr>
+          <w:rFonts w:ascii="Arial Narrow" w:hAnsi="Arial Narrow"/>
+          <w:sz w:val="28"/>
+          <w:szCs w:val="28"/>
+        </w:rPr>
+      </w:pPr>
+    </w:p>
+    <w:p>
+      <w:pPr>
+        <w:rPr>
+          <w:rFonts w:ascii="Arial Narrow" w:hAnsi="Arial Narrow"/>
+          <w:sz w:val="28"/>
+          <w:szCs w:val="28"/>
+        </w:rPr>
+      </w:pPr>
+    </w:p>
+    <w:p>
+      <w:pPr>
+        <w:rPr>
+          <w:rFonts w:ascii="Arial Narrow" w:hAnsi="Arial Narrow"/>
+          <w:sz w:val="28"/>
+          <w:szCs w:val="28"/>
+        </w:rPr>
+      </w:pPr>
+      <w:r>
+        <w:rPr>
+          <w:rFonts w:ascii="Arial Narrow" w:hAnsi="Arial Narrow"/>
+          <w:noProof/>
           <w:sz w:val="28"/>
           <w:szCs w:val="28"/>
         </w:rPr>
@@ -4436,24 +4392,302 @@
           <w:szCs w:val="28"/>
         </w:rPr>
       </w:pPr>
-    </w:p>
-    <w:p>
-      <w:pPr>
-        <w:rPr>
-          <w:rFonts w:ascii="Arial Narrow" w:hAnsi="Arial Narrow"/>
-          <w:sz w:val="28"/>
-          <w:szCs w:val="28"/>
-        </w:rPr>
-      </w:pPr>
-    </w:p>
-    <w:p>
-      <w:pPr>
-        <w:rPr>
-          <w:rFonts w:ascii="Arial Narrow" w:hAnsi="Arial Narrow"/>
-          <w:sz w:val="28"/>
-          <w:szCs w:val="28"/>
-        </w:rPr>
-      </w:pPr>
+      <w:r>
+        <w:rPr>
+          <w:rFonts w:ascii="Arial Narrow" w:hAnsi="Arial Narrow"/>
+          <w:sz w:val="28"/>
+          <w:szCs w:val="28"/>
+        </w:rPr>
+        <w:br w:type="page"/>
+      </w:r>
+    </w:p>
+    <w:p>
+      <w:pPr>
+        <w:rPr>
+          <w:rFonts w:ascii="Arial Narrow" w:hAnsi="Arial Narrow"/>
+          <w:sz w:val="36"/>
+          <w:szCs w:val="36"/>
+        </w:rPr>
+      </w:pPr>
+      <w:r>
+        <w:rPr>
+          <w:sz w:val="36"/>
+          <w:szCs w:val="36"/>
+        </w:rPr>
+        <w:lastRenderedPageBreak/>
+        <w:t>Pr</w:t>
+      </w:r>
+      <w:r>
+        <w:rPr>
+          <w:rFonts w:ascii="Arial Narrow" w:hAnsi="Arial Narrow"/>
+          <w:sz w:val="36"/>
+          <w:szCs w:val="36"/>
+        </w:rPr>
+        <w:t xml:space="preserve">oject </w:t>
+      </w:r>
+      <w:r>
+        <w:rPr>
+          <w:rFonts w:ascii="Arial Narrow" w:hAnsi="Arial Narrow"/>
+          <w:sz w:val="36"/>
+          <w:szCs w:val="36"/>
+        </w:rPr>
+        <w:t>1</w:t>
+      </w:r>
+      <w:r>
+        <w:rPr>
+          <w:rFonts w:ascii="Arial Narrow" w:hAnsi="Arial Narrow"/>
+          <w:sz w:val="36"/>
+          <w:szCs w:val="36"/>
+        </w:rPr>
+        <w:t>5</w:t>
+      </w:r>
+      <w:r>
+        <w:rPr>
+          <w:rFonts w:ascii="Arial Narrow" w:hAnsi="Arial Narrow"/>
+          <w:sz w:val="36"/>
+          <w:szCs w:val="36"/>
+        </w:rPr>
+        <w:t xml:space="preserve">: </w:t>
+      </w:r>
+      <w:r>
+        <w:rPr>
+          <w:rFonts w:ascii="Arial Narrow" w:hAnsi="Arial Narrow"/>
+          <w:sz w:val="36"/>
+          <w:szCs w:val="36"/>
+        </w:rPr>
+        <w:t>usefetch-demo</w:t>
+      </w:r>
+      <w:r>
+        <w:rPr>
+          <w:rFonts w:ascii="Arial Narrow" w:hAnsi="Arial Narrow"/>
+          <w:sz w:val="36"/>
+          <w:szCs w:val="36"/>
+        </w:rPr>
+        <w:t xml:space="preserve"> React App</w:t>
+      </w:r>
+    </w:p>
+    <w:p>
+      <w:pPr>
+        <w:rPr>
+          <w:rFonts w:ascii="Arial Narrow" w:hAnsi="Arial Narrow"/>
+          <w:sz w:val="28"/>
+          <w:szCs w:val="28"/>
+        </w:rPr>
+      </w:pPr>
+    </w:p>
+    <w:p>
+      <w:pPr>
+        <w:rPr>
+          <w:rFonts w:ascii="Arial Narrow" w:hAnsi="Arial Narrow"/>
+          <w:sz w:val="28"/>
+          <w:szCs w:val="28"/>
+        </w:rPr>
+      </w:pPr>
+    </w:p>
+    <w:p>
+      <w:pPr>
+        <w:rPr>
+          <w:rFonts w:ascii="Arial Narrow" w:hAnsi="Arial Narrow"/>
+          <w:sz w:val="28"/>
+          <w:szCs w:val="28"/>
+        </w:rPr>
+      </w:pPr>
+    </w:p>
+    <w:p>
+      <w:pPr>
+        <w:rPr>
+          <w:rFonts w:ascii="Arial Narrow" w:hAnsi="Arial Narrow"/>
+          <w:sz w:val="28"/>
+          <w:szCs w:val="28"/>
+        </w:rPr>
+      </w:pPr>
+      <w:r>
+        <w:rPr>
+          <w:rFonts w:ascii="Arial Narrow" w:hAnsi="Arial Narrow"/>
+          <w:sz w:val="28"/>
+          <w:szCs w:val="28"/>
+        </w:rPr>
+        <w:drawing>
+          <wp:anchor distT="0" distB="0" distL="114300" distR="114300" simplePos="0" relativeHeight="251673600" behindDoc="0" locked="0" layoutInCell="1" allowOverlap="1" wp14:anchorId="2744881C" wp14:editId="161245D8">
+            <wp:simplePos x="0" y="0"/>
+            <wp:positionH relativeFrom="margin">
+              <wp:align>center</wp:align>
+            </wp:positionH>
+            <wp:positionV relativeFrom="paragraph">
+              <wp:posOffset>104140</wp:posOffset>
+            </wp:positionV>
+            <wp:extent cx="5731510" cy="3173730"/>
+            <wp:effectExtent l="0" t="0" r="2540" b="7620"/>
+            <wp:wrapNone/>
+            <wp:docPr id="335528817" name="Picture 1"/>
+            <wp:cNvGraphicFramePr>
+              <a:graphicFrameLocks xmlns:a="http://schemas.openxmlformats.org/drawingml/2006/main" noChangeAspect="1"/>
+            </wp:cNvGraphicFramePr>
+            <a:graphic xmlns:a="http://schemas.openxmlformats.org/drawingml/2006/main">
+              <a:graphicData uri="http://schemas.openxmlformats.org/drawingml/2006/picture">
+                <pic:pic xmlns:pic="http://schemas.openxmlformats.org/drawingml/2006/picture">
+                  <pic:nvPicPr>
+                    <pic:cNvPr id="335528817" name=""/>
+                    <pic:cNvPicPr/>
+                  </pic:nvPicPr>
+                  <pic:blipFill>
+                    <a:blip r:embed="rId22" cstate="print">
+                      <a:extLst>
+                        <a:ext uri="{28A0092B-C50C-407E-A947-70E740481C1C}">
+                          <a14:useLocalDpi xmlns:a14="http://schemas.microsoft.com/office/drawing/2010/main" val="0"/>
+                        </a:ext>
+                      </a:extLst>
+                    </a:blip>
+                    <a:stretch>
+                      <a:fillRect/>
+                    </a:stretch>
+                  </pic:blipFill>
+                  <pic:spPr>
+                    <a:xfrm>
+                      <a:off x="0" y="0"/>
+                      <a:ext cx="5731510" cy="3173730"/>
+                    </a:xfrm>
+                    <a:prstGeom prst="rect">
+                      <a:avLst/>
+                    </a:prstGeom>
+                  </pic:spPr>
+                </pic:pic>
+              </a:graphicData>
+            </a:graphic>
+            <wp14:sizeRelH relativeFrom="page">
+              <wp14:pctWidth>0</wp14:pctWidth>
+            </wp14:sizeRelH>
+            <wp14:sizeRelV relativeFrom="page">
+              <wp14:pctHeight>0</wp14:pctHeight>
+            </wp14:sizeRelV>
+          </wp:anchor>
+        </w:drawing>
+      </w:r>
+    </w:p>
+    <w:p>
+      <w:pPr>
+        <w:rPr>
+          <w:rFonts w:ascii="Arial Narrow" w:hAnsi="Arial Narrow"/>
+          <w:sz w:val="28"/>
+          <w:szCs w:val="28"/>
+        </w:rPr>
+      </w:pPr>
+    </w:p>
+    <w:p>
+      <w:pPr>
+        <w:rPr>
+          <w:rFonts w:ascii="Arial Narrow" w:hAnsi="Arial Narrow"/>
+          <w:sz w:val="28"/>
+          <w:szCs w:val="28"/>
+        </w:rPr>
+      </w:pPr>
+    </w:p>
+    <w:p>
+      <w:pPr>
+        <w:rPr>
+          <w:rFonts w:ascii="Arial Narrow" w:hAnsi="Arial Narrow"/>
+          <w:sz w:val="28"/>
+          <w:szCs w:val="28"/>
+        </w:rPr>
+      </w:pPr>
+    </w:p>
+    <w:p>
+      <w:pPr>
+        <w:rPr>
+          <w:rFonts w:ascii="Arial Narrow" w:hAnsi="Arial Narrow"/>
+          <w:sz w:val="28"/>
+          <w:szCs w:val="28"/>
+        </w:rPr>
+      </w:pPr>
+    </w:p>
+    <w:p>
+      <w:pPr>
+        <w:rPr>
+          <w:rFonts w:ascii="Arial Narrow" w:hAnsi="Arial Narrow"/>
+          <w:sz w:val="28"/>
+          <w:szCs w:val="28"/>
+        </w:rPr>
+      </w:pPr>
+    </w:p>
+    <w:p>
+      <w:pPr>
+        <w:rPr>
+          <w:rFonts w:ascii="Arial Narrow" w:hAnsi="Arial Narrow"/>
+          <w:sz w:val="28"/>
+          <w:szCs w:val="28"/>
+        </w:rPr>
+      </w:pPr>
+    </w:p>
+    <w:p>
+      <w:pPr>
+        <w:rPr>
+          <w:rFonts w:ascii="Arial Narrow" w:hAnsi="Arial Narrow"/>
+          <w:sz w:val="28"/>
+          <w:szCs w:val="28"/>
+        </w:rPr>
+      </w:pPr>
+    </w:p>
+    <w:p>
+      <w:pPr>
+        <w:rPr>
+          <w:rFonts w:ascii="Arial Narrow" w:hAnsi="Arial Narrow"/>
+          <w:sz w:val="28"/>
+          <w:szCs w:val="28"/>
+        </w:rPr>
+      </w:pPr>
+    </w:p>
+    <w:p>
+      <w:pPr>
+        <w:rPr>
+          <w:rFonts w:ascii="Arial Narrow" w:hAnsi="Arial Narrow"/>
+          <w:sz w:val="28"/>
+          <w:szCs w:val="28"/>
+        </w:rPr>
+      </w:pPr>
+    </w:p>
+    <w:p>
+      <w:pPr>
+        <w:rPr>
+          <w:rFonts w:ascii="Arial Narrow" w:hAnsi="Arial Narrow"/>
+          <w:sz w:val="28"/>
+          <w:szCs w:val="28"/>
+        </w:rPr>
+      </w:pPr>
+    </w:p>
+    <w:p>
+      <w:pPr>
+        <w:rPr>
+          <w:rFonts w:ascii="Arial Narrow" w:hAnsi="Arial Narrow"/>
+          <w:sz w:val="28"/>
+          <w:szCs w:val="28"/>
+        </w:rPr>
+      </w:pPr>
+    </w:p>
+    <w:p>
+      <w:pPr>
+        <w:rPr>
+          <w:rFonts w:ascii="Arial Narrow" w:hAnsi="Arial Narrow"/>
+          <w:sz w:val="28"/>
+          <w:szCs w:val="28"/>
+        </w:rPr>
+      </w:pPr>
+    </w:p>
+    <w:p>
+      <w:pPr>
+        <w:rPr>
+          <w:rFonts w:ascii="Arial Narrow" w:hAnsi="Arial Narrow"/>
+          <w:sz w:val="28"/>
+          <w:szCs w:val="28"/>
+        </w:rPr>
+      </w:pPr>
+      <w:r>
+        <w:rPr>
+          <w:rFonts w:ascii="Arial Narrow" w:hAnsi="Arial Narrow"/>
+          <w:sz w:val="28"/>
+          <w:szCs w:val="28"/>
+        </w:rPr>
+        <w:t>Problem: Create an react app using “usefetch” in it</w:t>
+      </w:r>
     </w:p>
     <w:sectPr>
       <w:pgSz w:w="11906" w:h="16838"/>

--- a/ProAzrue Internship Project's Dairy.docx
+++ b/ProAzrue Internship Project's Dairy.docx
@@ -904,25 +904,7 @@
           <w:sz w:val="28"/>
           <w:szCs w:val="28"/>
         </w:rPr>
-        <w:t>Problem: Create a Calculator App using Java Script (</w:t>
-      </w:r>
-      <w:proofErr w:type="spellStart"/>
-      <w:r>
-        <w:rPr>
-          <w:rFonts w:ascii="Arial Narrow" w:hAnsi="Arial Narrow"/>
-          <w:sz w:val="28"/>
-          <w:szCs w:val="28"/>
-        </w:rPr>
-        <w:t>Js</w:t>
-      </w:r>
-      <w:proofErr w:type="spellEnd"/>
-      <w:r>
-        <w:rPr>
-          <w:rFonts w:ascii="Arial Narrow" w:hAnsi="Arial Narrow"/>
-          <w:sz w:val="28"/>
-          <w:szCs w:val="28"/>
-        </w:rPr>
-        <w:t>)</w:t>
+        <w:t>Problem: Create a Calculator App using Java Script (Js)</w:t>
       </w:r>
     </w:p>
     <w:p>
@@ -1511,61 +1493,7 @@
           <w:sz w:val="28"/>
           <w:szCs w:val="28"/>
         </w:rPr>
-        <w:t xml:space="preserve">Problem: Create </w:t>
-      </w:r>
-      <w:proofErr w:type="gramStart"/>
-      <w:r>
-        <w:rPr>
-          <w:rFonts w:ascii="Arial Narrow" w:hAnsi="Arial Narrow"/>
-          <w:sz w:val="28"/>
-          <w:szCs w:val="28"/>
-        </w:rPr>
-        <w:t>an</w:t>
-      </w:r>
-      <w:proofErr w:type="gramEnd"/>
-      <w:r>
-        <w:rPr>
-          <w:rFonts w:ascii="Arial Narrow" w:hAnsi="Arial Narrow"/>
-          <w:sz w:val="28"/>
-          <w:szCs w:val="28"/>
-        </w:rPr>
-        <w:t xml:space="preserve"> first web app using React </w:t>
-      </w:r>
-      <w:proofErr w:type="gramStart"/>
-      <w:r>
-        <w:rPr>
-          <w:rFonts w:ascii="Arial Narrow" w:hAnsi="Arial Narrow"/>
-          <w:sz w:val="28"/>
-          <w:szCs w:val="28"/>
-        </w:rPr>
-        <w:t>And</w:t>
-      </w:r>
-      <w:proofErr w:type="gramEnd"/>
-      <w:r>
-        <w:rPr>
-          <w:rFonts w:ascii="Arial Narrow" w:hAnsi="Arial Narrow"/>
-          <w:sz w:val="28"/>
-          <w:szCs w:val="28"/>
-        </w:rPr>
-        <w:t xml:space="preserve"> </w:t>
-      </w:r>
-      <w:proofErr w:type="spellStart"/>
-      <w:r>
-        <w:rPr>
-          <w:rFonts w:ascii="Arial Narrow" w:hAnsi="Arial Narrow"/>
-          <w:sz w:val="28"/>
-          <w:szCs w:val="28"/>
-        </w:rPr>
-        <w:t>Js</w:t>
-      </w:r>
-      <w:proofErr w:type="spellEnd"/>
-      <w:r>
-        <w:rPr>
-          <w:rFonts w:ascii="Arial Narrow" w:hAnsi="Arial Narrow"/>
-          <w:sz w:val="28"/>
-          <w:szCs w:val="28"/>
-        </w:rPr>
-        <w:t>, &amp; complete homework</w:t>
+        <w:t>Problem: Create an first web app using React And Js, &amp; complete homework</w:t>
       </w:r>
     </w:p>
     <w:p>
@@ -1625,7 +1553,6 @@
         </w:rPr>
         <w:t xml:space="preserve">: </w:t>
       </w:r>
-      <w:proofErr w:type="spellStart"/>
       <w:r>
         <w:rPr>
           <w:rFonts w:ascii="Arial Narrow" w:hAnsi="Arial Narrow"/>
@@ -1634,7 +1561,6 @@
         </w:rPr>
         <w:t>OnLogin</w:t>
       </w:r>
-      <w:proofErr w:type="spellEnd"/>
       <w:r>
         <w:rPr>
           <w:rFonts w:ascii="Arial Narrow" w:hAnsi="Arial Narrow"/>
@@ -2151,7 +2077,6 @@
           <w:szCs w:val="28"/>
         </w:rPr>
       </w:pPr>
-      <w:proofErr w:type="gramStart"/>
       <w:r>
         <w:rPr>
           <w:rFonts w:ascii="Arial Narrow" w:hAnsi="Arial Narrow"/>
@@ -2166,16 +2091,7 @@
           <w:sz w:val="28"/>
           <w:szCs w:val="28"/>
         </w:rPr>
-        <w:t>roblem :</w:t>
-      </w:r>
-      <w:proofErr w:type="gramEnd"/>
-      <w:r>
-        <w:rPr>
-          <w:rFonts w:ascii="Arial Narrow" w:hAnsi="Arial Narrow"/>
-          <w:sz w:val="28"/>
-          <w:szCs w:val="28"/>
-        </w:rPr>
-        <w:t xml:space="preserve"> Create an react app with the business card</w:t>
+        <w:t>roblem : Create an react app with the business card</w:t>
       </w:r>
     </w:p>
     <w:p>
@@ -2468,23 +2384,13 @@
           <w:szCs w:val="28"/>
         </w:rPr>
       </w:pPr>
-      <w:proofErr w:type="gramStart"/>
-      <w:r>
-        <w:rPr>
-          <w:rFonts w:ascii="Arial Narrow" w:hAnsi="Arial Narrow"/>
-          <w:sz w:val="28"/>
-          <w:szCs w:val="28"/>
-        </w:rPr>
-        <w:t>Problem :</w:t>
-      </w:r>
-      <w:proofErr w:type="gramEnd"/>
-      <w:r>
-        <w:rPr>
-          <w:rFonts w:ascii="Arial Narrow" w:hAnsi="Arial Narrow"/>
-          <w:sz w:val="28"/>
-          <w:szCs w:val="28"/>
-        </w:rPr>
-        <w:t xml:space="preserve"> Create an react app having click counter dashboard on it</w:t>
+      <w:r>
+        <w:rPr>
+          <w:rFonts w:ascii="Arial Narrow" w:hAnsi="Arial Narrow"/>
+          <w:sz w:val="28"/>
+          <w:szCs w:val="28"/>
+        </w:rPr>
+        <w:t>Problem : Create an react app having click counter dashboard on it</w:t>
       </w:r>
     </w:p>
     <w:p>
@@ -2776,41 +2682,13 @@
           <w:szCs w:val="28"/>
         </w:rPr>
       </w:pPr>
-      <w:proofErr w:type="gramStart"/>
-      <w:r>
-        <w:rPr>
-          <w:rFonts w:ascii="Arial Narrow" w:hAnsi="Arial Narrow"/>
-          <w:sz w:val="28"/>
-          <w:szCs w:val="28"/>
-        </w:rPr>
-        <w:t>Problem :</w:t>
-      </w:r>
-      <w:proofErr w:type="gramEnd"/>
-      <w:r>
-        <w:rPr>
-          <w:rFonts w:ascii="Arial Narrow" w:hAnsi="Arial Narrow"/>
-          <w:sz w:val="28"/>
-          <w:szCs w:val="28"/>
-        </w:rPr>
-        <w:t xml:space="preserve"> Create an react app having </w:t>
-      </w:r>
-      <w:proofErr w:type="gramStart"/>
-      <w:r>
-        <w:rPr>
-          <w:rFonts w:ascii="Arial Narrow" w:hAnsi="Arial Narrow"/>
-          <w:sz w:val="28"/>
-          <w:szCs w:val="28"/>
-        </w:rPr>
-        <w:t>an</w:t>
-      </w:r>
-      <w:proofErr w:type="gramEnd"/>
-      <w:r>
-        <w:rPr>
-          <w:rFonts w:ascii="Arial Narrow" w:hAnsi="Arial Narrow"/>
-          <w:sz w:val="28"/>
-          <w:szCs w:val="28"/>
-        </w:rPr>
-        <w:t xml:space="preserve"> follow button on it</w:t>
+      <w:r>
+        <w:rPr>
+          <w:rFonts w:ascii="Arial Narrow" w:hAnsi="Arial Narrow"/>
+          <w:sz w:val="28"/>
+          <w:szCs w:val="28"/>
+        </w:rPr>
+        <w:t>Problem : Create an react app having an follow button on it</w:t>
       </w:r>
     </w:p>
     <w:p>
@@ -3094,23 +2972,13 @@
           <w:szCs w:val="28"/>
         </w:rPr>
       </w:pPr>
-      <w:proofErr w:type="gramStart"/>
-      <w:r>
-        <w:rPr>
-          <w:rFonts w:ascii="Arial Narrow" w:hAnsi="Arial Narrow"/>
-          <w:sz w:val="28"/>
-          <w:szCs w:val="28"/>
-        </w:rPr>
-        <w:t>Problem :</w:t>
-      </w:r>
-      <w:proofErr w:type="gramEnd"/>
-      <w:r>
-        <w:rPr>
-          <w:rFonts w:ascii="Arial Narrow" w:hAnsi="Arial Narrow"/>
-          <w:sz w:val="28"/>
-          <w:szCs w:val="28"/>
-        </w:rPr>
-        <w:t xml:space="preserve"> </w:t>
+      <w:r>
+        <w:rPr>
+          <w:rFonts w:ascii="Arial Narrow" w:hAnsi="Arial Narrow"/>
+          <w:sz w:val="28"/>
+          <w:szCs w:val="28"/>
+        </w:rPr>
+        <w:t xml:space="preserve">Problem : </w:t>
       </w:r>
       <w:r>
         <w:rPr>
@@ -3402,23 +3270,13 @@
           <w:szCs w:val="28"/>
         </w:rPr>
       </w:pPr>
-      <w:proofErr w:type="gramStart"/>
-      <w:r>
-        <w:rPr>
-          <w:rFonts w:ascii="Arial Narrow" w:hAnsi="Arial Narrow"/>
-          <w:sz w:val="28"/>
-          <w:szCs w:val="28"/>
-        </w:rPr>
-        <w:t>Problem :</w:t>
-      </w:r>
-      <w:proofErr w:type="gramEnd"/>
-      <w:r>
-        <w:rPr>
-          <w:rFonts w:ascii="Arial Narrow" w:hAnsi="Arial Narrow"/>
-          <w:sz w:val="28"/>
-          <w:szCs w:val="28"/>
-        </w:rPr>
-        <w:t xml:space="preserve"> Create an react app having quiz questions on it</w:t>
+      <w:r>
+        <w:rPr>
+          <w:rFonts w:ascii="Arial Narrow" w:hAnsi="Arial Narrow"/>
+          <w:sz w:val="28"/>
+          <w:szCs w:val="28"/>
+        </w:rPr>
+        <w:t>Problem : Create an react app having quiz questions on it</w:t>
       </w:r>
     </w:p>
     <w:p>
@@ -3711,23 +3569,13 @@
           <w:szCs w:val="28"/>
         </w:rPr>
       </w:pPr>
-      <w:proofErr w:type="gramStart"/>
-      <w:r>
-        <w:rPr>
-          <w:rFonts w:ascii="Arial Narrow" w:hAnsi="Arial Narrow"/>
-          <w:sz w:val="28"/>
-          <w:szCs w:val="28"/>
-        </w:rPr>
-        <w:t>Problem :</w:t>
-      </w:r>
-      <w:proofErr w:type="gramEnd"/>
-      <w:r>
-        <w:rPr>
-          <w:rFonts w:ascii="Arial Narrow" w:hAnsi="Arial Narrow"/>
-          <w:sz w:val="28"/>
-          <w:szCs w:val="28"/>
-        </w:rPr>
-        <w:t xml:space="preserve"> Create an react app having star rating widget in it</w:t>
+      <w:r>
+        <w:rPr>
+          <w:rFonts w:ascii="Arial Narrow" w:hAnsi="Arial Narrow"/>
+          <w:sz w:val="28"/>
+          <w:szCs w:val="28"/>
+        </w:rPr>
+        <w:t>Problem : Create an react app having star rating widget in it</w:t>
       </w:r>
     </w:p>
     <w:p>
@@ -4038,23 +3886,13 @@
           <w:szCs w:val="28"/>
         </w:rPr>
       </w:pPr>
-      <w:proofErr w:type="gramStart"/>
-      <w:r>
-        <w:rPr>
-          <w:rFonts w:ascii="Arial Narrow" w:hAnsi="Arial Narrow"/>
-          <w:sz w:val="28"/>
-          <w:szCs w:val="28"/>
-        </w:rPr>
-        <w:t>Problem :</w:t>
-      </w:r>
-      <w:proofErr w:type="gramEnd"/>
-      <w:r>
-        <w:rPr>
-          <w:rFonts w:ascii="Arial Narrow" w:hAnsi="Arial Narrow"/>
-          <w:sz w:val="28"/>
-          <w:szCs w:val="28"/>
-        </w:rPr>
-        <w:t xml:space="preserve"> Create an react app having team roster grid in it</w:t>
+      <w:r>
+        <w:rPr>
+          <w:rFonts w:ascii="Arial Narrow" w:hAnsi="Arial Narrow"/>
+          <w:sz w:val="28"/>
+          <w:szCs w:val="28"/>
+        </w:rPr>
+        <w:t>Problem : Create an react app having team roster grid in it</w:t>
       </w:r>
     </w:p>
     <w:p>
@@ -4356,23 +4194,13 @@
           <w:szCs w:val="28"/>
         </w:rPr>
       </w:pPr>
-      <w:proofErr w:type="gramStart"/>
-      <w:r>
-        <w:rPr>
-          <w:rFonts w:ascii="Arial Narrow" w:hAnsi="Arial Narrow"/>
-          <w:sz w:val="28"/>
-          <w:szCs w:val="28"/>
-        </w:rPr>
-        <w:t>Problem :</w:t>
-      </w:r>
-      <w:proofErr w:type="gramEnd"/>
-      <w:r>
-        <w:rPr>
-          <w:rFonts w:ascii="Arial Narrow" w:hAnsi="Arial Narrow"/>
-          <w:sz w:val="28"/>
-          <w:szCs w:val="28"/>
-        </w:rPr>
-        <w:t xml:space="preserve"> Create an react app having live working to-do list app</w:t>
+      <w:r>
+        <w:rPr>
+          <w:rFonts w:ascii="Arial Narrow" w:hAnsi="Arial Narrow"/>
+          <w:sz w:val="28"/>
+          <w:szCs w:val="28"/>
+        </w:rPr>
+        <w:t>Problem : Create an react app having live working to-do list app</w:t>
       </w:r>
     </w:p>
     <w:p>
@@ -4431,15 +4259,7 @@
           <w:sz w:val="36"/>
           <w:szCs w:val="36"/>
         </w:rPr>
-        <w:t>1</w:t>
-      </w:r>
-      <w:r>
-        <w:rPr>
-          <w:rFonts w:ascii="Arial Narrow" w:hAnsi="Arial Narrow"/>
-          <w:sz w:val="36"/>
-          <w:szCs w:val="36"/>
-        </w:rPr>
-        <w:t>5</w:t>
+        <w:t>15</w:t>
       </w:r>
       <w:r>
         <w:rPr>
@@ -4455,55 +4275,48 @@
           <w:sz w:val="36"/>
           <w:szCs w:val="36"/>
         </w:rPr>
-        <w:t>usefetch-demo</w:t>
-      </w:r>
-      <w:r>
-        <w:rPr>
-          <w:rFonts w:ascii="Arial Narrow" w:hAnsi="Arial Narrow"/>
-          <w:sz w:val="36"/>
-          <w:szCs w:val="36"/>
-        </w:rPr>
-        <w:t xml:space="preserve"> React App</w:t>
-      </w:r>
-    </w:p>
-    <w:p>
-      <w:pPr>
-        <w:rPr>
-          <w:rFonts w:ascii="Arial Narrow" w:hAnsi="Arial Narrow"/>
-          <w:sz w:val="28"/>
-          <w:szCs w:val="28"/>
-        </w:rPr>
-      </w:pPr>
-    </w:p>
-    <w:p>
-      <w:pPr>
-        <w:rPr>
-          <w:rFonts w:ascii="Arial Narrow" w:hAnsi="Arial Narrow"/>
-          <w:sz w:val="28"/>
-          <w:szCs w:val="28"/>
-        </w:rPr>
-      </w:pPr>
-    </w:p>
-    <w:p>
-      <w:pPr>
-        <w:rPr>
-          <w:rFonts w:ascii="Arial Narrow" w:hAnsi="Arial Narrow"/>
-          <w:sz w:val="28"/>
-          <w:szCs w:val="28"/>
-        </w:rPr>
-      </w:pPr>
-    </w:p>
-    <w:p>
-      <w:pPr>
-        <w:rPr>
-          <w:rFonts w:ascii="Arial Narrow" w:hAnsi="Arial Narrow"/>
-          <w:sz w:val="28"/>
-          <w:szCs w:val="28"/>
-        </w:rPr>
-      </w:pPr>
-      <w:r>
-        <w:rPr>
-          <w:rFonts w:ascii="Arial Narrow" w:hAnsi="Arial Narrow"/>
+        <w:t>usefetch-demo React App</w:t>
+      </w:r>
+    </w:p>
+    <w:p>
+      <w:pPr>
+        <w:rPr>
+          <w:rFonts w:ascii="Arial Narrow" w:hAnsi="Arial Narrow"/>
+          <w:sz w:val="28"/>
+          <w:szCs w:val="28"/>
+        </w:rPr>
+      </w:pPr>
+    </w:p>
+    <w:p>
+      <w:pPr>
+        <w:rPr>
+          <w:rFonts w:ascii="Arial Narrow" w:hAnsi="Arial Narrow"/>
+          <w:sz w:val="28"/>
+          <w:szCs w:val="28"/>
+        </w:rPr>
+      </w:pPr>
+    </w:p>
+    <w:p>
+      <w:pPr>
+        <w:rPr>
+          <w:rFonts w:ascii="Arial Narrow" w:hAnsi="Arial Narrow"/>
+          <w:sz w:val="28"/>
+          <w:szCs w:val="28"/>
+        </w:rPr>
+      </w:pPr>
+    </w:p>
+    <w:p>
+      <w:pPr>
+        <w:rPr>
+          <w:rFonts w:ascii="Arial Narrow" w:hAnsi="Arial Narrow"/>
+          <w:sz w:val="28"/>
+          <w:szCs w:val="28"/>
+        </w:rPr>
+      </w:pPr>
+      <w:r>
+        <w:rPr>
+          <w:rFonts w:ascii="Arial Narrow" w:hAnsi="Arial Narrow"/>
+          <w:noProof/>
           <w:sz w:val="28"/>
           <w:szCs w:val="28"/>
         </w:rPr>
@@ -4687,6 +4500,321 @@
           <w:szCs w:val="28"/>
         </w:rPr>
         <w:t>Problem: Create an react app using “usefetch” in it</w:t>
+      </w:r>
+    </w:p>
+    <w:p>
+      <w:pPr>
+        <w:rPr>
+          <w:rFonts w:ascii="Arial Narrow" w:hAnsi="Arial Narrow"/>
+          <w:sz w:val="28"/>
+          <w:szCs w:val="28"/>
+        </w:rPr>
+      </w:pPr>
+      <w:r>
+        <w:rPr>
+          <w:rFonts w:ascii="Arial Narrow" w:hAnsi="Arial Narrow"/>
+          <w:sz w:val="28"/>
+          <w:szCs w:val="28"/>
+        </w:rPr>
+        <w:br w:type="page"/>
+      </w:r>
+    </w:p>
+    <w:p>
+      <w:pPr>
+        <w:rPr>
+          <w:rFonts w:ascii="Arial Narrow" w:hAnsi="Arial Narrow"/>
+          <w:sz w:val="36"/>
+          <w:szCs w:val="36"/>
+        </w:rPr>
+      </w:pPr>
+      <w:r>
+        <w:rPr>
+          <w:sz w:val="36"/>
+          <w:szCs w:val="36"/>
+        </w:rPr>
+        <w:lastRenderedPageBreak/>
+        <w:t>Pr</w:t>
+      </w:r>
+      <w:r>
+        <w:rPr>
+          <w:rFonts w:ascii="Arial Narrow" w:hAnsi="Arial Narrow"/>
+          <w:sz w:val="36"/>
+          <w:szCs w:val="36"/>
+        </w:rPr>
+        <w:t xml:space="preserve">oject </w:t>
+      </w:r>
+      <w:r>
+        <w:rPr>
+          <w:rFonts w:ascii="Arial Narrow" w:hAnsi="Arial Narrow"/>
+          <w:sz w:val="36"/>
+          <w:szCs w:val="36"/>
+        </w:rPr>
+        <w:t>1</w:t>
+      </w:r>
+      <w:r>
+        <w:rPr>
+          <w:rFonts w:ascii="Arial Narrow" w:hAnsi="Arial Narrow"/>
+          <w:sz w:val="36"/>
+          <w:szCs w:val="36"/>
+        </w:rPr>
+        <w:t>6</w:t>
+      </w:r>
+      <w:r>
+        <w:rPr>
+          <w:rFonts w:ascii="Arial Narrow" w:hAnsi="Arial Narrow"/>
+          <w:sz w:val="36"/>
+          <w:szCs w:val="36"/>
+        </w:rPr>
+        <w:t xml:space="preserve">: </w:t>
+      </w:r>
+      <w:r>
+        <w:rPr>
+          <w:rFonts w:ascii="Arial Narrow" w:hAnsi="Arial Narrow"/>
+          <w:sz w:val="36"/>
+          <w:szCs w:val="36"/>
+        </w:rPr>
+        <w:t>React Mini Project (Multi-steps form)</w:t>
+      </w:r>
+    </w:p>
+    <w:p>
+      <w:pPr>
+        <w:rPr>
+          <w:rFonts w:ascii="Arial Narrow" w:hAnsi="Arial Narrow"/>
+          <w:sz w:val="28"/>
+          <w:szCs w:val="28"/>
+        </w:rPr>
+      </w:pPr>
+    </w:p>
+    <w:p>
+      <w:pPr>
+        <w:rPr>
+          <w:rFonts w:ascii="Arial Narrow" w:hAnsi="Arial Narrow"/>
+          <w:sz w:val="28"/>
+          <w:szCs w:val="28"/>
+        </w:rPr>
+      </w:pPr>
+    </w:p>
+    <w:p>
+      <w:pPr>
+        <w:rPr>
+          <w:rFonts w:ascii="Arial Narrow" w:hAnsi="Arial Narrow"/>
+          <w:sz w:val="28"/>
+          <w:szCs w:val="28"/>
+        </w:rPr>
+      </w:pPr>
+      <w:r>
+        <w:rPr>
+          <w:rFonts w:ascii="Arial Narrow" w:hAnsi="Arial Narrow"/>
+          <w:sz w:val="28"/>
+          <w:szCs w:val="28"/>
+        </w:rPr>
+        <w:drawing>
+          <wp:anchor distT="0" distB="0" distL="114300" distR="114300" simplePos="0" relativeHeight="251674624" behindDoc="0" locked="0" layoutInCell="1" allowOverlap="1" wp14:anchorId="71703D07" wp14:editId="7BE4193E">
+            <wp:simplePos x="0" y="0"/>
+            <wp:positionH relativeFrom="margin">
+              <wp:align>right</wp:align>
+            </wp:positionH>
+            <wp:positionV relativeFrom="paragraph">
+              <wp:posOffset>250190</wp:posOffset>
+            </wp:positionV>
+            <wp:extent cx="5731510" cy="3580130"/>
+            <wp:effectExtent l="0" t="0" r="2540" b="1270"/>
+            <wp:wrapNone/>
+            <wp:docPr id="1180489551" name="Picture 1"/>
+            <wp:cNvGraphicFramePr>
+              <a:graphicFrameLocks xmlns:a="http://schemas.openxmlformats.org/drawingml/2006/main" noChangeAspect="1"/>
+            </wp:cNvGraphicFramePr>
+            <a:graphic xmlns:a="http://schemas.openxmlformats.org/drawingml/2006/main">
+              <a:graphicData uri="http://schemas.openxmlformats.org/drawingml/2006/picture">
+                <pic:pic xmlns:pic="http://schemas.openxmlformats.org/drawingml/2006/picture">
+                  <pic:nvPicPr>
+                    <pic:cNvPr id="1180489551" name=""/>
+                    <pic:cNvPicPr/>
+                  </pic:nvPicPr>
+                  <pic:blipFill>
+                    <a:blip r:embed="rId23" cstate="print">
+                      <a:extLst>
+                        <a:ext uri="{28A0092B-C50C-407E-A947-70E740481C1C}">
+                          <a14:useLocalDpi xmlns:a14="http://schemas.microsoft.com/office/drawing/2010/main" val="0"/>
+                        </a:ext>
+                      </a:extLst>
+                    </a:blip>
+                    <a:stretch>
+                      <a:fillRect/>
+                    </a:stretch>
+                  </pic:blipFill>
+                  <pic:spPr>
+                    <a:xfrm>
+                      <a:off x="0" y="0"/>
+                      <a:ext cx="5731510" cy="3580130"/>
+                    </a:xfrm>
+                    <a:prstGeom prst="rect">
+                      <a:avLst/>
+                    </a:prstGeom>
+                  </pic:spPr>
+                </pic:pic>
+              </a:graphicData>
+            </a:graphic>
+            <wp14:sizeRelH relativeFrom="page">
+              <wp14:pctWidth>0</wp14:pctWidth>
+            </wp14:sizeRelH>
+            <wp14:sizeRelV relativeFrom="page">
+              <wp14:pctHeight>0</wp14:pctHeight>
+            </wp14:sizeRelV>
+          </wp:anchor>
+        </w:drawing>
+      </w:r>
+    </w:p>
+    <w:p>
+      <w:pPr>
+        <w:rPr>
+          <w:rFonts w:ascii="Arial Narrow" w:hAnsi="Arial Narrow"/>
+          <w:sz w:val="28"/>
+          <w:szCs w:val="28"/>
+        </w:rPr>
+      </w:pPr>
+    </w:p>
+    <w:p>
+      <w:pPr>
+        <w:rPr>
+          <w:rFonts w:ascii="Arial Narrow" w:hAnsi="Arial Narrow"/>
+          <w:sz w:val="28"/>
+          <w:szCs w:val="28"/>
+        </w:rPr>
+      </w:pPr>
+    </w:p>
+    <w:p>
+      <w:pPr>
+        <w:rPr>
+          <w:rFonts w:ascii="Arial Narrow" w:hAnsi="Arial Narrow"/>
+          <w:sz w:val="28"/>
+          <w:szCs w:val="28"/>
+        </w:rPr>
+      </w:pPr>
+    </w:p>
+    <w:p>
+      <w:pPr>
+        <w:rPr>
+          <w:rFonts w:ascii="Arial Narrow" w:hAnsi="Arial Narrow"/>
+          <w:sz w:val="28"/>
+          <w:szCs w:val="28"/>
+        </w:rPr>
+      </w:pPr>
+    </w:p>
+    <w:p>
+      <w:pPr>
+        <w:rPr>
+          <w:rFonts w:ascii="Arial Narrow" w:hAnsi="Arial Narrow"/>
+          <w:sz w:val="28"/>
+          <w:szCs w:val="28"/>
+        </w:rPr>
+      </w:pPr>
+    </w:p>
+    <w:p>
+      <w:pPr>
+        <w:rPr>
+          <w:rFonts w:ascii="Arial Narrow" w:hAnsi="Arial Narrow"/>
+          <w:sz w:val="28"/>
+          <w:szCs w:val="28"/>
+        </w:rPr>
+      </w:pPr>
+    </w:p>
+    <w:p>
+      <w:pPr>
+        <w:rPr>
+          <w:rFonts w:ascii="Arial Narrow" w:hAnsi="Arial Narrow"/>
+          <w:sz w:val="28"/>
+          <w:szCs w:val="28"/>
+        </w:rPr>
+      </w:pPr>
+    </w:p>
+    <w:p>
+      <w:pPr>
+        <w:rPr>
+          <w:rFonts w:ascii="Arial Narrow" w:hAnsi="Arial Narrow"/>
+          <w:sz w:val="28"/>
+          <w:szCs w:val="28"/>
+        </w:rPr>
+      </w:pPr>
+    </w:p>
+    <w:p>
+      <w:pPr>
+        <w:rPr>
+          <w:rFonts w:ascii="Arial Narrow" w:hAnsi="Arial Narrow"/>
+          <w:sz w:val="28"/>
+          <w:szCs w:val="28"/>
+        </w:rPr>
+      </w:pPr>
+    </w:p>
+    <w:p>
+      <w:pPr>
+        <w:rPr>
+          <w:rFonts w:ascii="Arial Narrow" w:hAnsi="Arial Narrow"/>
+          <w:sz w:val="28"/>
+          <w:szCs w:val="28"/>
+        </w:rPr>
+      </w:pPr>
+    </w:p>
+    <w:p>
+      <w:pPr>
+        <w:rPr>
+          <w:rFonts w:ascii="Arial Narrow" w:hAnsi="Arial Narrow"/>
+          <w:sz w:val="28"/>
+          <w:szCs w:val="28"/>
+        </w:rPr>
+      </w:pPr>
+    </w:p>
+    <w:p>
+      <w:pPr>
+        <w:rPr>
+          <w:rFonts w:ascii="Arial Narrow" w:hAnsi="Arial Narrow"/>
+          <w:sz w:val="28"/>
+          <w:szCs w:val="28"/>
+        </w:rPr>
+      </w:pPr>
+    </w:p>
+    <w:p>
+      <w:pPr>
+        <w:rPr>
+          <w:rFonts w:ascii="Arial Narrow" w:hAnsi="Arial Narrow"/>
+          <w:sz w:val="28"/>
+          <w:szCs w:val="28"/>
+        </w:rPr>
+      </w:pPr>
+    </w:p>
+    <w:p>
+      <w:pPr>
+        <w:rPr>
+          <w:rFonts w:ascii="Arial Narrow" w:hAnsi="Arial Narrow"/>
+          <w:sz w:val="28"/>
+          <w:szCs w:val="28"/>
+        </w:rPr>
+      </w:pPr>
+    </w:p>
+    <w:p>
+      <w:pPr>
+        <w:rPr>
+          <w:rFonts w:ascii="Arial Narrow" w:hAnsi="Arial Narrow"/>
+          <w:sz w:val="28"/>
+          <w:szCs w:val="28"/>
+        </w:rPr>
+      </w:pPr>
+    </w:p>
+    <w:p>
+      <w:pPr>
+        <w:rPr>
+          <w:rFonts w:ascii="Arial Narrow" w:hAnsi="Arial Narrow"/>
+          <w:sz w:val="28"/>
+          <w:szCs w:val="28"/>
+        </w:rPr>
+      </w:pPr>
+      <w:r>
+        <w:rPr>
+          <w:rFonts w:ascii="Arial Narrow" w:hAnsi="Arial Narrow"/>
+          <w:sz w:val="28"/>
+          <w:szCs w:val="28"/>
+        </w:rPr>
+        <w:t>Problem: Create an react app with using the multi step forms with the real time validations in it</w:t>
       </w:r>
     </w:p>
     <w:sectPr>

--- a/ProAzrue Internship Project's Dairy.docx
+++ b/ProAzrue Internship Project's Dairy.docx
@@ -1,6 +1,6 @@
 
 <file path=word/document.xml><?xml version="1.0" encoding="utf-8"?>
-<w:document xmlns:wpc="http://schemas.microsoft.com/office/word/2010/wordprocessingCanvas" xmlns:cx="http://schemas.microsoft.com/office/drawing/2014/chartex" xmlns:cx1="http://schemas.microsoft.com/office/drawing/2015/9/8/chartex" xmlns:cx2="http://schemas.microsoft.com/office/drawing/2015/10/21/chartex" xmlns:cx3="http://schemas.microsoft.com/office/drawing/2016/5/9/chartex" xmlns:cx4="http://schemas.microsoft.com/office/drawing/2016/5/10/chartex" xmlns:cx5="http://schemas.microsoft.com/office/drawing/2016/5/11/chartex" xmlns:cx6="http://schemas.microsoft.com/office/drawing/2016/5/12/chartex" xmlns:cx7="http://schemas.microsoft.com/office/drawing/2016/5/13/chartex" xmlns:cx8="http://schemas.microsoft.com/office/drawing/2016/5/14/chartex" xmlns:mc="http://schemas.openxmlformats.org/markup-compatibility/2006" xmlns:aink="http://schemas.microsoft.com/office/drawing/2016/ink" xmlns:am3d="http://schemas.microsoft.com/office/drawing/2017/model3d" xmlns:o="urn:schemas-microsoft-com:office:office" xmlns:oel="http://schemas.microsoft.com/office/2019/extlst" xmlns:r="http://schemas.openxmlformats.org/officeDocument/2006/relationships" xmlns:m="http://schemas.openxmlformats.org/officeDocument/2006/math" xmlns:v="urn:schemas-microsoft-com:vml" xmlns:wp14="http://schemas.microsoft.com/office/word/2010/wordprocessingDrawing" xmlns:wp="http://schemas.openxmlformats.org/drawingml/2006/wordprocessingDrawing" xmlns:w10="urn:schemas-microsoft-com:office:word" xmlns:w="http://schemas.openxmlformats.org/wordprocessingml/2006/main" xmlns:w14="http://schemas.microsoft.com/office/word/2010/wordml" xmlns:w15="http://schemas.microsoft.com/office/word/2012/wordml" xmlns:w16cex="http://schemas.microsoft.com/office/word/2018/wordml/cex" xmlns:w16cid="http://schemas.microsoft.com/office/word/2016/wordml/cid" xmlns:w16="http://schemas.microsoft.com/office/word/2018/wordml" xmlns:w16du="http://schemas.microsoft.com/office/word/2023/wordml/word16du" xmlns:w16sdtdh="http://schemas.microsoft.com/office/word/2020/wordml/sdtdatahash" xmlns:w16sdtfl="http://schemas.microsoft.com/office/word/2024/wordml/sdtformatlock" xmlns:w16se="http://schemas.microsoft.com/office/word/2015/wordml/symex" xmlns:wpg="http://schemas.microsoft.com/office/word/2010/wordprocessingGroup" xmlns:wpi="http://schemas.microsoft.com/office/word/2010/wordprocessingInk" xmlns:wne="http://schemas.microsoft.com/office/word/2006/wordml" xmlns:wps="http://schemas.microsoft.com/office/word/2010/wordprocessingShape" mc:Ignorable="w14 w15 w16se w16cid w16 w16cex w16sdtdh w16sdtfl w16du wp14">
+<w:document xmlns:wpc="http://schemas.microsoft.com/office/word/2010/wordprocessingCanvas" xmlns:cx="http://schemas.microsoft.com/office/drawing/2014/chartex" xmlns:cx1="http://schemas.microsoft.com/office/drawing/2015/9/8/chartex" xmlns:cx2="http://schemas.microsoft.com/office/drawing/2015/10/21/chartex" xmlns:cx3="http://schemas.microsoft.com/office/drawing/2016/5/9/chartex" xmlns:cx4="http://schemas.microsoft.com/office/drawing/2016/5/10/chartex" xmlns:cx5="http://schemas.microsoft.com/office/drawing/2016/5/11/chartex" xmlns:cx6="http://schemas.microsoft.com/office/drawing/2016/5/12/chartex" xmlns:cx7="http://schemas.microsoft.com/office/drawing/2016/5/13/chartex" xmlns:cx8="http://schemas.microsoft.com/office/drawing/2016/5/14/chartex" xmlns:mc="http://schemas.openxmlformats.org/markup-compatibility/2006" xmlns:aink="http://schemas.microsoft.com/office/drawing/2016/ink" xmlns:am3d="http://schemas.microsoft.com/office/drawing/2017/model3d" xmlns:o="urn:schemas-microsoft-com:office:office" xmlns:oel="http://schemas.microsoft.com/office/2019/extlst" xmlns:r="http://schemas.openxmlformats.org/officeDocument/2006/relationships" xmlns:m="http://schemas.openxmlformats.org/officeDocument/2006/math" xmlns:v="urn:schemas-microsoft-com:vml" xmlns:wp14="http://schemas.microsoft.com/office/word/2010/wordprocessingDrawing" xmlns:wp="http://schemas.openxmlformats.org/drawingml/2006/wordprocessingDrawing" xmlns:w10="urn:schemas-microsoft-com:office:word" xmlns:w="http://schemas.openxmlformats.org/wordprocessingml/2006/main" xmlns:w14="http://schemas.microsoft.com/office/word/2010/wordml" xmlns:w15="http://schemas.microsoft.com/office/word/2012/wordml" xmlns:w16cei="http://schemas.microsoft.com/office/word/2026/wordml/cei" xmlns:w16cex="http://schemas.microsoft.com/office/word/2018/wordml/cex" xmlns:w16cid="http://schemas.microsoft.com/office/word/2016/wordml/cid" xmlns:w16="http://schemas.microsoft.com/office/word/2018/wordml" xmlns:w16du="http://schemas.microsoft.com/office/word/2023/wordml/word16du" xmlns:w16sdtdh="http://schemas.microsoft.com/office/word/2020/wordml/sdtdatahash" xmlns:w16sdtfl="http://schemas.microsoft.com/office/word/2024/wordml/sdtformatlock" xmlns:w16se="http://schemas.microsoft.com/office/word/2015/wordml/symex" xmlns:wpg="http://schemas.microsoft.com/office/word/2010/wordprocessingGroup" xmlns:wpi="http://schemas.microsoft.com/office/word/2010/wordprocessingInk" xmlns:wne="http://schemas.microsoft.com/office/word/2006/wordml" xmlns:wps="http://schemas.microsoft.com/office/word/2010/wordprocessingShape" mc:Ignorable="w14 w15 w16se w16cid w16 w16cex w16sdtdh w16sdtfl w16du wp14">
   <w:body>
     <w:p>
       <w:pPr>
@@ -904,7 +904,25 @@
           <w:sz w:val="28"/>
           <w:szCs w:val="28"/>
         </w:rPr>
-        <w:t>Problem: Create a Calculator App using Java Script (Js)</w:t>
+        <w:t>Problem: Create a Calculator App using Java Script (</w:t>
+      </w:r>
+      <w:proofErr w:type="spellStart"/>
+      <w:r>
+        <w:rPr>
+          <w:rFonts w:ascii="Arial Narrow" w:hAnsi="Arial Narrow"/>
+          <w:sz w:val="28"/>
+          <w:szCs w:val="28"/>
+        </w:rPr>
+        <w:t>Js</w:t>
+      </w:r>
+      <w:proofErr w:type="spellEnd"/>
+      <w:r>
+        <w:rPr>
+          <w:rFonts w:ascii="Arial Narrow" w:hAnsi="Arial Narrow"/>
+          <w:sz w:val="28"/>
+          <w:szCs w:val="28"/>
+        </w:rPr>
+        <w:t>)</w:t>
       </w:r>
     </w:p>
     <w:p>
@@ -1493,7 +1511,61 @@
           <w:sz w:val="28"/>
           <w:szCs w:val="28"/>
         </w:rPr>
-        <w:t>Problem: Create an first web app using React And Js, &amp; complete homework</w:t>
+        <w:t xml:space="preserve">Problem: Create </w:t>
+      </w:r>
+      <w:proofErr w:type="gramStart"/>
+      <w:r>
+        <w:rPr>
+          <w:rFonts w:ascii="Arial Narrow" w:hAnsi="Arial Narrow"/>
+          <w:sz w:val="28"/>
+          <w:szCs w:val="28"/>
+        </w:rPr>
+        <w:t>an</w:t>
+      </w:r>
+      <w:proofErr w:type="gramEnd"/>
+      <w:r>
+        <w:rPr>
+          <w:rFonts w:ascii="Arial Narrow" w:hAnsi="Arial Narrow"/>
+          <w:sz w:val="28"/>
+          <w:szCs w:val="28"/>
+        </w:rPr>
+        <w:t xml:space="preserve"> first web app using React </w:t>
+      </w:r>
+      <w:proofErr w:type="gramStart"/>
+      <w:r>
+        <w:rPr>
+          <w:rFonts w:ascii="Arial Narrow" w:hAnsi="Arial Narrow"/>
+          <w:sz w:val="28"/>
+          <w:szCs w:val="28"/>
+        </w:rPr>
+        <w:t>And</w:t>
+      </w:r>
+      <w:proofErr w:type="gramEnd"/>
+      <w:r>
+        <w:rPr>
+          <w:rFonts w:ascii="Arial Narrow" w:hAnsi="Arial Narrow"/>
+          <w:sz w:val="28"/>
+          <w:szCs w:val="28"/>
+        </w:rPr>
+        <w:t xml:space="preserve"> </w:t>
+      </w:r>
+      <w:proofErr w:type="spellStart"/>
+      <w:r>
+        <w:rPr>
+          <w:rFonts w:ascii="Arial Narrow" w:hAnsi="Arial Narrow"/>
+          <w:sz w:val="28"/>
+          <w:szCs w:val="28"/>
+        </w:rPr>
+        <w:t>Js</w:t>
+      </w:r>
+      <w:proofErr w:type="spellEnd"/>
+      <w:r>
+        <w:rPr>
+          <w:rFonts w:ascii="Arial Narrow" w:hAnsi="Arial Narrow"/>
+          <w:sz w:val="28"/>
+          <w:szCs w:val="28"/>
+        </w:rPr>
+        <w:t>, &amp; complete homework</w:t>
       </w:r>
     </w:p>
     <w:p>
@@ -1553,6 +1625,7 @@
         </w:rPr>
         <w:t xml:space="preserve">: </w:t>
       </w:r>
+      <w:proofErr w:type="spellStart"/>
       <w:r>
         <w:rPr>
           <w:rFonts w:ascii="Arial Narrow" w:hAnsi="Arial Narrow"/>
@@ -1561,6 +1634,7 @@
         </w:rPr>
         <w:t>OnLogin</w:t>
       </w:r>
+      <w:proofErr w:type="spellEnd"/>
       <w:r>
         <w:rPr>
           <w:rFonts w:ascii="Arial Narrow" w:hAnsi="Arial Narrow"/>
@@ -2077,6 +2151,7 @@
           <w:szCs w:val="28"/>
         </w:rPr>
       </w:pPr>
+      <w:proofErr w:type="gramStart"/>
       <w:r>
         <w:rPr>
           <w:rFonts w:ascii="Arial Narrow" w:hAnsi="Arial Narrow"/>
@@ -2091,7 +2166,16 @@
           <w:sz w:val="28"/>
           <w:szCs w:val="28"/>
         </w:rPr>
-        <w:t>roblem : Create an react app with the business card</w:t>
+        <w:t>roblem :</w:t>
+      </w:r>
+      <w:proofErr w:type="gramEnd"/>
+      <w:r>
+        <w:rPr>
+          <w:rFonts w:ascii="Arial Narrow" w:hAnsi="Arial Narrow"/>
+          <w:sz w:val="28"/>
+          <w:szCs w:val="28"/>
+        </w:rPr>
+        <w:t xml:space="preserve"> Create an react app with the business card</w:t>
       </w:r>
     </w:p>
     <w:p>
@@ -2384,13 +2468,23 @@
           <w:szCs w:val="28"/>
         </w:rPr>
       </w:pPr>
-      <w:r>
-        <w:rPr>
-          <w:rFonts w:ascii="Arial Narrow" w:hAnsi="Arial Narrow"/>
-          <w:sz w:val="28"/>
-          <w:szCs w:val="28"/>
-        </w:rPr>
-        <w:t>Problem : Create an react app having click counter dashboard on it</w:t>
+      <w:proofErr w:type="gramStart"/>
+      <w:r>
+        <w:rPr>
+          <w:rFonts w:ascii="Arial Narrow" w:hAnsi="Arial Narrow"/>
+          <w:sz w:val="28"/>
+          <w:szCs w:val="28"/>
+        </w:rPr>
+        <w:t>Problem :</w:t>
+      </w:r>
+      <w:proofErr w:type="gramEnd"/>
+      <w:r>
+        <w:rPr>
+          <w:rFonts w:ascii="Arial Narrow" w:hAnsi="Arial Narrow"/>
+          <w:sz w:val="28"/>
+          <w:szCs w:val="28"/>
+        </w:rPr>
+        <w:t xml:space="preserve"> Create an react app having click counter dashboard on it</w:t>
       </w:r>
     </w:p>
     <w:p>
@@ -2682,13 +2776,41 @@
           <w:szCs w:val="28"/>
         </w:rPr>
       </w:pPr>
-      <w:r>
-        <w:rPr>
-          <w:rFonts w:ascii="Arial Narrow" w:hAnsi="Arial Narrow"/>
-          <w:sz w:val="28"/>
-          <w:szCs w:val="28"/>
-        </w:rPr>
-        <w:t>Problem : Create an react app having an follow button on it</w:t>
+      <w:proofErr w:type="gramStart"/>
+      <w:r>
+        <w:rPr>
+          <w:rFonts w:ascii="Arial Narrow" w:hAnsi="Arial Narrow"/>
+          <w:sz w:val="28"/>
+          <w:szCs w:val="28"/>
+        </w:rPr>
+        <w:t>Problem :</w:t>
+      </w:r>
+      <w:proofErr w:type="gramEnd"/>
+      <w:r>
+        <w:rPr>
+          <w:rFonts w:ascii="Arial Narrow" w:hAnsi="Arial Narrow"/>
+          <w:sz w:val="28"/>
+          <w:szCs w:val="28"/>
+        </w:rPr>
+        <w:t xml:space="preserve"> Create an react app having </w:t>
+      </w:r>
+      <w:proofErr w:type="gramStart"/>
+      <w:r>
+        <w:rPr>
+          <w:rFonts w:ascii="Arial Narrow" w:hAnsi="Arial Narrow"/>
+          <w:sz w:val="28"/>
+          <w:szCs w:val="28"/>
+        </w:rPr>
+        <w:t>an</w:t>
+      </w:r>
+      <w:proofErr w:type="gramEnd"/>
+      <w:r>
+        <w:rPr>
+          <w:rFonts w:ascii="Arial Narrow" w:hAnsi="Arial Narrow"/>
+          <w:sz w:val="28"/>
+          <w:szCs w:val="28"/>
+        </w:rPr>
+        <w:t xml:space="preserve"> follow button on it</w:t>
       </w:r>
     </w:p>
     <w:p>
@@ -2972,13 +3094,23 @@
           <w:szCs w:val="28"/>
         </w:rPr>
       </w:pPr>
-      <w:r>
-        <w:rPr>
-          <w:rFonts w:ascii="Arial Narrow" w:hAnsi="Arial Narrow"/>
-          <w:sz w:val="28"/>
-          <w:szCs w:val="28"/>
-        </w:rPr>
-        <w:t xml:space="preserve">Problem : </w:t>
+      <w:proofErr w:type="gramStart"/>
+      <w:r>
+        <w:rPr>
+          <w:rFonts w:ascii="Arial Narrow" w:hAnsi="Arial Narrow"/>
+          <w:sz w:val="28"/>
+          <w:szCs w:val="28"/>
+        </w:rPr>
+        <w:t>Problem :</w:t>
+      </w:r>
+      <w:proofErr w:type="gramEnd"/>
+      <w:r>
+        <w:rPr>
+          <w:rFonts w:ascii="Arial Narrow" w:hAnsi="Arial Narrow"/>
+          <w:sz w:val="28"/>
+          <w:szCs w:val="28"/>
+        </w:rPr>
+        <w:t xml:space="preserve"> </w:t>
       </w:r>
       <w:r>
         <w:rPr>
@@ -3270,13 +3402,23 @@
           <w:szCs w:val="28"/>
         </w:rPr>
       </w:pPr>
-      <w:r>
-        <w:rPr>
-          <w:rFonts w:ascii="Arial Narrow" w:hAnsi="Arial Narrow"/>
-          <w:sz w:val="28"/>
-          <w:szCs w:val="28"/>
-        </w:rPr>
-        <w:t>Problem : Create an react app having quiz questions on it</w:t>
+      <w:proofErr w:type="gramStart"/>
+      <w:r>
+        <w:rPr>
+          <w:rFonts w:ascii="Arial Narrow" w:hAnsi="Arial Narrow"/>
+          <w:sz w:val="28"/>
+          <w:szCs w:val="28"/>
+        </w:rPr>
+        <w:t>Problem :</w:t>
+      </w:r>
+      <w:proofErr w:type="gramEnd"/>
+      <w:r>
+        <w:rPr>
+          <w:rFonts w:ascii="Arial Narrow" w:hAnsi="Arial Narrow"/>
+          <w:sz w:val="28"/>
+          <w:szCs w:val="28"/>
+        </w:rPr>
+        <w:t xml:space="preserve"> Create an react app having quiz questions on it</w:t>
       </w:r>
     </w:p>
     <w:p>
@@ -3569,13 +3711,23 @@
           <w:szCs w:val="28"/>
         </w:rPr>
       </w:pPr>
-      <w:r>
-        <w:rPr>
-          <w:rFonts w:ascii="Arial Narrow" w:hAnsi="Arial Narrow"/>
-          <w:sz w:val="28"/>
-          <w:szCs w:val="28"/>
-        </w:rPr>
-        <w:t>Problem : Create an react app having star rating widget in it</w:t>
+      <w:proofErr w:type="gramStart"/>
+      <w:r>
+        <w:rPr>
+          <w:rFonts w:ascii="Arial Narrow" w:hAnsi="Arial Narrow"/>
+          <w:sz w:val="28"/>
+          <w:szCs w:val="28"/>
+        </w:rPr>
+        <w:t>Problem :</w:t>
+      </w:r>
+      <w:proofErr w:type="gramEnd"/>
+      <w:r>
+        <w:rPr>
+          <w:rFonts w:ascii="Arial Narrow" w:hAnsi="Arial Narrow"/>
+          <w:sz w:val="28"/>
+          <w:szCs w:val="28"/>
+        </w:rPr>
+        <w:t xml:space="preserve"> Create an react app having star rating widget in it</w:t>
       </w:r>
     </w:p>
     <w:p>
@@ -3886,13 +4038,23 @@
           <w:szCs w:val="28"/>
         </w:rPr>
       </w:pPr>
-      <w:r>
-        <w:rPr>
-          <w:rFonts w:ascii="Arial Narrow" w:hAnsi="Arial Narrow"/>
-          <w:sz w:val="28"/>
-          <w:szCs w:val="28"/>
-        </w:rPr>
-        <w:t>Problem : Create an react app having team roster grid in it</w:t>
+      <w:proofErr w:type="gramStart"/>
+      <w:r>
+        <w:rPr>
+          <w:rFonts w:ascii="Arial Narrow" w:hAnsi="Arial Narrow"/>
+          <w:sz w:val="28"/>
+          <w:szCs w:val="28"/>
+        </w:rPr>
+        <w:t>Problem :</w:t>
+      </w:r>
+      <w:proofErr w:type="gramEnd"/>
+      <w:r>
+        <w:rPr>
+          <w:rFonts w:ascii="Arial Narrow" w:hAnsi="Arial Narrow"/>
+          <w:sz w:val="28"/>
+          <w:szCs w:val="28"/>
+        </w:rPr>
+        <w:t xml:space="preserve"> Create an react app having team roster grid in it</w:t>
       </w:r>
     </w:p>
     <w:p>
@@ -4194,13 +4356,23 @@
           <w:szCs w:val="28"/>
         </w:rPr>
       </w:pPr>
-      <w:r>
-        <w:rPr>
-          <w:rFonts w:ascii="Arial Narrow" w:hAnsi="Arial Narrow"/>
-          <w:sz w:val="28"/>
-          <w:szCs w:val="28"/>
-        </w:rPr>
-        <w:t>Problem : Create an react app having live working to-do list app</w:t>
+      <w:proofErr w:type="gramStart"/>
+      <w:r>
+        <w:rPr>
+          <w:rFonts w:ascii="Arial Narrow" w:hAnsi="Arial Narrow"/>
+          <w:sz w:val="28"/>
+          <w:szCs w:val="28"/>
+        </w:rPr>
+        <w:t>Problem :</w:t>
+      </w:r>
+      <w:proofErr w:type="gramEnd"/>
+      <w:r>
+        <w:rPr>
+          <w:rFonts w:ascii="Arial Narrow" w:hAnsi="Arial Narrow"/>
+          <w:sz w:val="28"/>
+          <w:szCs w:val="28"/>
+        </w:rPr>
+        <w:t xml:space="preserve"> Create an react app having live working to-do list app</w:t>
       </w:r>
     </w:p>
     <w:p>
@@ -4269,13 +4441,23 @@
         </w:rPr>
         <w:t xml:space="preserve">: </w:t>
       </w:r>
-      <w:r>
-        <w:rPr>
-          <w:rFonts w:ascii="Arial Narrow" w:hAnsi="Arial Narrow"/>
-          <w:sz w:val="36"/>
-          <w:szCs w:val="36"/>
-        </w:rPr>
-        <w:t>usefetch-demo React App</w:t>
+      <w:proofErr w:type="spellStart"/>
+      <w:r>
+        <w:rPr>
+          <w:rFonts w:ascii="Arial Narrow" w:hAnsi="Arial Narrow"/>
+          <w:sz w:val="36"/>
+          <w:szCs w:val="36"/>
+        </w:rPr>
+        <w:t>usefetch</w:t>
+      </w:r>
+      <w:proofErr w:type="spellEnd"/>
+      <w:r>
+        <w:rPr>
+          <w:rFonts w:ascii="Arial Narrow" w:hAnsi="Arial Narrow"/>
+          <w:sz w:val="36"/>
+          <w:szCs w:val="36"/>
+        </w:rPr>
+        <w:t>-demo React App</w:t>
       </w:r>
     </w:p>
     <w:p>
@@ -4499,7 +4681,25 @@
           <w:sz w:val="28"/>
           <w:szCs w:val="28"/>
         </w:rPr>
-        <w:t>Problem: Create an react app using “usefetch” in it</w:t>
+        <w:t>Problem: Create an react app using “</w:t>
+      </w:r>
+      <w:proofErr w:type="spellStart"/>
+      <w:r>
+        <w:rPr>
+          <w:rFonts w:ascii="Arial Narrow" w:hAnsi="Arial Narrow"/>
+          <w:sz w:val="28"/>
+          <w:szCs w:val="28"/>
+        </w:rPr>
+        <w:t>usefetch</w:t>
+      </w:r>
+      <w:proofErr w:type="spellEnd"/>
+      <w:r>
+        <w:rPr>
+          <w:rFonts w:ascii="Arial Narrow" w:hAnsi="Arial Narrow"/>
+          <w:sz w:val="28"/>
+          <w:szCs w:val="28"/>
+        </w:rPr>
+        <w:t>” in it</w:t>
       </w:r>
     </w:p>
     <w:p>
@@ -4549,15 +4749,7 @@
           <w:sz w:val="36"/>
           <w:szCs w:val="36"/>
         </w:rPr>
-        <w:t>1</w:t>
-      </w:r>
-      <w:r>
-        <w:rPr>
-          <w:rFonts w:ascii="Arial Narrow" w:hAnsi="Arial Narrow"/>
-          <w:sz w:val="36"/>
-          <w:szCs w:val="36"/>
-        </w:rPr>
-        <w:t>6</w:t>
+        <w:t>16</w:t>
       </w:r>
       <w:r>
         <w:rPr>
@@ -4605,6 +4797,7 @@
       <w:r>
         <w:rPr>
           <w:rFonts w:ascii="Arial Narrow" w:hAnsi="Arial Narrow"/>
+          <w:noProof/>
           <w:sz w:val="28"/>
           <w:szCs w:val="28"/>
         </w:rPr>
@@ -4814,8 +5007,2930 @@
           <w:sz w:val="28"/>
           <w:szCs w:val="28"/>
         </w:rPr>
-        <w:t>Problem: Create an react app with using the multi step forms with the real time validations in it</w:t>
-      </w:r>
+        <w:t xml:space="preserve">Problem: Create an react app with using the </w:t>
+      </w:r>
+      <w:proofErr w:type="spellStart"/>
+      <w:r>
+        <w:rPr>
+          <w:rFonts w:ascii="Arial Narrow" w:hAnsi="Arial Narrow"/>
+          <w:sz w:val="28"/>
+          <w:szCs w:val="28"/>
+        </w:rPr>
+        <w:t>multi step</w:t>
+      </w:r>
+      <w:proofErr w:type="spellEnd"/>
+      <w:r>
+        <w:rPr>
+          <w:rFonts w:ascii="Arial Narrow" w:hAnsi="Arial Narrow"/>
+          <w:sz w:val="28"/>
+          <w:szCs w:val="28"/>
+        </w:rPr>
+        <w:t xml:space="preserve"> forms with the real time validations in it</w:t>
+      </w:r>
+    </w:p>
+    <w:p>
+      <w:pPr>
+        <w:rPr>
+          <w:rFonts w:ascii="Arial Narrow" w:hAnsi="Arial Narrow"/>
+          <w:sz w:val="28"/>
+          <w:szCs w:val="28"/>
+        </w:rPr>
+      </w:pPr>
+    </w:p>
+    <w:p>
+      <w:pPr>
+        <w:rPr>
+          <w:rFonts w:ascii="Arial Narrow" w:hAnsi="Arial Narrow"/>
+          <w:sz w:val="28"/>
+          <w:szCs w:val="28"/>
+        </w:rPr>
+      </w:pPr>
+      <w:r>
+        <w:rPr>
+          <w:rFonts w:ascii="Arial Narrow" w:hAnsi="Arial Narrow"/>
+          <w:sz w:val="28"/>
+          <w:szCs w:val="28"/>
+        </w:rPr>
+        <w:br w:type="page"/>
+      </w:r>
+    </w:p>
+    <w:p>
+      <w:pPr>
+        <w:rPr>
+          <w:rFonts w:ascii="Arial Narrow" w:hAnsi="Arial Narrow"/>
+          <w:sz w:val="32"/>
+          <w:szCs w:val="32"/>
+        </w:rPr>
+      </w:pPr>
+      <w:r>
+        <w:rPr>
+          <w:rFonts w:ascii="Arial Narrow" w:hAnsi="Arial Narrow"/>
+          <w:sz w:val="32"/>
+          <w:szCs w:val="32"/>
+        </w:rPr>
+        <w:lastRenderedPageBreak/>
+        <w:t>Day 42 – User Schema + Full CRUD in Postman</w:t>
+      </w:r>
+    </w:p>
+    <w:p>
+      <w:pPr>
+        <w:rPr>
+          <w:rFonts w:ascii="Arial Narrow" w:hAnsi="Arial Narrow"/>
+          <w:sz w:val="32"/>
+          <w:szCs w:val="32"/>
+        </w:rPr>
+      </w:pPr>
+    </w:p>
+    <w:p>
+      <w:pPr>
+        <w:rPr>
+          <w:rFonts w:ascii="Arial Narrow" w:hAnsi="Arial Narrow"/>
+          <w:sz w:val="32"/>
+          <w:szCs w:val="32"/>
+        </w:rPr>
+      </w:pPr>
+      <w:r>
+        <w:rPr>
+          <w:rFonts w:ascii="Arial Narrow" w:hAnsi="Arial Narrow"/>
+          <w:sz w:val="32"/>
+          <w:szCs w:val="32"/>
+        </w:rPr>
+        <w:t>Images: -</w:t>
+      </w:r>
+    </w:p>
+    <w:p>
+      <w:pPr>
+        <w:rPr>
+          <w:rFonts w:ascii="Arial Narrow" w:hAnsi="Arial Narrow"/>
+        </w:rPr>
+      </w:pPr>
+    </w:p>
+    <w:p>
+      <w:pPr>
+        <w:rPr>
+          <w:rFonts w:ascii="Arial Narrow" w:hAnsi="Arial Narrow"/>
+        </w:rPr>
+      </w:pPr>
+      <w:r>
+        <w:rPr>
+          <w:rFonts w:ascii="Arial Narrow" w:hAnsi="Arial Narrow"/>
+          <w:noProof/>
+        </w:rPr>
+        <w:drawing>
+          <wp:anchor distT="0" distB="0" distL="114300" distR="114300" simplePos="0" relativeHeight="251676672" behindDoc="0" locked="0" layoutInCell="1" allowOverlap="1" wp14:anchorId="3819F40E" wp14:editId="56B49068">
+            <wp:simplePos x="0" y="0"/>
+            <wp:positionH relativeFrom="margin">
+              <wp:posOffset>-1270</wp:posOffset>
+            </wp:positionH>
+            <wp:positionV relativeFrom="paragraph">
+              <wp:posOffset>6985</wp:posOffset>
+            </wp:positionV>
+            <wp:extent cx="5731510" cy="1921510"/>
+            <wp:effectExtent l="0" t="0" r="2540" b="2540"/>
+            <wp:wrapNone/>
+            <wp:docPr id="1643792511" name="Picture 1"/>
+            <wp:cNvGraphicFramePr>
+              <a:graphicFrameLocks xmlns:a="http://schemas.openxmlformats.org/drawingml/2006/main" noChangeAspect="1"/>
+            </wp:cNvGraphicFramePr>
+            <a:graphic xmlns:a="http://schemas.openxmlformats.org/drawingml/2006/main">
+              <a:graphicData uri="http://schemas.openxmlformats.org/drawingml/2006/picture">
+                <pic:pic xmlns:pic="http://schemas.openxmlformats.org/drawingml/2006/picture">
+                  <pic:nvPicPr>
+                    <pic:cNvPr id="1643792511" name=""/>
+                    <pic:cNvPicPr/>
+                  </pic:nvPicPr>
+                  <pic:blipFill>
+                    <a:blip r:embed="rId24">
+                      <a:extLst>
+                        <a:ext uri="{28A0092B-C50C-407E-A947-70E740481C1C}">
+                          <a14:useLocalDpi xmlns:a14="http://schemas.microsoft.com/office/drawing/2010/main" val="0"/>
+                        </a:ext>
+                      </a:extLst>
+                    </a:blip>
+                    <a:stretch>
+                      <a:fillRect/>
+                    </a:stretch>
+                  </pic:blipFill>
+                  <pic:spPr>
+                    <a:xfrm>
+                      <a:off x="0" y="0"/>
+                      <a:ext cx="5731510" cy="1921510"/>
+                    </a:xfrm>
+                    <a:prstGeom prst="rect">
+                      <a:avLst/>
+                    </a:prstGeom>
+                  </pic:spPr>
+                </pic:pic>
+              </a:graphicData>
+            </a:graphic>
+            <wp14:sizeRelH relativeFrom="page">
+              <wp14:pctWidth>0</wp14:pctWidth>
+            </wp14:sizeRelH>
+            <wp14:sizeRelV relativeFrom="page">
+              <wp14:pctHeight>0</wp14:pctHeight>
+            </wp14:sizeRelV>
+          </wp:anchor>
+        </w:drawing>
+      </w:r>
+    </w:p>
+    <w:p>
+      <w:pPr>
+        <w:rPr>
+          <w:rFonts w:ascii="Arial Narrow" w:hAnsi="Arial Narrow"/>
+        </w:rPr>
+      </w:pPr>
+    </w:p>
+    <w:p>
+      <w:pPr>
+        <w:rPr>
+          <w:rFonts w:ascii="Arial Narrow" w:hAnsi="Arial Narrow"/>
+        </w:rPr>
+      </w:pPr>
+    </w:p>
+    <w:p>
+      <w:pPr>
+        <w:rPr>
+          <w:rFonts w:ascii="Arial Narrow" w:hAnsi="Arial Narrow"/>
+        </w:rPr>
+      </w:pPr>
+    </w:p>
+    <w:p>
+      <w:pPr>
+        <w:rPr>
+          <w:rFonts w:ascii="Arial Narrow" w:hAnsi="Arial Narrow"/>
+        </w:rPr>
+      </w:pPr>
+    </w:p>
+    <w:p>
+      <w:pPr>
+        <w:rPr>
+          <w:rFonts w:ascii="Arial Narrow" w:hAnsi="Arial Narrow"/>
+        </w:rPr>
+      </w:pPr>
+    </w:p>
+    <w:p>
+      <w:pPr>
+        <w:rPr>
+          <w:rFonts w:ascii="Arial Narrow" w:hAnsi="Arial Narrow"/>
+        </w:rPr>
+      </w:pPr>
+    </w:p>
+    <w:p>
+      <w:pPr>
+        <w:rPr>
+          <w:rFonts w:ascii="Arial Narrow" w:hAnsi="Arial Narrow"/>
+        </w:rPr>
+      </w:pPr>
+    </w:p>
+    <w:p>
+      <w:pPr>
+        <w:rPr>
+          <w:rFonts w:ascii="Arial Narrow" w:hAnsi="Arial Narrow"/>
+        </w:rPr>
+      </w:pPr>
+    </w:p>
+    <w:p>
+      <w:pPr>
+        <w:rPr>
+          <w:rFonts w:ascii="Arial Narrow" w:hAnsi="Arial Narrow"/>
+          <w:sz w:val="32"/>
+          <w:szCs w:val="32"/>
+        </w:rPr>
+      </w:pPr>
+      <w:r>
+        <w:rPr>
+          <w:rFonts w:ascii="Arial Narrow" w:hAnsi="Arial Narrow"/>
+          <w:sz w:val="32"/>
+          <w:szCs w:val="32"/>
+        </w:rPr>
+        <w:t>Postman: -</w:t>
+      </w:r>
+    </w:p>
+    <w:p>
+      <w:pPr>
+        <w:rPr>
+          <w:rFonts w:ascii="Arial Narrow" w:hAnsi="Arial Narrow"/>
+        </w:rPr>
+      </w:pPr>
+    </w:p>
+    <w:p>
+      <w:pPr>
+        <w:rPr>
+          <w:rFonts w:ascii="Arial Narrow" w:hAnsi="Arial Narrow"/>
+        </w:rPr>
+      </w:pPr>
+      <w:r>
+        <w:rPr>
+          <w:rFonts w:ascii="Arial Narrow" w:hAnsi="Arial Narrow"/>
+          <w:noProof/>
+        </w:rPr>
+        <w:drawing>
+          <wp:anchor distT="0" distB="0" distL="114300" distR="114300" simplePos="0" relativeHeight="251677696" behindDoc="0" locked="0" layoutInCell="1" allowOverlap="1" wp14:anchorId="6814D606" wp14:editId="026381C5">
+            <wp:simplePos x="0" y="0"/>
+            <wp:positionH relativeFrom="margin">
+              <wp:posOffset>-1270</wp:posOffset>
+            </wp:positionH>
+            <wp:positionV relativeFrom="paragraph">
+              <wp:posOffset>172720</wp:posOffset>
+            </wp:positionV>
+            <wp:extent cx="5731510" cy="3495675"/>
+            <wp:effectExtent l="0" t="0" r="2540" b="9525"/>
+            <wp:wrapNone/>
+            <wp:docPr id="261912085" name="Picture 1"/>
+            <wp:cNvGraphicFramePr>
+              <a:graphicFrameLocks xmlns:a="http://schemas.openxmlformats.org/drawingml/2006/main" noChangeAspect="1"/>
+            </wp:cNvGraphicFramePr>
+            <a:graphic xmlns:a="http://schemas.openxmlformats.org/drawingml/2006/main">
+              <a:graphicData uri="http://schemas.openxmlformats.org/drawingml/2006/picture">
+                <pic:pic xmlns:pic="http://schemas.openxmlformats.org/drawingml/2006/picture">
+                  <pic:nvPicPr>
+                    <pic:cNvPr id="261912085" name=""/>
+                    <pic:cNvPicPr/>
+                  </pic:nvPicPr>
+                  <pic:blipFill>
+                    <a:blip r:embed="rId25">
+                      <a:extLst>
+                        <a:ext uri="{28A0092B-C50C-407E-A947-70E740481C1C}">
+                          <a14:useLocalDpi xmlns:a14="http://schemas.microsoft.com/office/drawing/2010/main" val="0"/>
+                        </a:ext>
+                      </a:extLst>
+                    </a:blip>
+                    <a:stretch>
+                      <a:fillRect/>
+                    </a:stretch>
+                  </pic:blipFill>
+                  <pic:spPr>
+                    <a:xfrm>
+                      <a:off x="0" y="0"/>
+                      <a:ext cx="5731510" cy="3495675"/>
+                    </a:xfrm>
+                    <a:prstGeom prst="rect">
+                      <a:avLst/>
+                    </a:prstGeom>
+                  </pic:spPr>
+                </pic:pic>
+              </a:graphicData>
+            </a:graphic>
+            <wp14:sizeRelH relativeFrom="page">
+              <wp14:pctWidth>0</wp14:pctWidth>
+            </wp14:sizeRelH>
+            <wp14:sizeRelV relativeFrom="page">
+              <wp14:pctHeight>0</wp14:pctHeight>
+            </wp14:sizeRelV>
+          </wp:anchor>
+        </w:drawing>
+      </w:r>
+    </w:p>
+    <w:p>
+      <w:pPr>
+        <w:rPr>
+          <w:rFonts w:ascii="Arial Narrow" w:hAnsi="Arial Narrow"/>
+        </w:rPr>
+      </w:pPr>
+    </w:p>
+    <w:p>
+      <w:pPr>
+        <w:rPr>
+          <w:rFonts w:ascii="Arial Narrow" w:hAnsi="Arial Narrow"/>
+        </w:rPr>
+      </w:pPr>
+    </w:p>
+    <w:p>
+      <w:pPr>
+        <w:rPr>
+          <w:rFonts w:ascii="Arial Narrow" w:hAnsi="Arial Narrow"/>
+        </w:rPr>
+      </w:pPr>
+    </w:p>
+    <w:p>
+      <w:pPr>
+        <w:rPr>
+          <w:rFonts w:ascii="Arial Narrow" w:hAnsi="Arial Narrow"/>
+        </w:rPr>
+      </w:pPr>
+    </w:p>
+    <w:p>
+      <w:pPr>
+        <w:rPr>
+          <w:rFonts w:ascii="Arial Narrow" w:hAnsi="Arial Narrow"/>
+        </w:rPr>
+      </w:pPr>
+      <w:r>
+        <w:rPr>
+          <w:rFonts w:ascii="Arial Narrow" w:hAnsi="Arial Narrow"/>
+        </w:rPr>
+        <w:br w:type="page"/>
+      </w:r>
+    </w:p>
+    <w:p>
+      <w:pPr>
+        <w:rPr>
+          <w:rFonts w:ascii="Arial Narrow" w:hAnsi="Arial Narrow"/>
+        </w:rPr>
+      </w:pPr>
+      <w:r>
+        <w:rPr>
+          <w:rFonts w:ascii="Arial Narrow" w:hAnsi="Arial Narrow"/>
+          <w:noProof/>
+        </w:rPr>
+        <w:lastRenderedPageBreak/>
+        <w:drawing>
+          <wp:anchor distT="0" distB="0" distL="114300" distR="114300" simplePos="0" relativeHeight="251678720" behindDoc="0" locked="0" layoutInCell="1" allowOverlap="1" wp14:anchorId="3E761106" wp14:editId="5277DE56">
+            <wp:simplePos x="0" y="0"/>
+            <wp:positionH relativeFrom="margin">
+              <wp:align>center</wp:align>
+            </wp:positionH>
+            <wp:positionV relativeFrom="paragraph">
+              <wp:posOffset>0</wp:posOffset>
+            </wp:positionV>
+            <wp:extent cx="5731510" cy="4574540"/>
+            <wp:effectExtent l="0" t="0" r="2540" b="0"/>
+            <wp:wrapNone/>
+            <wp:docPr id="868451011" name="Picture 1"/>
+            <wp:cNvGraphicFramePr>
+              <a:graphicFrameLocks xmlns:a="http://schemas.openxmlformats.org/drawingml/2006/main" noChangeAspect="1"/>
+            </wp:cNvGraphicFramePr>
+            <a:graphic xmlns:a="http://schemas.openxmlformats.org/drawingml/2006/main">
+              <a:graphicData uri="http://schemas.openxmlformats.org/drawingml/2006/picture">
+                <pic:pic xmlns:pic="http://schemas.openxmlformats.org/drawingml/2006/picture">
+                  <pic:nvPicPr>
+                    <pic:cNvPr id="868451011" name=""/>
+                    <pic:cNvPicPr/>
+                  </pic:nvPicPr>
+                  <pic:blipFill>
+                    <a:blip r:embed="rId26">
+                      <a:extLst>
+                        <a:ext uri="{28A0092B-C50C-407E-A947-70E740481C1C}">
+                          <a14:useLocalDpi xmlns:a14="http://schemas.microsoft.com/office/drawing/2010/main" val="0"/>
+                        </a:ext>
+                      </a:extLst>
+                    </a:blip>
+                    <a:stretch>
+                      <a:fillRect/>
+                    </a:stretch>
+                  </pic:blipFill>
+                  <pic:spPr>
+                    <a:xfrm>
+                      <a:off x="0" y="0"/>
+                      <a:ext cx="5731510" cy="4574540"/>
+                    </a:xfrm>
+                    <a:prstGeom prst="rect">
+                      <a:avLst/>
+                    </a:prstGeom>
+                  </pic:spPr>
+                </pic:pic>
+              </a:graphicData>
+            </a:graphic>
+            <wp14:sizeRelH relativeFrom="page">
+              <wp14:pctWidth>0</wp14:pctWidth>
+            </wp14:sizeRelH>
+            <wp14:sizeRelV relativeFrom="page">
+              <wp14:pctHeight>0</wp14:pctHeight>
+            </wp14:sizeRelV>
+          </wp:anchor>
+        </w:drawing>
+      </w:r>
+    </w:p>
+    <w:p>
+      <w:pPr>
+        <w:rPr>
+          <w:rFonts w:ascii="Arial Narrow" w:hAnsi="Arial Narrow"/>
+        </w:rPr>
+      </w:pPr>
+    </w:p>
+    <w:p>
+      <w:pPr>
+        <w:rPr>
+          <w:rFonts w:ascii="Arial Narrow" w:hAnsi="Arial Narrow"/>
+        </w:rPr>
+      </w:pPr>
+    </w:p>
+    <w:p>
+      <w:pPr>
+        <w:rPr>
+          <w:rFonts w:ascii="Arial Narrow" w:hAnsi="Arial Narrow"/>
+        </w:rPr>
+      </w:pPr>
+    </w:p>
+    <w:p>
+      <w:pPr>
+        <w:rPr>
+          <w:rFonts w:ascii="Arial Narrow" w:hAnsi="Arial Narrow"/>
+        </w:rPr>
+      </w:pPr>
+    </w:p>
+    <w:p>
+      <w:pPr>
+        <w:rPr>
+          <w:rFonts w:ascii="Arial Narrow" w:hAnsi="Arial Narrow"/>
+        </w:rPr>
+      </w:pPr>
+    </w:p>
+    <w:p>
+      <w:pPr>
+        <w:rPr>
+          <w:rFonts w:ascii="Arial Narrow" w:hAnsi="Arial Narrow"/>
+        </w:rPr>
+      </w:pPr>
+    </w:p>
+    <w:p>
+      <w:pPr>
+        <w:rPr>
+          <w:rFonts w:ascii="Arial Narrow" w:hAnsi="Arial Narrow"/>
+        </w:rPr>
+      </w:pPr>
+    </w:p>
+    <w:p>
+      <w:pPr>
+        <w:rPr>
+          <w:rFonts w:ascii="Arial Narrow" w:hAnsi="Arial Narrow"/>
+        </w:rPr>
+      </w:pPr>
+    </w:p>
+    <w:p>
+      <w:pPr>
+        <w:rPr>
+          <w:rFonts w:ascii="Arial Narrow" w:hAnsi="Arial Narrow"/>
+        </w:rPr>
+      </w:pPr>
+    </w:p>
+    <w:p>
+      <w:pPr>
+        <w:rPr>
+          <w:rFonts w:ascii="Arial Narrow" w:hAnsi="Arial Narrow"/>
+        </w:rPr>
+      </w:pPr>
+    </w:p>
+    <w:p>
+      <w:pPr>
+        <w:rPr>
+          <w:rFonts w:ascii="Arial Narrow" w:hAnsi="Arial Narrow"/>
+        </w:rPr>
+      </w:pPr>
+    </w:p>
+    <w:p>
+      <w:pPr>
+        <w:rPr>
+          <w:rFonts w:ascii="Arial Narrow" w:hAnsi="Arial Narrow"/>
+        </w:rPr>
+      </w:pPr>
+    </w:p>
+    <w:p>
+      <w:pPr>
+        <w:rPr>
+          <w:rFonts w:ascii="Arial Narrow" w:hAnsi="Arial Narrow"/>
+        </w:rPr>
+      </w:pPr>
+    </w:p>
+    <w:p>
+      <w:pPr>
+        <w:rPr>
+          <w:rFonts w:ascii="Arial Narrow" w:hAnsi="Arial Narrow"/>
+        </w:rPr>
+      </w:pPr>
+    </w:p>
+    <w:p>
+      <w:pPr>
+        <w:rPr>
+          <w:rFonts w:ascii="Arial Narrow" w:hAnsi="Arial Narrow"/>
+        </w:rPr>
+      </w:pPr>
+    </w:p>
+    <w:p>
+      <w:pPr>
+        <w:rPr>
+          <w:rFonts w:ascii="Arial Narrow" w:hAnsi="Arial Narrow"/>
+        </w:rPr>
+      </w:pPr>
+      <w:r>
+        <w:rPr>
+          <w:rFonts w:ascii="Arial Narrow" w:hAnsi="Arial Narrow"/>
+          <w:noProof/>
+        </w:rPr>
+        <w:drawing>
+          <wp:anchor distT="0" distB="0" distL="114300" distR="114300" simplePos="0" relativeHeight="251679744" behindDoc="0" locked="0" layoutInCell="1" allowOverlap="1" wp14:anchorId="5B995AD6" wp14:editId="253EBC87">
+            <wp:simplePos x="0" y="0"/>
+            <wp:positionH relativeFrom="margin">
+              <wp:align>right</wp:align>
+            </wp:positionH>
+            <wp:positionV relativeFrom="paragraph">
+              <wp:posOffset>3810</wp:posOffset>
+            </wp:positionV>
+            <wp:extent cx="5731510" cy="4538980"/>
+            <wp:effectExtent l="0" t="0" r="2540" b="0"/>
+            <wp:wrapNone/>
+            <wp:docPr id="1635781000" name="Picture 1"/>
+            <wp:cNvGraphicFramePr>
+              <a:graphicFrameLocks xmlns:a="http://schemas.openxmlformats.org/drawingml/2006/main" noChangeAspect="1"/>
+            </wp:cNvGraphicFramePr>
+            <a:graphic xmlns:a="http://schemas.openxmlformats.org/drawingml/2006/main">
+              <a:graphicData uri="http://schemas.openxmlformats.org/drawingml/2006/picture">
+                <pic:pic xmlns:pic="http://schemas.openxmlformats.org/drawingml/2006/picture">
+                  <pic:nvPicPr>
+                    <pic:cNvPr id="1635781000" name=""/>
+                    <pic:cNvPicPr/>
+                  </pic:nvPicPr>
+                  <pic:blipFill>
+                    <a:blip r:embed="rId27">
+                      <a:extLst>
+                        <a:ext uri="{28A0092B-C50C-407E-A947-70E740481C1C}">
+                          <a14:useLocalDpi xmlns:a14="http://schemas.microsoft.com/office/drawing/2010/main" val="0"/>
+                        </a:ext>
+                      </a:extLst>
+                    </a:blip>
+                    <a:stretch>
+                      <a:fillRect/>
+                    </a:stretch>
+                  </pic:blipFill>
+                  <pic:spPr>
+                    <a:xfrm>
+                      <a:off x="0" y="0"/>
+                      <a:ext cx="5731510" cy="4538980"/>
+                    </a:xfrm>
+                    <a:prstGeom prst="rect">
+                      <a:avLst/>
+                    </a:prstGeom>
+                  </pic:spPr>
+                </pic:pic>
+              </a:graphicData>
+            </a:graphic>
+            <wp14:sizeRelH relativeFrom="page">
+              <wp14:pctWidth>0</wp14:pctWidth>
+            </wp14:sizeRelH>
+            <wp14:sizeRelV relativeFrom="page">
+              <wp14:pctHeight>0</wp14:pctHeight>
+            </wp14:sizeRelV>
+          </wp:anchor>
+        </w:drawing>
+      </w:r>
+    </w:p>
+    <w:p>
+      <w:pPr>
+        <w:rPr>
+          <w:rFonts w:ascii="Arial Narrow" w:hAnsi="Arial Narrow"/>
+        </w:rPr>
+      </w:pPr>
+    </w:p>
+    <w:p>
+      <w:pPr>
+        <w:rPr>
+          <w:rFonts w:ascii="Arial Narrow" w:hAnsi="Arial Narrow"/>
+        </w:rPr>
+      </w:pPr>
+    </w:p>
+    <w:p>
+      <w:pPr>
+        <w:rPr>
+          <w:rFonts w:ascii="Arial Narrow" w:hAnsi="Arial Narrow"/>
+        </w:rPr>
+      </w:pPr>
+    </w:p>
+    <w:p>
+      <w:pPr>
+        <w:rPr>
+          <w:rFonts w:ascii="Arial Narrow" w:hAnsi="Arial Narrow"/>
+        </w:rPr>
+      </w:pPr>
+    </w:p>
+    <w:p>
+      <w:pPr>
+        <w:rPr>
+          <w:rFonts w:ascii="Arial Narrow" w:hAnsi="Arial Narrow"/>
+        </w:rPr>
+      </w:pPr>
+    </w:p>
+    <w:p>
+      <w:pPr>
+        <w:rPr>
+          <w:rFonts w:ascii="Arial Narrow" w:hAnsi="Arial Narrow"/>
+        </w:rPr>
+      </w:pPr>
+    </w:p>
+    <w:p>
+      <w:pPr>
+        <w:rPr>
+          <w:rFonts w:ascii="Arial Narrow" w:hAnsi="Arial Narrow"/>
+        </w:rPr>
+      </w:pPr>
+    </w:p>
+    <w:p>
+      <w:pPr>
+        <w:rPr>
+          <w:rFonts w:ascii="Arial Narrow" w:hAnsi="Arial Narrow"/>
+        </w:rPr>
+      </w:pPr>
+      <w:r>
+        <w:rPr>
+          <w:rFonts w:ascii="Arial Narrow" w:hAnsi="Arial Narrow"/>
+        </w:rPr>
+        <w:br w:type="page"/>
+      </w:r>
+    </w:p>
+    <w:p>
+      <w:pPr>
+        <w:rPr>
+          <w:rFonts w:ascii="Arial Narrow" w:hAnsi="Arial Narrow"/>
+        </w:rPr>
+      </w:pPr>
+    </w:p>
+    <w:p>
+      <w:pPr>
+        <w:rPr>
+          <w:rFonts w:ascii="Arial Narrow" w:hAnsi="Arial Narrow"/>
+        </w:rPr>
+      </w:pPr>
+      <w:r>
+        <w:rPr>
+          <w:rFonts w:ascii="Arial Narrow" w:hAnsi="Arial Narrow"/>
+          <w:noProof/>
+        </w:rPr>
+        <w:drawing>
+          <wp:anchor distT="0" distB="0" distL="114300" distR="114300" simplePos="0" relativeHeight="251680768" behindDoc="0" locked="0" layoutInCell="1" allowOverlap="1" wp14:anchorId="72D35963" wp14:editId="31191CB5">
+            <wp:simplePos x="0" y="0"/>
+            <wp:positionH relativeFrom="margin">
+              <wp:posOffset>-1270</wp:posOffset>
+            </wp:positionH>
+            <wp:positionV relativeFrom="paragraph">
+              <wp:posOffset>50800</wp:posOffset>
+            </wp:positionV>
+            <wp:extent cx="5731510" cy="3467100"/>
+            <wp:effectExtent l="0" t="0" r="2540" b="0"/>
+            <wp:wrapNone/>
+            <wp:docPr id="387257692" name="Picture 1"/>
+            <wp:cNvGraphicFramePr>
+              <a:graphicFrameLocks xmlns:a="http://schemas.openxmlformats.org/drawingml/2006/main" noChangeAspect="1"/>
+            </wp:cNvGraphicFramePr>
+            <a:graphic xmlns:a="http://schemas.openxmlformats.org/drawingml/2006/main">
+              <a:graphicData uri="http://schemas.openxmlformats.org/drawingml/2006/picture">
+                <pic:pic xmlns:pic="http://schemas.openxmlformats.org/drawingml/2006/picture">
+                  <pic:nvPicPr>
+                    <pic:cNvPr id="387257692" name=""/>
+                    <pic:cNvPicPr/>
+                  </pic:nvPicPr>
+                  <pic:blipFill>
+                    <a:blip r:embed="rId28">
+                      <a:extLst>
+                        <a:ext uri="{28A0092B-C50C-407E-A947-70E740481C1C}">
+                          <a14:useLocalDpi xmlns:a14="http://schemas.microsoft.com/office/drawing/2010/main" val="0"/>
+                        </a:ext>
+                      </a:extLst>
+                    </a:blip>
+                    <a:stretch>
+                      <a:fillRect/>
+                    </a:stretch>
+                  </pic:blipFill>
+                  <pic:spPr>
+                    <a:xfrm>
+                      <a:off x="0" y="0"/>
+                      <a:ext cx="5731510" cy="3467100"/>
+                    </a:xfrm>
+                    <a:prstGeom prst="rect">
+                      <a:avLst/>
+                    </a:prstGeom>
+                  </pic:spPr>
+                </pic:pic>
+              </a:graphicData>
+            </a:graphic>
+            <wp14:sizeRelH relativeFrom="page">
+              <wp14:pctWidth>0</wp14:pctWidth>
+            </wp14:sizeRelH>
+            <wp14:sizeRelV relativeFrom="page">
+              <wp14:pctHeight>0</wp14:pctHeight>
+            </wp14:sizeRelV>
+          </wp:anchor>
+        </w:drawing>
+      </w:r>
+    </w:p>
+    <w:p>
+      <w:pPr>
+        <w:rPr>
+          <w:rFonts w:ascii="Arial Narrow" w:hAnsi="Arial Narrow"/>
+        </w:rPr>
+      </w:pPr>
+    </w:p>
+    <w:p>
+      <w:pPr>
+        <w:rPr>
+          <w:rFonts w:ascii="Arial Narrow" w:hAnsi="Arial Narrow"/>
+        </w:rPr>
+      </w:pPr>
+    </w:p>
+    <w:p>
+      <w:pPr>
+        <w:rPr>
+          <w:rFonts w:ascii="Arial Narrow" w:hAnsi="Arial Narrow"/>
+        </w:rPr>
+      </w:pPr>
+    </w:p>
+    <w:p>
+      <w:pPr>
+        <w:rPr>
+          <w:rFonts w:ascii="Arial Narrow" w:hAnsi="Arial Narrow"/>
+        </w:rPr>
+      </w:pPr>
+    </w:p>
+    <w:p>
+      <w:pPr>
+        <w:rPr>
+          <w:rFonts w:ascii="Arial Narrow" w:hAnsi="Arial Narrow"/>
+        </w:rPr>
+      </w:pPr>
+    </w:p>
+    <w:p>
+      <w:pPr>
+        <w:rPr>
+          <w:rFonts w:ascii="Arial Narrow" w:hAnsi="Arial Narrow"/>
+        </w:rPr>
+      </w:pPr>
+    </w:p>
+    <w:p>
+      <w:pPr>
+        <w:rPr>
+          <w:rFonts w:ascii="Arial Narrow" w:hAnsi="Arial Narrow"/>
+        </w:rPr>
+      </w:pPr>
+    </w:p>
+    <w:p>
+      <w:pPr>
+        <w:rPr>
+          <w:rFonts w:ascii="Arial Narrow" w:hAnsi="Arial Narrow"/>
+        </w:rPr>
+      </w:pPr>
+    </w:p>
+    <w:p>
+      <w:pPr>
+        <w:rPr>
+          <w:rFonts w:ascii="Arial Narrow" w:hAnsi="Arial Narrow"/>
+        </w:rPr>
+      </w:pPr>
+    </w:p>
+    <w:p>
+      <w:pPr>
+        <w:rPr>
+          <w:rFonts w:ascii="Arial Narrow" w:hAnsi="Arial Narrow"/>
+        </w:rPr>
+      </w:pPr>
+    </w:p>
+    <w:p>
+      <w:pPr>
+        <w:rPr>
+          <w:rFonts w:ascii="Arial Narrow" w:hAnsi="Arial Narrow"/>
+        </w:rPr>
+      </w:pPr>
+    </w:p>
+    <w:p>
+      <w:pPr>
+        <w:rPr>
+          <w:rFonts w:ascii="Arial Narrow" w:hAnsi="Arial Narrow"/>
+        </w:rPr>
+      </w:pPr>
+    </w:p>
+    <w:p>
+      <w:pPr>
+        <w:rPr>
+          <w:rFonts w:ascii="Arial Narrow" w:hAnsi="Arial Narrow"/>
+        </w:rPr>
+      </w:pPr>
+    </w:p>
+    <w:p>
+      <w:pPr>
+        <w:rPr>
+          <w:rFonts w:ascii="Arial Narrow" w:hAnsi="Arial Narrow"/>
+        </w:rPr>
+      </w:pPr>
+    </w:p>
+    <w:p>
+      <w:pPr>
+        <w:rPr>
+          <w:rFonts w:ascii="Arial Narrow" w:hAnsi="Arial Narrow"/>
+        </w:rPr>
+      </w:pPr>
+      <w:r>
+        <w:rPr>
+          <w:rFonts w:ascii="Arial Narrow" w:hAnsi="Arial Narrow"/>
+        </w:rPr>
+        <w:br w:type="page"/>
+      </w:r>
+    </w:p>
+    <w:p>
+      <w:pPr>
+        <w:rPr>
+          <w:rFonts w:ascii="Arial Narrow" w:hAnsi="Arial Narrow"/>
+          <w:sz w:val="32"/>
+          <w:szCs w:val="32"/>
+        </w:rPr>
+      </w:pPr>
+      <w:r>
+        <w:rPr>
+          <w:rFonts w:ascii="Arial Narrow" w:hAnsi="Arial Narrow"/>
+          <w:sz w:val="32"/>
+          <w:szCs w:val="32"/>
+        </w:rPr>
+        <w:lastRenderedPageBreak/>
+        <w:t xml:space="preserve">Day 43: - </w:t>
+      </w:r>
+      <w:r>
+        <w:rPr>
+          <w:rFonts w:ascii="Arial Narrow" w:hAnsi="Arial Narrow"/>
+          <w:sz w:val="32"/>
+          <w:szCs w:val="32"/>
+        </w:rPr>
+        <w:t xml:space="preserve">Design a Blog Schema </w:t>
+      </w:r>
+      <w:r>
+        <w:rPr>
+          <w:rFonts w:ascii="Arial Narrow" w:hAnsi="Arial Narrow"/>
+          <w:sz w:val="32"/>
+          <w:szCs w:val="32"/>
+        </w:rPr>
+        <w:t>w</w:t>
+      </w:r>
+      <w:r>
+        <w:rPr>
+          <w:rFonts w:ascii="Arial Narrow" w:hAnsi="Arial Narrow"/>
+          <w:sz w:val="32"/>
+          <w:szCs w:val="32"/>
+        </w:rPr>
+        <w:t>ith a User Reference</w:t>
+      </w:r>
+    </w:p>
+    <w:p>
+      <w:pPr>
+        <w:rPr>
+          <w:rFonts w:ascii="Arial Narrow" w:hAnsi="Arial Narrow"/>
+          <w:sz w:val="32"/>
+          <w:szCs w:val="32"/>
+        </w:rPr>
+      </w:pPr>
+    </w:p>
+    <w:p>
+      <w:pPr>
+        <w:rPr>
+          <w:rFonts w:ascii="Arial Narrow" w:hAnsi="Arial Narrow"/>
+          <w:sz w:val="32"/>
+          <w:szCs w:val="32"/>
+        </w:rPr>
+      </w:pPr>
+      <w:r>
+        <w:rPr>
+          <w:rFonts w:ascii="Arial Narrow" w:hAnsi="Arial Narrow"/>
+          <w:sz w:val="32"/>
+          <w:szCs w:val="32"/>
+        </w:rPr>
+        <w:t>Images: -</w:t>
+      </w:r>
+    </w:p>
+    <w:p>
+      <w:pPr>
+        <w:rPr>
+          <w:rFonts w:ascii="Arial Narrow" w:hAnsi="Arial Narrow"/>
+        </w:rPr>
+      </w:pPr>
+    </w:p>
+    <w:p>
+      <w:pPr>
+        <w:rPr>
+          <w:rFonts w:ascii="Arial Narrow" w:hAnsi="Arial Narrow"/>
+        </w:rPr>
+      </w:pPr>
+      <w:r>
+        <w:rPr>
+          <w:rFonts w:ascii="Arial Narrow" w:hAnsi="Arial Narrow"/>
+          <w:noProof/>
+        </w:rPr>
+        <w:drawing>
+          <wp:anchor distT="0" distB="0" distL="114300" distR="114300" simplePos="0" relativeHeight="251681792" behindDoc="0" locked="0" layoutInCell="1" allowOverlap="1" wp14:anchorId="2B6F1B67" wp14:editId="607B1B7A">
+            <wp:simplePos x="0" y="0"/>
+            <wp:positionH relativeFrom="margin">
+              <wp:align>right</wp:align>
+            </wp:positionH>
+            <wp:positionV relativeFrom="paragraph">
+              <wp:posOffset>85725</wp:posOffset>
+            </wp:positionV>
+            <wp:extent cx="5731510" cy="1949450"/>
+            <wp:effectExtent l="0" t="0" r="2540" b="0"/>
+            <wp:wrapNone/>
+            <wp:docPr id="362813859" name="Picture 1"/>
+            <wp:cNvGraphicFramePr>
+              <a:graphicFrameLocks xmlns:a="http://schemas.openxmlformats.org/drawingml/2006/main" noChangeAspect="1"/>
+            </wp:cNvGraphicFramePr>
+            <a:graphic xmlns:a="http://schemas.openxmlformats.org/drawingml/2006/main">
+              <a:graphicData uri="http://schemas.openxmlformats.org/drawingml/2006/picture">
+                <pic:pic xmlns:pic="http://schemas.openxmlformats.org/drawingml/2006/picture">
+                  <pic:nvPicPr>
+                    <pic:cNvPr id="362813859" name=""/>
+                    <pic:cNvPicPr/>
+                  </pic:nvPicPr>
+                  <pic:blipFill>
+                    <a:blip r:embed="rId29">
+                      <a:extLst>
+                        <a:ext uri="{28A0092B-C50C-407E-A947-70E740481C1C}">
+                          <a14:useLocalDpi xmlns:a14="http://schemas.microsoft.com/office/drawing/2010/main" val="0"/>
+                        </a:ext>
+                      </a:extLst>
+                    </a:blip>
+                    <a:stretch>
+                      <a:fillRect/>
+                    </a:stretch>
+                  </pic:blipFill>
+                  <pic:spPr>
+                    <a:xfrm>
+                      <a:off x="0" y="0"/>
+                      <a:ext cx="5731510" cy="1949450"/>
+                    </a:xfrm>
+                    <a:prstGeom prst="rect">
+                      <a:avLst/>
+                    </a:prstGeom>
+                  </pic:spPr>
+                </pic:pic>
+              </a:graphicData>
+            </a:graphic>
+            <wp14:sizeRelH relativeFrom="page">
+              <wp14:pctWidth>0</wp14:pctWidth>
+            </wp14:sizeRelH>
+            <wp14:sizeRelV relativeFrom="page">
+              <wp14:pctHeight>0</wp14:pctHeight>
+            </wp14:sizeRelV>
+          </wp:anchor>
+        </w:drawing>
+      </w:r>
+    </w:p>
+    <w:p>
+      <w:pPr>
+        <w:rPr>
+          <w:rFonts w:ascii="Arial Narrow" w:hAnsi="Arial Narrow"/>
+        </w:rPr>
+      </w:pPr>
+    </w:p>
+    <w:p>
+      <w:pPr>
+        <w:rPr>
+          <w:rFonts w:ascii="Arial Narrow" w:hAnsi="Arial Narrow"/>
+        </w:rPr>
+      </w:pPr>
+    </w:p>
+    <w:p>
+      <w:pPr>
+        <w:rPr>
+          <w:rFonts w:ascii="Arial Narrow" w:hAnsi="Arial Narrow"/>
+        </w:rPr>
+      </w:pPr>
+    </w:p>
+    <w:p>
+      <w:pPr>
+        <w:rPr>
+          <w:rFonts w:ascii="Arial Narrow" w:hAnsi="Arial Narrow"/>
+        </w:rPr>
+      </w:pPr>
+    </w:p>
+    <w:p>
+      <w:pPr>
+        <w:rPr>
+          <w:rFonts w:ascii="Arial Narrow" w:hAnsi="Arial Narrow"/>
+        </w:rPr>
+      </w:pPr>
+    </w:p>
+    <w:p>
+      <w:pPr>
+        <w:rPr>
+          <w:rFonts w:ascii="Arial Narrow" w:hAnsi="Arial Narrow"/>
+        </w:rPr>
+      </w:pPr>
+    </w:p>
+    <w:p>
+      <w:pPr>
+        <w:rPr>
+          <w:rFonts w:ascii="Arial Narrow" w:hAnsi="Arial Narrow"/>
+        </w:rPr>
+      </w:pPr>
+    </w:p>
+    <w:p>
+      <w:pPr>
+        <w:rPr>
+          <w:rFonts w:ascii="Arial Narrow" w:hAnsi="Arial Narrow"/>
+        </w:rPr>
+      </w:pPr>
+    </w:p>
+    <w:p>
+      <w:pPr>
+        <w:rPr>
+          <w:rFonts w:ascii="Arial Narrow" w:hAnsi="Arial Narrow"/>
+          <w:sz w:val="32"/>
+          <w:szCs w:val="32"/>
+        </w:rPr>
+      </w:pPr>
+      <w:r>
+        <w:rPr>
+          <w:rFonts w:ascii="Arial Narrow" w:hAnsi="Arial Narrow"/>
+          <w:sz w:val="32"/>
+          <w:szCs w:val="32"/>
+        </w:rPr>
+        <w:t>Postman: -</w:t>
+      </w:r>
+    </w:p>
+    <w:p>
+      <w:pPr>
+        <w:rPr>
+          <w:rFonts w:ascii="Arial Narrow" w:hAnsi="Arial Narrow"/>
+        </w:rPr>
+      </w:pPr>
+    </w:p>
+    <w:p>
+      <w:pPr>
+        <w:rPr>
+          <w:rFonts w:ascii="Arial Narrow" w:hAnsi="Arial Narrow"/>
+        </w:rPr>
+      </w:pPr>
+      <w:r>
+        <w:rPr>
+          <w:rFonts w:ascii="Arial Narrow" w:hAnsi="Arial Narrow"/>
+          <w:noProof/>
+        </w:rPr>
+        <w:drawing>
+          <wp:anchor distT="0" distB="0" distL="114300" distR="114300" simplePos="0" relativeHeight="251682816" behindDoc="0" locked="0" layoutInCell="1" allowOverlap="1" wp14:anchorId="6DDA0816" wp14:editId="60751BFE">
+            <wp:simplePos x="0" y="0"/>
+            <wp:positionH relativeFrom="margin">
+              <wp:align>right</wp:align>
+            </wp:positionH>
+            <wp:positionV relativeFrom="paragraph">
+              <wp:posOffset>120650</wp:posOffset>
+            </wp:positionV>
+            <wp:extent cx="5731510" cy="3354070"/>
+            <wp:effectExtent l="0" t="0" r="2540" b="0"/>
+            <wp:wrapNone/>
+            <wp:docPr id="1038848371" name="Picture 1"/>
+            <wp:cNvGraphicFramePr>
+              <a:graphicFrameLocks xmlns:a="http://schemas.openxmlformats.org/drawingml/2006/main" noChangeAspect="1"/>
+            </wp:cNvGraphicFramePr>
+            <a:graphic xmlns:a="http://schemas.openxmlformats.org/drawingml/2006/main">
+              <a:graphicData uri="http://schemas.openxmlformats.org/drawingml/2006/picture">
+                <pic:pic xmlns:pic="http://schemas.openxmlformats.org/drawingml/2006/picture">
+                  <pic:nvPicPr>
+                    <pic:cNvPr id="1038848371" name=""/>
+                    <pic:cNvPicPr/>
+                  </pic:nvPicPr>
+                  <pic:blipFill>
+                    <a:blip r:embed="rId30">
+                      <a:extLst>
+                        <a:ext uri="{28A0092B-C50C-407E-A947-70E740481C1C}">
+                          <a14:useLocalDpi xmlns:a14="http://schemas.microsoft.com/office/drawing/2010/main" val="0"/>
+                        </a:ext>
+                      </a:extLst>
+                    </a:blip>
+                    <a:stretch>
+                      <a:fillRect/>
+                    </a:stretch>
+                  </pic:blipFill>
+                  <pic:spPr>
+                    <a:xfrm>
+                      <a:off x="0" y="0"/>
+                      <a:ext cx="5731510" cy="3354070"/>
+                    </a:xfrm>
+                    <a:prstGeom prst="rect">
+                      <a:avLst/>
+                    </a:prstGeom>
+                  </pic:spPr>
+                </pic:pic>
+              </a:graphicData>
+            </a:graphic>
+            <wp14:sizeRelH relativeFrom="page">
+              <wp14:pctWidth>0</wp14:pctWidth>
+            </wp14:sizeRelH>
+            <wp14:sizeRelV relativeFrom="page">
+              <wp14:pctHeight>0</wp14:pctHeight>
+            </wp14:sizeRelV>
+          </wp:anchor>
+        </w:drawing>
+      </w:r>
+    </w:p>
+    <w:p>
+      <w:pPr>
+        <w:rPr>
+          <w:rFonts w:ascii="Arial Narrow" w:hAnsi="Arial Narrow"/>
+        </w:rPr>
+      </w:pPr>
+    </w:p>
+    <w:p>
+      <w:pPr>
+        <w:rPr>
+          <w:rFonts w:ascii="Arial Narrow" w:hAnsi="Arial Narrow"/>
+        </w:rPr>
+      </w:pPr>
+    </w:p>
+    <w:p>
+      <w:pPr>
+        <w:rPr>
+          <w:rFonts w:ascii="Arial Narrow" w:hAnsi="Arial Narrow"/>
+        </w:rPr>
+      </w:pPr>
+    </w:p>
+    <w:p>
+      <w:pPr>
+        <w:rPr>
+          <w:rFonts w:ascii="Arial Narrow" w:hAnsi="Arial Narrow"/>
+        </w:rPr>
+      </w:pPr>
+    </w:p>
+    <w:p>
+      <w:pPr>
+        <w:rPr>
+          <w:rFonts w:ascii="Arial Narrow" w:hAnsi="Arial Narrow"/>
+        </w:rPr>
+      </w:pPr>
+    </w:p>
+    <w:p>
+      <w:pPr>
+        <w:rPr>
+          <w:rFonts w:ascii="Arial Narrow" w:hAnsi="Arial Narrow"/>
+        </w:rPr>
+      </w:pPr>
+    </w:p>
+    <w:p>
+      <w:pPr>
+        <w:rPr>
+          <w:rFonts w:ascii="Arial Narrow" w:hAnsi="Arial Narrow"/>
+        </w:rPr>
+      </w:pPr>
+    </w:p>
+    <w:p>
+      <w:pPr>
+        <w:rPr>
+          <w:rFonts w:ascii="Arial Narrow" w:hAnsi="Arial Narrow"/>
+        </w:rPr>
+      </w:pPr>
+    </w:p>
+    <w:p>
+      <w:pPr>
+        <w:rPr>
+          <w:rFonts w:ascii="Arial Narrow" w:hAnsi="Arial Narrow"/>
+        </w:rPr>
+      </w:pPr>
+    </w:p>
+    <w:p>
+      <w:pPr>
+        <w:rPr>
+          <w:rFonts w:ascii="Arial Narrow" w:hAnsi="Arial Narrow"/>
+        </w:rPr>
+      </w:pPr>
+    </w:p>
+    <w:p>
+      <w:pPr>
+        <w:rPr>
+          <w:rFonts w:ascii="Arial Narrow" w:hAnsi="Arial Narrow"/>
+        </w:rPr>
+      </w:pPr>
+    </w:p>
+    <w:p>
+      <w:pPr>
+        <w:rPr>
+          <w:rFonts w:ascii="Arial Narrow" w:hAnsi="Arial Narrow"/>
+        </w:rPr>
+      </w:pPr>
+    </w:p>
+    <w:p>
+      <w:pPr>
+        <w:rPr>
+          <w:rFonts w:ascii="Arial Narrow" w:hAnsi="Arial Narrow"/>
+        </w:rPr>
+      </w:pPr>
+      <w:r>
+        <w:rPr>
+          <w:rFonts w:ascii="Arial Narrow" w:hAnsi="Arial Narrow"/>
+          <w:noProof/>
+        </w:rPr>
+        <w:lastRenderedPageBreak/>
+        <w:drawing>
+          <wp:anchor distT="0" distB="0" distL="114300" distR="114300" simplePos="0" relativeHeight="251683840" behindDoc="0" locked="0" layoutInCell="1" allowOverlap="1" wp14:anchorId="07BFBD9D" wp14:editId="61D9D772">
+            <wp:simplePos x="0" y="0"/>
+            <wp:positionH relativeFrom="margin">
+              <wp:align>center</wp:align>
+            </wp:positionH>
+            <wp:positionV relativeFrom="paragraph">
+              <wp:posOffset>-172720</wp:posOffset>
+            </wp:positionV>
+            <wp:extent cx="5731510" cy="4600575"/>
+            <wp:effectExtent l="0" t="0" r="2540" b="9525"/>
+            <wp:wrapNone/>
+            <wp:docPr id="1609144159" name="Picture 1"/>
+            <wp:cNvGraphicFramePr>
+              <a:graphicFrameLocks xmlns:a="http://schemas.openxmlformats.org/drawingml/2006/main" noChangeAspect="1"/>
+            </wp:cNvGraphicFramePr>
+            <a:graphic xmlns:a="http://schemas.openxmlformats.org/drawingml/2006/main">
+              <a:graphicData uri="http://schemas.openxmlformats.org/drawingml/2006/picture">
+                <pic:pic xmlns:pic="http://schemas.openxmlformats.org/drawingml/2006/picture">
+                  <pic:nvPicPr>
+                    <pic:cNvPr id="1609144159" name=""/>
+                    <pic:cNvPicPr/>
+                  </pic:nvPicPr>
+                  <pic:blipFill>
+                    <a:blip r:embed="rId31">
+                      <a:extLst>
+                        <a:ext uri="{28A0092B-C50C-407E-A947-70E740481C1C}">
+                          <a14:useLocalDpi xmlns:a14="http://schemas.microsoft.com/office/drawing/2010/main" val="0"/>
+                        </a:ext>
+                      </a:extLst>
+                    </a:blip>
+                    <a:stretch>
+                      <a:fillRect/>
+                    </a:stretch>
+                  </pic:blipFill>
+                  <pic:spPr>
+                    <a:xfrm>
+                      <a:off x="0" y="0"/>
+                      <a:ext cx="5731510" cy="4600575"/>
+                    </a:xfrm>
+                    <a:prstGeom prst="rect">
+                      <a:avLst/>
+                    </a:prstGeom>
+                  </pic:spPr>
+                </pic:pic>
+              </a:graphicData>
+            </a:graphic>
+            <wp14:sizeRelH relativeFrom="page">
+              <wp14:pctWidth>0</wp14:pctWidth>
+            </wp14:sizeRelH>
+            <wp14:sizeRelV relativeFrom="page">
+              <wp14:pctHeight>0</wp14:pctHeight>
+            </wp14:sizeRelV>
+          </wp:anchor>
+        </w:drawing>
+      </w:r>
+    </w:p>
+    <w:p>
+      <w:pPr>
+        <w:rPr>
+          <w:rFonts w:ascii="Arial Narrow" w:hAnsi="Arial Narrow"/>
+        </w:rPr>
+      </w:pPr>
+    </w:p>
+    <w:p>
+      <w:pPr>
+        <w:rPr>
+          <w:rFonts w:ascii="Arial Narrow" w:hAnsi="Arial Narrow"/>
+        </w:rPr>
+      </w:pPr>
+    </w:p>
+    <w:p>
+      <w:pPr>
+        <w:rPr>
+          <w:rFonts w:ascii="Arial Narrow" w:hAnsi="Arial Narrow"/>
+        </w:rPr>
+      </w:pPr>
+    </w:p>
+    <w:p>
+      <w:pPr>
+        <w:rPr>
+          <w:rFonts w:ascii="Arial Narrow" w:hAnsi="Arial Narrow"/>
+        </w:rPr>
+      </w:pPr>
+    </w:p>
+    <w:p>
+      <w:pPr>
+        <w:rPr>
+          <w:rFonts w:ascii="Arial Narrow" w:hAnsi="Arial Narrow"/>
+        </w:rPr>
+      </w:pPr>
+    </w:p>
+    <w:p>
+      <w:pPr>
+        <w:rPr>
+          <w:rFonts w:ascii="Arial Narrow" w:hAnsi="Arial Narrow"/>
+        </w:rPr>
+      </w:pPr>
+    </w:p>
+    <w:p>
+      <w:pPr>
+        <w:rPr>
+          <w:rFonts w:ascii="Arial Narrow" w:hAnsi="Arial Narrow"/>
+        </w:rPr>
+      </w:pPr>
+    </w:p>
+    <w:p>
+      <w:pPr>
+        <w:rPr>
+          <w:rFonts w:ascii="Arial Narrow" w:hAnsi="Arial Narrow"/>
+        </w:rPr>
+      </w:pPr>
+    </w:p>
+    <w:p>
+      <w:pPr>
+        <w:rPr>
+          <w:rFonts w:ascii="Arial Narrow" w:hAnsi="Arial Narrow"/>
+        </w:rPr>
+      </w:pPr>
+    </w:p>
+    <w:p>
+      <w:pPr>
+        <w:rPr>
+          <w:rFonts w:ascii="Arial Narrow" w:hAnsi="Arial Narrow"/>
+        </w:rPr>
+      </w:pPr>
+    </w:p>
+    <w:p>
+      <w:pPr>
+        <w:rPr>
+          <w:rFonts w:ascii="Arial Narrow" w:hAnsi="Arial Narrow"/>
+        </w:rPr>
+      </w:pPr>
+    </w:p>
+    <w:p>
+      <w:pPr>
+        <w:rPr>
+          <w:rFonts w:ascii="Arial Narrow" w:hAnsi="Arial Narrow"/>
+        </w:rPr>
+      </w:pPr>
+    </w:p>
+    <w:p>
+      <w:pPr>
+        <w:rPr>
+          <w:rFonts w:ascii="Arial Narrow" w:hAnsi="Arial Narrow"/>
+        </w:rPr>
+      </w:pPr>
+    </w:p>
+    <w:p>
+      <w:pPr>
+        <w:rPr>
+          <w:rFonts w:ascii="Arial Narrow" w:hAnsi="Arial Narrow"/>
+        </w:rPr>
+      </w:pPr>
+    </w:p>
+    <w:p>
+      <w:pPr>
+        <w:rPr>
+          <w:rFonts w:ascii="Arial Narrow" w:hAnsi="Arial Narrow"/>
+        </w:rPr>
+      </w:pPr>
+      <w:r>
+        <w:rPr>
+          <w:rFonts w:ascii="Arial Narrow" w:hAnsi="Arial Narrow"/>
+          <w:noProof/>
+        </w:rPr>
+        <w:drawing>
+          <wp:anchor distT="0" distB="0" distL="114300" distR="114300" simplePos="0" relativeHeight="251684864" behindDoc="0" locked="0" layoutInCell="1" allowOverlap="1" wp14:anchorId="7D2B1F14" wp14:editId="7A544D54">
+            <wp:simplePos x="0" y="0"/>
+            <wp:positionH relativeFrom="margin">
+              <wp:align>right</wp:align>
+            </wp:positionH>
+            <wp:positionV relativeFrom="paragraph">
+              <wp:posOffset>142875</wp:posOffset>
+            </wp:positionV>
+            <wp:extent cx="5731510" cy="4644390"/>
+            <wp:effectExtent l="0" t="0" r="2540" b="3810"/>
+            <wp:wrapNone/>
+            <wp:docPr id="494206392" name="Picture 1"/>
+            <wp:cNvGraphicFramePr>
+              <a:graphicFrameLocks xmlns:a="http://schemas.openxmlformats.org/drawingml/2006/main" noChangeAspect="1"/>
+            </wp:cNvGraphicFramePr>
+            <a:graphic xmlns:a="http://schemas.openxmlformats.org/drawingml/2006/main">
+              <a:graphicData uri="http://schemas.openxmlformats.org/drawingml/2006/picture">
+                <pic:pic xmlns:pic="http://schemas.openxmlformats.org/drawingml/2006/picture">
+                  <pic:nvPicPr>
+                    <pic:cNvPr id="494206392" name=""/>
+                    <pic:cNvPicPr/>
+                  </pic:nvPicPr>
+                  <pic:blipFill>
+                    <a:blip r:embed="rId32">
+                      <a:extLst>
+                        <a:ext uri="{28A0092B-C50C-407E-A947-70E740481C1C}">
+                          <a14:useLocalDpi xmlns:a14="http://schemas.microsoft.com/office/drawing/2010/main" val="0"/>
+                        </a:ext>
+                      </a:extLst>
+                    </a:blip>
+                    <a:stretch>
+                      <a:fillRect/>
+                    </a:stretch>
+                  </pic:blipFill>
+                  <pic:spPr>
+                    <a:xfrm>
+                      <a:off x="0" y="0"/>
+                      <a:ext cx="5731510" cy="4644390"/>
+                    </a:xfrm>
+                    <a:prstGeom prst="rect">
+                      <a:avLst/>
+                    </a:prstGeom>
+                  </pic:spPr>
+                </pic:pic>
+              </a:graphicData>
+            </a:graphic>
+            <wp14:sizeRelH relativeFrom="page">
+              <wp14:pctWidth>0</wp14:pctWidth>
+            </wp14:sizeRelH>
+            <wp14:sizeRelV relativeFrom="page">
+              <wp14:pctHeight>0</wp14:pctHeight>
+            </wp14:sizeRelV>
+          </wp:anchor>
+        </w:drawing>
+      </w:r>
+    </w:p>
+    <w:p>
+      <w:pPr>
+        <w:rPr>
+          <w:rFonts w:ascii="Arial Narrow" w:hAnsi="Arial Narrow"/>
+        </w:rPr>
+      </w:pPr>
+    </w:p>
+    <w:p>
+      <w:pPr>
+        <w:rPr>
+          <w:rFonts w:ascii="Arial Narrow" w:hAnsi="Arial Narrow"/>
+        </w:rPr>
+      </w:pPr>
+    </w:p>
+    <w:p>
+      <w:pPr>
+        <w:rPr>
+          <w:rFonts w:ascii="Arial Narrow" w:hAnsi="Arial Narrow"/>
+        </w:rPr>
+      </w:pPr>
+    </w:p>
+    <w:p>
+      <w:pPr>
+        <w:rPr>
+          <w:rFonts w:ascii="Arial Narrow" w:hAnsi="Arial Narrow"/>
+        </w:rPr>
+      </w:pPr>
+    </w:p>
+    <w:p>
+      <w:pPr>
+        <w:rPr>
+          <w:rFonts w:ascii="Arial Narrow" w:hAnsi="Arial Narrow"/>
+        </w:rPr>
+      </w:pPr>
+    </w:p>
+    <w:p>
+      <w:pPr>
+        <w:rPr>
+          <w:rFonts w:ascii="Arial Narrow" w:hAnsi="Arial Narrow"/>
+        </w:rPr>
+      </w:pPr>
+    </w:p>
+    <w:p>
+      <w:pPr>
+        <w:rPr>
+          <w:rFonts w:ascii="Arial Narrow" w:hAnsi="Arial Narrow"/>
+        </w:rPr>
+      </w:pPr>
+    </w:p>
+    <w:p>
+      <w:pPr>
+        <w:rPr>
+          <w:rFonts w:ascii="Arial Narrow" w:hAnsi="Arial Narrow"/>
+        </w:rPr>
+      </w:pPr>
+    </w:p>
+    <w:p>
+      <w:pPr>
+        <w:rPr>
+          <w:rFonts w:ascii="Arial Narrow" w:hAnsi="Arial Narrow"/>
+        </w:rPr>
+      </w:pPr>
+    </w:p>
+    <w:p>
+      <w:pPr>
+        <w:rPr>
+          <w:rFonts w:ascii="Arial Narrow" w:hAnsi="Arial Narrow"/>
+        </w:rPr>
+      </w:pPr>
+    </w:p>
+    <w:p>
+      <w:pPr>
+        <w:rPr>
+          <w:rFonts w:ascii="Arial Narrow" w:hAnsi="Arial Narrow"/>
+        </w:rPr>
+      </w:pPr>
+    </w:p>
+    <w:p>
+      <w:pPr>
+        <w:rPr>
+          <w:rFonts w:ascii="Arial Narrow" w:hAnsi="Arial Narrow"/>
+        </w:rPr>
+      </w:pPr>
+    </w:p>
+    <w:p>
+      <w:pPr>
+        <w:rPr>
+          <w:rFonts w:ascii="Arial Narrow" w:hAnsi="Arial Narrow"/>
+        </w:rPr>
+      </w:pPr>
+    </w:p>
+    <w:p>
+      <w:pPr>
+        <w:rPr>
+          <w:rFonts w:ascii="Arial Narrow" w:hAnsi="Arial Narrow"/>
+        </w:rPr>
+      </w:pPr>
+      <w:r>
+        <w:rPr>
+          <w:rFonts w:ascii="Arial Narrow" w:hAnsi="Arial Narrow"/>
+          <w:noProof/>
+        </w:rPr>
+        <w:lastRenderedPageBreak/>
+        <w:drawing>
+          <wp:anchor distT="0" distB="0" distL="114300" distR="114300" simplePos="0" relativeHeight="251685888" behindDoc="0" locked="0" layoutInCell="1" allowOverlap="1" wp14:anchorId="0F279484" wp14:editId="7C794F4F">
+            <wp:simplePos x="0" y="0"/>
+            <wp:positionH relativeFrom="margin">
+              <wp:align>right</wp:align>
+            </wp:positionH>
+            <wp:positionV relativeFrom="paragraph">
+              <wp:posOffset>-458470</wp:posOffset>
+            </wp:positionV>
+            <wp:extent cx="5731510" cy="523240"/>
+            <wp:effectExtent l="0" t="0" r="2540" b="0"/>
+            <wp:wrapNone/>
+            <wp:docPr id="1768747188" name="Picture 1"/>
+            <wp:cNvGraphicFramePr>
+              <a:graphicFrameLocks xmlns:a="http://schemas.openxmlformats.org/drawingml/2006/main" noChangeAspect="1"/>
+            </wp:cNvGraphicFramePr>
+            <a:graphic xmlns:a="http://schemas.openxmlformats.org/drawingml/2006/main">
+              <a:graphicData uri="http://schemas.openxmlformats.org/drawingml/2006/picture">
+                <pic:pic xmlns:pic="http://schemas.openxmlformats.org/drawingml/2006/picture">
+                  <pic:nvPicPr>
+                    <pic:cNvPr id="1768747188" name=""/>
+                    <pic:cNvPicPr/>
+                  </pic:nvPicPr>
+                  <pic:blipFill>
+                    <a:blip r:embed="rId33">
+                      <a:extLst>
+                        <a:ext uri="{28A0092B-C50C-407E-A947-70E740481C1C}">
+                          <a14:useLocalDpi xmlns:a14="http://schemas.microsoft.com/office/drawing/2010/main" val="0"/>
+                        </a:ext>
+                      </a:extLst>
+                    </a:blip>
+                    <a:stretch>
+                      <a:fillRect/>
+                    </a:stretch>
+                  </pic:blipFill>
+                  <pic:spPr>
+                    <a:xfrm>
+                      <a:off x="0" y="0"/>
+                      <a:ext cx="5731510" cy="523240"/>
+                    </a:xfrm>
+                    <a:prstGeom prst="rect">
+                      <a:avLst/>
+                    </a:prstGeom>
+                  </pic:spPr>
+                </pic:pic>
+              </a:graphicData>
+            </a:graphic>
+            <wp14:sizeRelH relativeFrom="page">
+              <wp14:pctWidth>0</wp14:pctWidth>
+            </wp14:sizeRelH>
+            <wp14:sizeRelV relativeFrom="page">
+              <wp14:pctHeight>0</wp14:pctHeight>
+            </wp14:sizeRelV>
+          </wp:anchor>
+        </w:drawing>
+      </w:r>
+    </w:p>
+    <w:p>
+      <w:pPr>
+        <w:rPr>
+          <w:rFonts w:ascii="Arial Narrow" w:hAnsi="Arial Narrow"/>
+        </w:rPr>
+      </w:pPr>
+      <w:r>
+        <w:rPr>
+          <w:rFonts w:ascii="Arial Narrow" w:hAnsi="Arial Narrow"/>
+          <w:noProof/>
+        </w:rPr>
+        <w:drawing>
+          <wp:anchor distT="0" distB="0" distL="114300" distR="114300" simplePos="0" relativeHeight="251686912" behindDoc="0" locked="0" layoutInCell="1" allowOverlap="1" wp14:anchorId="54E49537" wp14:editId="603D4136">
+            <wp:simplePos x="0" y="0"/>
+            <wp:positionH relativeFrom="margin">
+              <wp:align>center</wp:align>
+            </wp:positionH>
+            <wp:positionV relativeFrom="paragraph">
+              <wp:posOffset>102235</wp:posOffset>
+            </wp:positionV>
+            <wp:extent cx="5169166" cy="3524431"/>
+            <wp:effectExtent l="0" t="0" r="0" b="0"/>
+            <wp:wrapNone/>
+            <wp:docPr id="325848696" name="Picture 1"/>
+            <wp:cNvGraphicFramePr>
+              <a:graphicFrameLocks xmlns:a="http://schemas.openxmlformats.org/drawingml/2006/main" noChangeAspect="1"/>
+            </wp:cNvGraphicFramePr>
+            <a:graphic xmlns:a="http://schemas.openxmlformats.org/drawingml/2006/main">
+              <a:graphicData uri="http://schemas.openxmlformats.org/drawingml/2006/picture">
+                <pic:pic xmlns:pic="http://schemas.openxmlformats.org/drawingml/2006/picture">
+                  <pic:nvPicPr>
+                    <pic:cNvPr id="325848696" name=""/>
+                    <pic:cNvPicPr/>
+                  </pic:nvPicPr>
+                  <pic:blipFill>
+                    <a:blip r:embed="rId34">
+                      <a:extLst>
+                        <a:ext uri="{28A0092B-C50C-407E-A947-70E740481C1C}">
+                          <a14:useLocalDpi xmlns:a14="http://schemas.microsoft.com/office/drawing/2010/main" val="0"/>
+                        </a:ext>
+                      </a:extLst>
+                    </a:blip>
+                    <a:stretch>
+                      <a:fillRect/>
+                    </a:stretch>
+                  </pic:blipFill>
+                  <pic:spPr>
+                    <a:xfrm>
+                      <a:off x="0" y="0"/>
+                      <a:ext cx="5169166" cy="3524431"/>
+                    </a:xfrm>
+                    <a:prstGeom prst="rect">
+                      <a:avLst/>
+                    </a:prstGeom>
+                  </pic:spPr>
+                </pic:pic>
+              </a:graphicData>
+            </a:graphic>
+            <wp14:sizeRelH relativeFrom="page">
+              <wp14:pctWidth>0</wp14:pctWidth>
+            </wp14:sizeRelH>
+            <wp14:sizeRelV relativeFrom="page">
+              <wp14:pctHeight>0</wp14:pctHeight>
+            </wp14:sizeRelV>
+          </wp:anchor>
+        </w:drawing>
+      </w:r>
+    </w:p>
+    <w:p>
+      <w:pPr>
+        <w:rPr>
+          <w:rFonts w:ascii="Arial Narrow" w:hAnsi="Arial Narrow"/>
+        </w:rPr>
+      </w:pPr>
+    </w:p>
+    <w:p>
+      <w:pPr>
+        <w:rPr>
+          <w:rFonts w:ascii="Arial Narrow" w:hAnsi="Arial Narrow"/>
+        </w:rPr>
+      </w:pPr>
+    </w:p>
+    <w:p>
+      <w:pPr>
+        <w:rPr>
+          <w:rFonts w:ascii="Arial Narrow" w:hAnsi="Arial Narrow"/>
+        </w:rPr>
+      </w:pPr>
+    </w:p>
+    <w:p>
+      <w:pPr>
+        <w:rPr>
+          <w:rFonts w:ascii="Arial Narrow" w:hAnsi="Arial Narrow"/>
+        </w:rPr>
+      </w:pPr>
+    </w:p>
+    <w:p>
+      <w:pPr>
+        <w:rPr>
+          <w:rFonts w:ascii="Arial Narrow" w:hAnsi="Arial Narrow"/>
+        </w:rPr>
+      </w:pPr>
+    </w:p>
+    <w:p>
+      <w:pPr>
+        <w:rPr>
+          <w:rFonts w:ascii="Arial Narrow" w:hAnsi="Arial Narrow"/>
+        </w:rPr>
+      </w:pPr>
+    </w:p>
+    <w:p>
+      <w:pPr>
+        <w:rPr>
+          <w:rFonts w:ascii="Arial Narrow" w:hAnsi="Arial Narrow"/>
+        </w:rPr>
+      </w:pPr>
+    </w:p>
+    <w:p>
+      <w:pPr>
+        <w:rPr>
+          <w:rFonts w:ascii="Arial Narrow" w:hAnsi="Arial Narrow"/>
+        </w:rPr>
+      </w:pPr>
+    </w:p>
+    <w:p>
+      <w:pPr>
+        <w:rPr>
+          <w:rFonts w:ascii="Arial Narrow" w:hAnsi="Arial Narrow"/>
+        </w:rPr>
+      </w:pPr>
+    </w:p>
+    <w:p>
+      <w:pPr>
+        <w:rPr>
+          <w:rFonts w:ascii="Arial Narrow" w:hAnsi="Arial Narrow"/>
+        </w:rPr>
+      </w:pPr>
+    </w:p>
+    <w:p>
+      <w:pPr>
+        <w:rPr>
+          <w:rFonts w:ascii="Arial Narrow" w:hAnsi="Arial Narrow"/>
+        </w:rPr>
+      </w:pPr>
+    </w:p>
+    <w:p>
+      <w:pPr>
+        <w:rPr>
+          <w:rFonts w:ascii="Arial Narrow" w:hAnsi="Arial Narrow"/>
+        </w:rPr>
+      </w:pPr>
+    </w:p>
+    <w:p>
+      <w:pPr>
+        <w:rPr>
+          <w:rFonts w:ascii="Arial Narrow" w:hAnsi="Arial Narrow"/>
+        </w:rPr>
+      </w:pPr>
+      <w:r>
+        <w:rPr>
+          <w:rFonts w:ascii="Arial Narrow" w:hAnsi="Arial Narrow"/>
+          <w:noProof/>
+        </w:rPr>
+        <w:drawing>
+          <wp:anchor distT="0" distB="0" distL="114300" distR="114300" simplePos="0" relativeHeight="251687936" behindDoc="0" locked="0" layoutInCell="1" allowOverlap="1" wp14:anchorId="28FB937A" wp14:editId="56558783">
+            <wp:simplePos x="0" y="0"/>
+            <wp:positionH relativeFrom="margin">
+              <wp:align>center</wp:align>
+            </wp:positionH>
+            <wp:positionV relativeFrom="paragraph">
+              <wp:posOffset>167640</wp:posOffset>
+            </wp:positionV>
+            <wp:extent cx="5334274" cy="4807197"/>
+            <wp:effectExtent l="0" t="0" r="0" b="0"/>
+            <wp:wrapNone/>
+            <wp:docPr id="1966909483" name="Picture 1"/>
+            <wp:cNvGraphicFramePr>
+              <a:graphicFrameLocks xmlns:a="http://schemas.openxmlformats.org/drawingml/2006/main" noChangeAspect="1"/>
+            </wp:cNvGraphicFramePr>
+            <a:graphic xmlns:a="http://schemas.openxmlformats.org/drawingml/2006/main">
+              <a:graphicData uri="http://schemas.openxmlformats.org/drawingml/2006/picture">
+                <pic:pic xmlns:pic="http://schemas.openxmlformats.org/drawingml/2006/picture">
+                  <pic:nvPicPr>
+                    <pic:cNvPr id="1966909483" name=""/>
+                    <pic:cNvPicPr/>
+                  </pic:nvPicPr>
+                  <pic:blipFill>
+                    <a:blip r:embed="rId35">
+                      <a:extLst>
+                        <a:ext uri="{28A0092B-C50C-407E-A947-70E740481C1C}">
+                          <a14:useLocalDpi xmlns:a14="http://schemas.microsoft.com/office/drawing/2010/main" val="0"/>
+                        </a:ext>
+                      </a:extLst>
+                    </a:blip>
+                    <a:stretch>
+                      <a:fillRect/>
+                    </a:stretch>
+                  </pic:blipFill>
+                  <pic:spPr>
+                    <a:xfrm>
+                      <a:off x="0" y="0"/>
+                      <a:ext cx="5334274" cy="4807197"/>
+                    </a:xfrm>
+                    <a:prstGeom prst="rect">
+                      <a:avLst/>
+                    </a:prstGeom>
+                  </pic:spPr>
+                </pic:pic>
+              </a:graphicData>
+            </a:graphic>
+            <wp14:sizeRelH relativeFrom="page">
+              <wp14:pctWidth>0</wp14:pctWidth>
+            </wp14:sizeRelH>
+            <wp14:sizeRelV relativeFrom="page">
+              <wp14:pctHeight>0</wp14:pctHeight>
+            </wp14:sizeRelV>
+          </wp:anchor>
+        </w:drawing>
+      </w:r>
+    </w:p>
+    <w:p>
+      <w:pPr>
+        <w:rPr>
+          <w:rFonts w:ascii="Arial Narrow" w:hAnsi="Arial Narrow"/>
+        </w:rPr>
+      </w:pPr>
+    </w:p>
+    <w:p>
+      <w:pPr>
+        <w:rPr>
+          <w:rFonts w:ascii="Arial Narrow" w:hAnsi="Arial Narrow"/>
+        </w:rPr>
+      </w:pPr>
+    </w:p>
+    <w:p>
+      <w:pPr>
+        <w:rPr>
+          <w:rFonts w:ascii="Arial Narrow" w:hAnsi="Arial Narrow"/>
+        </w:rPr>
+      </w:pPr>
+    </w:p>
+    <w:p>
+      <w:pPr>
+        <w:rPr>
+          <w:rFonts w:ascii="Arial Narrow" w:hAnsi="Arial Narrow"/>
+        </w:rPr>
+      </w:pPr>
+    </w:p>
+    <w:p>
+      <w:pPr>
+        <w:rPr>
+          <w:rFonts w:ascii="Arial Narrow" w:hAnsi="Arial Narrow"/>
+        </w:rPr>
+      </w:pPr>
+    </w:p>
+    <w:p>
+      <w:pPr>
+        <w:rPr>
+          <w:rFonts w:ascii="Arial Narrow" w:hAnsi="Arial Narrow"/>
+        </w:rPr>
+      </w:pPr>
+    </w:p>
+    <w:p>
+      <w:pPr>
+        <w:rPr>
+          <w:rFonts w:ascii="Arial Narrow" w:hAnsi="Arial Narrow"/>
+        </w:rPr>
+      </w:pPr>
+    </w:p>
+    <w:p>
+      <w:pPr>
+        <w:rPr>
+          <w:rFonts w:ascii="Arial Narrow" w:hAnsi="Arial Narrow"/>
+        </w:rPr>
+      </w:pPr>
+    </w:p>
+    <w:p>
+      <w:pPr>
+        <w:rPr>
+          <w:rFonts w:ascii="Arial Narrow" w:hAnsi="Arial Narrow"/>
+        </w:rPr>
+      </w:pPr>
+    </w:p>
+    <w:p>
+      <w:pPr>
+        <w:rPr>
+          <w:rFonts w:ascii="Arial Narrow" w:hAnsi="Arial Narrow"/>
+        </w:rPr>
+      </w:pPr>
+    </w:p>
+    <w:p>
+      <w:pPr>
+        <w:rPr>
+          <w:rFonts w:ascii="Arial Narrow" w:hAnsi="Arial Narrow"/>
+        </w:rPr>
+      </w:pPr>
+    </w:p>
+    <w:p>
+      <w:pPr>
+        <w:rPr>
+          <w:rFonts w:ascii="Arial Narrow" w:hAnsi="Arial Narrow"/>
+        </w:rPr>
+      </w:pPr>
+    </w:p>
+    <w:p>
+      <w:pPr>
+        <w:rPr>
+          <w:rFonts w:ascii="Arial Narrow" w:hAnsi="Arial Narrow"/>
+        </w:rPr>
+      </w:pPr>
+    </w:p>
+    <w:p>
+      <w:pPr>
+        <w:rPr>
+          <w:rFonts w:ascii="Arial Narrow" w:hAnsi="Arial Narrow"/>
+        </w:rPr>
+      </w:pPr>
+    </w:p>
+    <w:p>
+      <w:pPr>
+        <w:rPr>
+          <w:rFonts w:ascii="Arial Narrow" w:hAnsi="Arial Narrow"/>
+          <w:sz w:val="32"/>
+          <w:szCs w:val="32"/>
+        </w:rPr>
+      </w:pPr>
+      <w:r>
+        <w:rPr>
+          <w:rFonts w:ascii="Arial Narrow" w:hAnsi="Arial Narrow"/>
+          <w:sz w:val="32"/>
+          <w:szCs w:val="32"/>
+        </w:rPr>
+        <w:lastRenderedPageBreak/>
+        <w:t xml:space="preserve">Day 44: </w:t>
+      </w:r>
+      <w:proofErr w:type="gramStart"/>
+      <w:r>
+        <w:rPr>
+          <w:rFonts w:ascii="Arial Narrow" w:hAnsi="Arial Narrow"/>
+          <w:sz w:val="32"/>
+          <w:szCs w:val="32"/>
+        </w:rPr>
+        <w:t xml:space="preserve">-  </w:t>
+      </w:r>
+      <w:r>
+        <w:rPr>
+          <w:rFonts w:ascii="Arial Narrow" w:hAnsi="Arial Narrow"/>
+          <w:sz w:val="32"/>
+          <w:szCs w:val="32"/>
+        </w:rPr>
+        <w:t>Complete</w:t>
+      </w:r>
+      <w:proofErr w:type="gramEnd"/>
+      <w:r>
+        <w:rPr>
+          <w:rFonts w:ascii="Arial Narrow" w:hAnsi="Arial Narrow"/>
+          <w:sz w:val="32"/>
+          <w:szCs w:val="32"/>
+        </w:rPr>
+        <w:t xml:space="preserve"> User Auth API + Blog API </w:t>
+      </w:r>
+      <w:proofErr w:type="gramStart"/>
+      <w:r>
+        <w:rPr>
+          <w:rFonts w:ascii="Arial Narrow" w:hAnsi="Arial Narrow"/>
+          <w:sz w:val="32"/>
+          <w:szCs w:val="32"/>
+        </w:rPr>
+        <w:t>With</w:t>
+      </w:r>
+      <w:proofErr w:type="gramEnd"/>
+      <w:r>
+        <w:rPr>
+          <w:rFonts w:ascii="Arial Narrow" w:hAnsi="Arial Narrow"/>
+          <w:sz w:val="32"/>
+          <w:szCs w:val="32"/>
+        </w:rPr>
+        <w:t xml:space="preserve"> MongoDB</w:t>
+      </w:r>
+    </w:p>
+    <w:p>
+      <w:pPr>
+        <w:rPr>
+          <w:rFonts w:ascii="Arial Narrow" w:hAnsi="Arial Narrow"/>
+          <w:sz w:val="32"/>
+          <w:szCs w:val="32"/>
+        </w:rPr>
+      </w:pPr>
+    </w:p>
+    <w:p>
+      <w:pPr>
+        <w:rPr>
+          <w:rFonts w:ascii="Arial Narrow" w:hAnsi="Arial Narrow"/>
+          <w:sz w:val="32"/>
+          <w:szCs w:val="32"/>
+        </w:rPr>
+      </w:pPr>
+      <w:r>
+        <w:rPr>
+          <w:rFonts w:ascii="Arial Narrow" w:hAnsi="Arial Narrow"/>
+          <w:sz w:val="32"/>
+          <w:szCs w:val="32"/>
+        </w:rPr>
+        <w:t>Images: -</w:t>
+      </w:r>
+    </w:p>
+    <w:p>
+      <w:pPr>
+        <w:rPr>
+          <w:rFonts w:ascii="Arial Narrow" w:hAnsi="Arial Narrow"/>
+          <w:sz w:val="32"/>
+          <w:szCs w:val="32"/>
+        </w:rPr>
+      </w:pPr>
+      <w:r>
+        <w:rPr>
+          <w:rFonts w:ascii="Arial Narrow" w:hAnsi="Arial Narrow"/>
+          <w:noProof/>
+          <w:sz w:val="32"/>
+          <w:szCs w:val="32"/>
+        </w:rPr>
+        <w:drawing>
+          <wp:anchor distT="0" distB="0" distL="114300" distR="114300" simplePos="0" relativeHeight="251689984" behindDoc="0" locked="0" layoutInCell="1" allowOverlap="1" wp14:anchorId="2A3C7E6A" wp14:editId="6DCA6978">
+            <wp:simplePos x="0" y="0"/>
+            <wp:positionH relativeFrom="margin">
+              <wp:posOffset>-1270</wp:posOffset>
+            </wp:positionH>
+            <wp:positionV relativeFrom="paragraph">
+              <wp:posOffset>351790</wp:posOffset>
+            </wp:positionV>
+            <wp:extent cx="5731510" cy="1654175"/>
+            <wp:effectExtent l="0" t="0" r="2540" b="3175"/>
+            <wp:wrapNone/>
+            <wp:docPr id="1728055725" name="Picture 1"/>
+            <wp:cNvGraphicFramePr>
+              <a:graphicFrameLocks xmlns:a="http://schemas.openxmlformats.org/drawingml/2006/main" noChangeAspect="1"/>
+            </wp:cNvGraphicFramePr>
+            <a:graphic xmlns:a="http://schemas.openxmlformats.org/drawingml/2006/main">
+              <a:graphicData uri="http://schemas.openxmlformats.org/drawingml/2006/picture">
+                <pic:pic xmlns:pic="http://schemas.openxmlformats.org/drawingml/2006/picture">
+                  <pic:nvPicPr>
+                    <pic:cNvPr id="1728055725" name=""/>
+                    <pic:cNvPicPr/>
+                  </pic:nvPicPr>
+                  <pic:blipFill>
+                    <a:blip r:embed="rId36">
+                      <a:extLst>
+                        <a:ext uri="{28A0092B-C50C-407E-A947-70E740481C1C}">
+                          <a14:useLocalDpi xmlns:a14="http://schemas.microsoft.com/office/drawing/2010/main" val="0"/>
+                        </a:ext>
+                      </a:extLst>
+                    </a:blip>
+                    <a:stretch>
+                      <a:fillRect/>
+                    </a:stretch>
+                  </pic:blipFill>
+                  <pic:spPr>
+                    <a:xfrm>
+                      <a:off x="0" y="0"/>
+                      <a:ext cx="5731510" cy="1654175"/>
+                    </a:xfrm>
+                    <a:prstGeom prst="rect">
+                      <a:avLst/>
+                    </a:prstGeom>
+                  </pic:spPr>
+                </pic:pic>
+              </a:graphicData>
+            </a:graphic>
+            <wp14:sizeRelH relativeFrom="page">
+              <wp14:pctWidth>0</wp14:pctWidth>
+            </wp14:sizeRelH>
+            <wp14:sizeRelV relativeFrom="page">
+              <wp14:pctHeight>0</wp14:pctHeight>
+            </wp14:sizeRelV>
+          </wp:anchor>
+        </w:drawing>
+      </w:r>
+    </w:p>
+    <w:p>
+      <w:pPr>
+        <w:rPr>
+          <w:rFonts w:ascii="Arial Narrow" w:hAnsi="Arial Narrow"/>
+          <w:sz w:val="32"/>
+          <w:szCs w:val="32"/>
+        </w:rPr>
+      </w:pPr>
+    </w:p>
+    <w:p>
+      <w:pPr>
+        <w:rPr>
+          <w:rFonts w:ascii="Arial Narrow" w:hAnsi="Arial Narrow"/>
+          <w:sz w:val="32"/>
+          <w:szCs w:val="32"/>
+        </w:rPr>
+      </w:pPr>
+    </w:p>
+    <w:p>
+      <w:pPr>
+        <w:rPr>
+          <w:rFonts w:ascii="Arial Narrow" w:hAnsi="Arial Narrow"/>
+          <w:sz w:val="32"/>
+          <w:szCs w:val="32"/>
+        </w:rPr>
+      </w:pPr>
+    </w:p>
+    <w:p>
+      <w:pPr>
+        <w:rPr>
+          <w:rFonts w:ascii="Arial Narrow" w:hAnsi="Arial Narrow"/>
+          <w:sz w:val="32"/>
+          <w:szCs w:val="32"/>
+        </w:rPr>
+      </w:pPr>
+    </w:p>
+    <w:p>
+      <w:pPr>
+        <w:rPr>
+          <w:rFonts w:ascii="Arial Narrow" w:hAnsi="Arial Narrow"/>
+          <w:sz w:val="32"/>
+          <w:szCs w:val="32"/>
+        </w:rPr>
+      </w:pPr>
+    </w:p>
+    <w:p>
+      <w:pPr>
+        <w:rPr>
+          <w:rFonts w:ascii="Arial Narrow" w:hAnsi="Arial Narrow"/>
+          <w:sz w:val="32"/>
+          <w:szCs w:val="32"/>
+        </w:rPr>
+      </w:pPr>
+    </w:p>
+    <w:p>
+      <w:pPr>
+        <w:rPr>
+          <w:rFonts w:ascii="Arial Narrow" w:hAnsi="Arial Narrow"/>
+          <w:sz w:val="32"/>
+          <w:szCs w:val="32"/>
+        </w:rPr>
+      </w:pPr>
+    </w:p>
+    <w:p>
+      <w:pPr>
+        <w:rPr>
+          <w:rFonts w:ascii="Arial Narrow" w:hAnsi="Arial Narrow"/>
+          <w:sz w:val="32"/>
+          <w:szCs w:val="32"/>
+        </w:rPr>
+      </w:pPr>
+      <w:r>
+        <w:rPr>
+          <w:rFonts w:ascii="Arial Narrow" w:hAnsi="Arial Narrow"/>
+          <w:sz w:val="32"/>
+          <w:szCs w:val="32"/>
+        </w:rPr>
+        <w:t>Postman: -</w:t>
+      </w:r>
+    </w:p>
+    <w:p>
+      <w:pPr>
+        <w:rPr>
+          <w:rFonts w:ascii="Arial Narrow" w:hAnsi="Arial Narrow"/>
+        </w:rPr>
+      </w:pPr>
+    </w:p>
+    <w:p>
+      <w:pPr>
+        <w:rPr>
+          <w:rFonts w:ascii="Arial Narrow" w:hAnsi="Arial Narrow"/>
+        </w:rPr>
+      </w:pPr>
+      <w:r>
+        <w:rPr>
+          <w:rFonts w:ascii="Arial Narrow" w:hAnsi="Arial Narrow"/>
+          <w:noProof/>
+        </w:rPr>
+        <w:drawing>
+          <wp:anchor distT="0" distB="0" distL="114300" distR="114300" simplePos="0" relativeHeight="251688960" behindDoc="0" locked="0" layoutInCell="1" allowOverlap="1" wp14:anchorId="093D0CF2" wp14:editId="06264635">
+            <wp:simplePos x="0" y="0"/>
+            <wp:positionH relativeFrom="margin">
+              <wp:align>center</wp:align>
+            </wp:positionH>
+            <wp:positionV relativeFrom="paragraph">
+              <wp:posOffset>67945</wp:posOffset>
+            </wp:positionV>
+            <wp:extent cx="5731510" cy="4010660"/>
+            <wp:effectExtent l="0" t="0" r="2540" b="8890"/>
+            <wp:wrapNone/>
+            <wp:docPr id="1009554531" name="Picture 1"/>
+            <wp:cNvGraphicFramePr>
+              <a:graphicFrameLocks xmlns:a="http://schemas.openxmlformats.org/drawingml/2006/main" noChangeAspect="1"/>
+            </wp:cNvGraphicFramePr>
+            <a:graphic xmlns:a="http://schemas.openxmlformats.org/drawingml/2006/main">
+              <a:graphicData uri="http://schemas.openxmlformats.org/drawingml/2006/picture">
+                <pic:pic xmlns:pic="http://schemas.openxmlformats.org/drawingml/2006/picture">
+                  <pic:nvPicPr>
+                    <pic:cNvPr id="1009554531" name=""/>
+                    <pic:cNvPicPr/>
+                  </pic:nvPicPr>
+                  <pic:blipFill>
+                    <a:blip r:embed="rId37">
+                      <a:extLst>
+                        <a:ext uri="{28A0092B-C50C-407E-A947-70E740481C1C}">
+                          <a14:useLocalDpi xmlns:a14="http://schemas.microsoft.com/office/drawing/2010/main" val="0"/>
+                        </a:ext>
+                      </a:extLst>
+                    </a:blip>
+                    <a:stretch>
+                      <a:fillRect/>
+                    </a:stretch>
+                  </pic:blipFill>
+                  <pic:spPr>
+                    <a:xfrm>
+                      <a:off x="0" y="0"/>
+                      <a:ext cx="5731510" cy="4010660"/>
+                    </a:xfrm>
+                    <a:prstGeom prst="rect">
+                      <a:avLst/>
+                    </a:prstGeom>
+                  </pic:spPr>
+                </pic:pic>
+              </a:graphicData>
+            </a:graphic>
+            <wp14:sizeRelH relativeFrom="page">
+              <wp14:pctWidth>0</wp14:pctWidth>
+            </wp14:sizeRelH>
+            <wp14:sizeRelV relativeFrom="page">
+              <wp14:pctHeight>0</wp14:pctHeight>
+            </wp14:sizeRelV>
+          </wp:anchor>
+        </w:drawing>
+      </w:r>
+    </w:p>
+    <w:p>
+      <w:pPr>
+        <w:rPr>
+          <w:rFonts w:ascii="Arial Narrow" w:hAnsi="Arial Narrow"/>
+        </w:rPr>
+      </w:pPr>
+    </w:p>
+    <w:p>
+      <w:pPr>
+        <w:rPr>
+          <w:rFonts w:ascii="Arial Narrow" w:hAnsi="Arial Narrow"/>
+        </w:rPr>
+      </w:pPr>
+    </w:p>
+    <w:p>
+      <w:pPr>
+        <w:rPr>
+          <w:rFonts w:ascii="Arial Narrow" w:hAnsi="Arial Narrow"/>
+        </w:rPr>
+      </w:pPr>
+    </w:p>
+    <w:p>
+      <w:pPr>
+        <w:rPr>
+          <w:rFonts w:ascii="Arial Narrow" w:hAnsi="Arial Narrow"/>
+        </w:rPr>
+      </w:pPr>
+    </w:p>
+    <w:p>
+      <w:pPr>
+        <w:rPr>
+          <w:rFonts w:ascii="Arial Narrow" w:hAnsi="Arial Narrow"/>
+        </w:rPr>
+      </w:pPr>
+    </w:p>
+    <w:p>
+      <w:pPr>
+        <w:rPr>
+          <w:rFonts w:ascii="Arial Narrow" w:hAnsi="Arial Narrow"/>
+        </w:rPr>
+      </w:pPr>
+    </w:p>
+    <w:p>
+      <w:pPr>
+        <w:rPr>
+          <w:rFonts w:ascii="Arial Narrow" w:hAnsi="Arial Narrow"/>
+        </w:rPr>
+      </w:pPr>
+    </w:p>
+    <w:p>
+      <w:pPr>
+        <w:rPr>
+          <w:rFonts w:ascii="Arial Narrow" w:hAnsi="Arial Narrow"/>
+        </w:rPr>
+      </w:pPr>
+    </w:p>
+    <w:p>
+      <w:pPr>
+        <w:rPr>
+          <w:rFonts w:ascii="Arial Narrow" w:hAnsi="Arial Narrow"/>
+        </w:rPr>
+      </w:pPr>
+    </w:p>
+    <w:p>
+      <w:pPr>
+        <w:rPr>
+          <w:rFonts w:ascii="Arial Narrow" w:hAnsi="Arial Narrow"/>
+        </w:rPr>
+      </w:pPr>
+    </w:p>
+    <w:p>
+      <w:pPr>
+        <w:rPr>
+          <w:rFonts w:ascii="Arial Narrow" w:hAnsi="Arial Narrow"/>
+        </w:rPr>
+      </w:pPr>
+    </w:p>
+    <w:p>
+      <w:pPr>
+        <w:rPr>
+          <w:rFonts w:ascii="Arial Narrow" w:hAnsi="Arial Narrow"/>
+        </w:rPr>
+      </w:pPr>
+    </w:p>
+    <w:p>
+      <w:pPr>
+        <w:rPr>
+          <w:rFonts w:ascii="Arial Narrow" w:hAnsi="Arial Narrow"/>
+        </w:rPr>
+      </w:pPr>
+      <w:r>
+        <w:rPr>
+          <w:rFonts w:ascii="Arial Narrow" w:hAnsi="Arial Narrow"/>
+          <w:noProof/>
+        </w:rPr>
+        <w:lastRenderedPageBreak/>
+        <w:drawing>
+          <wp:anchor distT="0" distB="0" distL="114300" distR="114300" simplePos="0" relativeHeight="251691008" behindDoc="0" locked="0" layoutInCell="1" allowOverlap="1" wp14:anchorId="05600BC4" wp14:editId="50B00DA2">
+            <wp:simplePos x="0" y="0"/>
+            <wp:positionH relativeFrom="margin">
+              <wp:align>right</wp:align>
+            </wp:positionH>
+            <wp:positionV relativeFrom="paragraph">
+              <wp:posOffset>8890</wp:posOffset>
+            </wp:positionV>
+            <wp:extent cx="5731510" cy="3822700"/>
+            <wp:effectExtent l="0" t="0" r="2540" b="6350"/>
+            <wp:wrapNone/>
+            <wp:docPr id="181986308" name="Picture 1"/>
+            <wp:cNvGraphicFramePr>
+              <a:graphicFrameLocks xmlns:a="http://schemas.openxmlformats.org/drawingml/2006/main" noChangeAspect="1"/>
+            </wp:cNvGraphicFramePr>
+            <a:graphic xmlns:a="http://schemas.openxmlformats.org/drawingml/2006/main">
+              <a:graphicData uri="http://schemas.openxmlformats.org/drawingml/2006/picture">
+                <pic:pic xmlns:pic="http://schemas.openxmlformats.org/drawingml/2006/picture">
+                  <pic:nvPicPr>
+                    <pic:cNvPr id="181986308" name=""/>
+                    <pic:cNvPicPr/>
+                  </pic:nvPicPr>
+                  <pic:blipFill>
+                    <a:blip r:embed="rId38">
+                      <a:extLst>
+                        <a:ext uri="{28A0092B-C50C-407E-A947-70E740481C1C}">
+                          <a14:useLocalDpi xmlns:a14="http://schemas.microsoft.com/office/drawing/2010/main" val="0"/>
+                        </a:ext>
+                      </a:extLst>
+                    </a:blip>
+                    <a:stretch>
+                      <a:fillRect/>
+                    </a:stretch>
+                  </pic:blipFill>
+                  <pic:spPr>
+                    <a:xfrm>
+                      <a:off x="0" y="0"/>
+                      <a:ext cx="5731510" cy="3822700"/>
+                    </a:xfrm>
+                    <a:prstGeom prst="rect">
+                      <a:avLst/>
+                    </a:prstGeom>
+                  </pic:spPr>
+                </pic:pic>
+              </a:graphicData>
+            </a:graphic>
+            <wp14:sizeRelH relativeFrom="page">
+              <wp14:pctWidth>0</wp14:pctWidth>
+            </wp14:sizeRelH>
+            <wp14:sizeRelV relativeFrom="page">
+              <wp14:pctHeight>0</wp14:pctHeight>
+            </wp14:sizeRelV>
+          </wp:anchor>
+        </w:drawing>
+      </w:r>
+    </w:p>
+    <w:p>
+      <w:pPr>
+        <w:rPr>
+          <w:rFonts w:ascii="Arial Narrow" w:hAnsi="Arial Narrow"/>
+        </w:rPr>
+      </w:pPr>
+    </w:p>
+    <w:p>
+      <w:pPr>
+        <w:rPr>
+          <w:rFonts w:ascii="Arial Narrow" w:hAnsi="Arial Narrow"/>
+        </w:rPr>
+      </w:pPr>
+    </w:p>
+    <w:p>
+      <w:pPr>
+        <w:rPr>
+          <w:rFonts w:ascii="Arial Narrow" w:hAnsi="Arial Narrow"/>
+        </w:rPr>
+      </w:pPr>
+    </w:p>
+    <w:p>
+      <w:pPr>
+        <w:rPr>
+          <w:rFonts w:ascii="Arial Narrow" w:hAnsi="Arial Narrow"/>
+        </w:rPr>
+      </w:pPr>
+    </w:p>
+    <w:p>
+      <w:pPr>
+        <w:rPr>
+          <w:rFonts w:ascii="Arial Narrow" w:hAnsi="Arial Narrow"/>
+        </w:rPr>
+      </w:pPr>
+    </w:p>
+    <w:p>
+      <w:pPr>
+        <w:rPr>
+          <w:rFonts w:ascii="Arial Narrow" w:hAnsi="Arial Narrow"/>
+        </w:rPr>
+      </w:pPr>
+    </w:p>
+    <w:p>
+      <w:pPr>
+        <w:rPr>
+          <w:rFonts w:ascii="Arial Narrow" w:hAnsi="Arial Narrow"/>
+        </w:rPr>
+      </w:pPr>
+    </w:p>
+    <w:p>
+      <w:pPr>
+        <w:rPr>
+          <w:rFonts w:ascii="Arial Narrow" w:hAnsi="Arial Narrow"/>
+        </w:rPr>
+      </w:pPr>
+    </w:p>
+    <w:p>
+      <w:pPr>
+        <w:rPr>
+          <w:rFonts w:ascii="Arial Narrow" w:hAnsi="Arial Narrow"/>
+        </w:rPr>
+      </w:pPr>
+    </w:p>
+    <w:p>
+      <w:pPr>
+        <w:rPr>
+          <w:rFonts w:ascii="Arial Narrow" w:hAnsi="Arial Narrow"/>
+        </w:rPr>
+      </w:pPr>
+    </w:p>
+    <w:p>
+      <w:pPr>
+        <w:rPr>
+          <w:rFonts w:ascii="Arial Narrow" w:hAnsi="Arial Narrow"/>
+        </w:rPr>
+      </w:pPr>
+    </w:p>
+    <w:p>
+      <w:pPr>
+        <w:rPr>
+          <w:rFonts w:ascii="Arial Narrow" w:hAnsi="Arial Narrow"/>
+        </w:rPr>
+      </w:pPr>
+    </w:p>
+    <w:p>
+      <w:pPr>
+        <w:rPr>
+          <w:rFonts w:ascii="Arial Narrow" w:hAnsi="Arial Narrow"/>
+        </w:rPr>
+      </w:pPr>
+    </w:p>
+    <w:p>
+      <w:pPr>
+        <w:rPr>
+          <w:rFonts w:ascii="Arial Narrow" w:hAnsi="Arial Narrow"/>
+        </w:rPr>
+      </w:pPr>
+    </w:p>
+    <w:p>
+      <w:pPr>
+        <w:rPr>
+          <w:rFonts w:ascii="Arial Narrow" w:hAnsi="Arial Narrow"/>
+        </w:rPr>
+      </w:pPr>
+      <w:r>
+        <w:rPr>
+          <w:rFonts w:ascii="Arial Narrow" w:hAnsi="Arial Narrow"/>
+          <w:noProof/>
+        </w:rPr>
+        <w:drawing>
+          <wp:anchor distT="0" distB="0" distL="114300" distR="114300" simplePos="0" relativeHeight="251692032" behindDoc="0" locked="0" layoutInCell="1" allowOverlap="1" wp14:anchorId="0D07D8DF" wp14:editId="01178E66">
+            <wp:simplePos x="0" y="0"/>
+            <wp:positionH relativeFrom="margin">
+              <wp:align>right</wp:align>
+            </wp:positionH>
+            <wp:positionV relativeFrom="paragraph">
+              <wp:posOffset>3175</wp:posOffset>
+            </wp:positionV>
+            <wp:extent cx="5731510" cy="4013200"/>
+            <wp:effectExtent l="0" t="0" r="2540" b="6350"/>
+            <wp:wrapNone/>
+            <wp:docPr id="1627909969" name="Picture 1"/>
+            <wp:cNvGraphicFramePr>
+              <a:graphicFrameLocks xmlns:a="http://schemas.openxmlformats.org/drawingml/2006/main" noChangeAspect="1"/>
+            </wp:cNvGraphicFramePr>
+            <a:graphic xmlns:a="http://schemas.openxmlformats.org/drawingml/2006/main">
+              <a:graphicData uri="http://schemas.openxmlformats.org/drawingml/2006/picture">
+                <pic:pic xmlns:pic="http://schemas.openxmlformats.org/drawingml/2006/picture">
+                  <pic:nvPicPr>
+                    <pic:cNvPr id="1627909969" name=""/>
+                    <pic:cNvPicPr/>
+                  </pic:nvPicPr>
+                  <pic:blipFill>
+                    <a:blip r:embed="rId39">
+                      <a:extLst>
+                        <a:ext uri="{28A0092B-C50C-407E-A947-70E740481C1C}">
+                          <a14:useLocalDpi xmlns:a14="http://schemas.microsoft.com/office/drawing/2010/main" val="0"/>
+                        </a:ext>
+                      </a:extLst>
+                    </a:blip>
+                    <a:stretch>
+                      <a:fillRect/>
+                    </a:stretch>
+                  </pic:blipFill>
+                  <pic:spPr>
+                    <a:xfrm>
+                      <a:off x="0" y="0"/>
+                      <a:ext cx="5731510" cy="4013200"/>
+                    </a:xfrm>
+                    <a:prstGeom prst="rect">
+                      <a:avLst/>
+                    </a:prstGeom>
+                  </pic:spPr>
+                </pic:pic>
+              </a:graphicData>
+            </a:graphic>
+            <wp14:sizeRelH relativeFrom="page">
+              <wp14:pctWidth>0</wp14:pctWidth>
+            </wp14:sizeRelH>
+            <wp14:sizeRelV relativeFrom="page">
+              <wp14:pctHeight>0</wp14:pctHeight>
+            </wp14:sizeRelV>
+          </wp:anchor>
+        </w:drawing>
+      </w:r>
+    </w:p>
+    <w:p>
+      <w:pPr>
+        <w:rPr>
+          <w:rFonts w:ascii="Arial Narrow" w:hAnsi="Arial Narrow"/>
+        </w:rPr>
+      </w:pPr>
+    </w:p>
+    <w:p>
+      <w:pPr>
+        <w:rPr>
+          <w:rFonts w:ascii="Arial Narrow" w:hAnsi="Arial Narrow"/>
+        </w:rPr>
+      </w:pPr>
+    </w:p>
+    <w:p>
+      <w:pPr>
+        <w:rPr>
+          <w:rFonts w:ascii="Arial Narrow" w:hAnsi="Arial Narrow"/>
+        </w:rPr>
+      </w:pPr>
+    </w:p>
+    <w:p>
+      <w:pPr>
+        <w:rPr>
+          <w:rFonts w:ascii="Arial Narrow" w:hAnsi="Arial Narrow"/>
+        </w:rPr>
+      </w:pPr>
+    </w:p>
+    <w:p>
+      <w:pPr>
+        <w:rPr>
+          <w:rFonts w:ascii="Arial Narrow" w:hAnsi="Arial Narrow"/>
+        </w:rPr>
+      </w:pPr>
+    </w:p>
+    <w:p>
+      <w:pPr>
+        <w:rPr>
+          <w:rFonts w:ascii="Arial Narrow" w:hAnsi="Arial Narrow"/>
+        </w:rPr>
+      </w:pPr>
+    </w:p>
+    <w:p>
+      <w:pPr>
+        <w:rPr>
+          <w:rFonts w:ascii="Arial Narrow" w:hAnsi="Arial Narrow"/>
+        </w:rPr>
+      </w:pPr>
+    </w:p>
+    <w:p>
+      <w:pPr>
+        <w:rPr>
+          <w:rFonts w:ascii="Arial Narrow" w:hAnsi="Arial Narrow"/>
+        </w:rPr>
+      </w:pPr>
+    </w:p>
+    <w:p>
+      <w:pPr>
+        <w:rPr>
+          <w:rFonts w:ascii="Arial Narrow" w:hAnsi="Arial Narrow"/>
+        </w:rPr>
+      </w:pPr>
+    </w:p>
+    <w:p>
+      <w:pPr>
+        <w:rPr>
+          <w:rFonts w:ascii="Arial Narrow" w:hAnsi="Arial Narrow"/>
+        </w:rPr>
+      </w:pPr>
+    </w:p>
+    <w:p>
+      <w:pPr>
+        <w:rPr>
+          <w:rFonts w:ascii="Arial Narrow" w:hAnsi="Arial Narrow"/>
+        </w:rPr>
+      </w:pPr>
+    </w:p>
+    <w:p>
+      <w:pPr>
+        <w:rPr>
+          <w:rFonts w:ascii="Arial Narrow" w:hAnsi="Arial Narrow"/>
+        </w:rPr>
+      </w:pPr>
+    </w:p>
+    <w:p>
+      <w:pPr>
+        <w:rPr>
+          <w:rFonts w:ascii="Arial Narrow" w:hAnsi="Arial Narrow"/>
+        </w:rPr>
+      </w:pPr>
+    </w:p>
+    <w:p>
+      <w:pPr>
+        <w:rPr>
+          <w:rFonts w:ascii="Arial Narrow" w:hAnsi="Arial Narrow"/>
+        </w:rPr>
+      </w:pPr>
+      <w:r>
+        <w:rPr>
+          <w:rFonts w:ascii="Arial Narrow" w:hAnsi="Arial Narrow"/>
+          <w:noProof/>
+        </w:rPr>
+        <w:lastRenderedPageBreak/>
+        <w:drawing>
+          <wp:anchor distT="0" distB="0" distL="114300" distR="114300" simplePos="0" relativeHeight="251693056" behindDoc="0" locked="0" layoutInCell="1" allowOverlap="1" wp14:anchorId="7FBE990C" wp14:editId="4E0251D4">
+            <wp:simplePos x="0" y="0"/>
+            <wp:positionH relativeFrom="margin">
+              <wp:align>right</wp:align>
+            </wp:positionH>
+            <wp:positionV relativeFrom="paragraph">
+              <wp:posOffset>1270</wp:posOffset>
+            </wp:positionV>
+            <wp:extent cx="5731510" cy="4441825"/>
+            <wp:effectExtent l="0" t="0" r="2540" b="0"/>
+            <wp:wrapNone/>
+            <wp:docPr id="741113567" name="Picture 1"/>
+            <wp:cNvGraphicFramePr>
+              <a:graphicFrameLocks xmlns:a="http://schemas.openxmlformats.org/drawingml/2006/main" noChangeAspect="1"/>
+            </wp:cNvGraphicFramePr>
+            <a:graphic xmlns:a="http://schemas.openxmlformats.org/drawingml/2006/main">
+              <a:graphicData uri="http://schemas.openxmlformats.org/drawingml/2006/picture">
+                <pic:pic xmlns:pic="http://schemas.openxmlformats.org/drawingml/2006/picture">
+                  <pic:nvPicPr>
+                    <pic:cNvPr id="741113567" name=""/>
+                    <pic:cNvPicPr/>
+                  </pic:nvPicPr>
+                  <pic:blipFill>
+                    <a:blip r:embed="rId40">
+                      <a:extLst>
+                        <a:ext uri="{28A0092B-C50C-407E-A947-70E740481C1C}">
+                          <a14:useLocalDpi xmlns:a14="http://schemas.microsoft.com/office/drawing/2010/main" val="0"/>
+                        </a:ext>
+                      </a:extLst>
+                    </a:blip>
+                    <a:stretch>
+                      <a:fillRect/>
+                    </a:stretch>
+                  </pic:blipFill>
+                  <pic:spPr>
+                    <a:xfrm>
+                      <a:off x="0" y="0"/>
+                      <a:ext cx="5731510" cy="4441825"/>
+                    </a:xfrm>
+                    <a:prstGeom prst="rect">
+                      <a:avLst/>
+                    </a:prstGeom>
+                  </pic:spPr>
+                </pic:pic>
+              </a:graphicData>
+            </a:graphic>
+            <wp14:sizeRelH relativeFrom="page">
+              <wp14:pctWidth>0</wp14:pctWidth>
+            </wp14:sizeRelH>
+            <wp14:sizeRelV relativeFrom="page">
+              <wp14:pctHeight>0</wp14:pctHeight>
+            </wp14:sizeRelV>
+          </wp:anchor>
+        </w:drawing>
+      </w:r>
+    </w:p>
+    <w:p>
+      <w:pPr>
+        <w:rPr>
+          <w:rFonts w:ascii="Arial Narrow" w:hAnsi="Arial Narrow"/>
+        </w:rPr>
+      </w:pPr>
+    </w:p>
+    <w:p>
+      <w:pPr>
+        <w:rPr>
+          <w:rFonts w:ascii="Arial Narrow" w:hAnsi="Arial Narrow"/>
+        </w:rPr>
+      </w:pPr>
+    </w:p>
+    <w:p>
+      <w:pPr>
+        <w:rPr>
+          <w:rFonts w:ascii="Arial Narrow" w:hAnsi="Arial Narrow"/>
+        </w:rPr>
+      </w:pPr>
+    </w:p>
+    <w:p>
+      <w:pPr>
+        <w:rPr>
+          <w:rFonts w:ascii="Arial Narrow" w:hAnsi="Arial Narrow"/>
+        </w:rPr>
+      </w:pPr>
+    </w:p>
+    <w:p>
+      <w:pPr>
+        <w:rPr>
+          <w:rFonts w:ascii="Arial Narrow" w:hAnsi="Arial Narrow"/>
+        </w:rPr>
+      </w:pPr>
+    </w:p>
+    <w:p>
+      <w:pPr>
+        <w:rPr>
+          <w:rFonts w:ascii="Arial Narrow" w:hAnsi="Arial Narrow"/>
+        </w:rPr>
+      </w:pPr>
+    </w:p>
+    <w:p>
+      <w:pPr>
+        <w:rPr>
+          <w:rFonts w:ascii="Arial Narrow" w:hAnsi="Arial Narrow"/>
+        </w:rPr>
+      </w:pPr>
+    </w:p>
+    <w:p>
+      <w:pPr>
+        <w:rPr>
+          <w:rFonts w:ascii="Arial Narrow" w:hAnsi="Arial Narrow"/>
+        </w:rPr>
+      </w:pPr>
+    </w:p>
+    <w:p>
+      <w:pPr>
+        <w:rPr>
+          <w:rFonts w:ascii="Arial Narrow" w:hAnsi="Arial Narrow"/>
+        </w:rPr>
+      </w:pPr>
+    </w:p>
+    <w:p>
+      <w:pPr>
+        <w:rPr>
+          <w:rFonts w:ascii="Arial Narrow" w:hAnsi="Arial Narrow"/>
+        </w:rPr>
+      </w:pPr>
+    </w:p>
+    <w:p>
+      <w:pPr>
+        <w:rPr>
+          <w:rFonts w:ascii="Arial Narrow" w:hAnsi="Arial Narrow"/>
+        </w:rPr>
+      </w:pPr>
+    </w:p>
+    <w:p>
+      <w:pPr>
+        <w:rPr>
+          <w:rFonts w:ascii="Arial Narrow" w:hAnsi="Arial Narrow"/>
+        </w:rPr>
+      </w:pPr>
+    </w:p>
+    <w:p>
+      <w:pPr>
+        <w:rPr>
+          <w:rFonts w:ascii="Arial Narrow" w:hAnsi="Arial Narrow"/>
+        </w:rPr>
+      </w:pPr>
+    </w:p>
+    <w:p>
+      <w:pPr>
+        <w:rPr>
+          <w:rFonts w:ascii="Arial Narrow" w:hAnsi="Arial Narrow"/>
+        </w:rPr>
+      </w:pPr>
+    </w:p>
+    <w:p>
+      <w:pPr>
+        <w:rPr>
+          <w:rFonts w:ascii="Arial Narrow" w:hAnsi="Arial Narrow"/>
+        </w:rPr>
+      </w:pPr>
+    </w:p>
+    <w:p>
+      <w:pPr>
+        <w:rPr>
+          <w:rFonts w:ascii="Arial Narrow" w:hAnsi="Arial Narrow"/>
+        </w:rPr>
+      </w:pPr>
+    </w:p>
+    <w:p>
+      <w:pPr>
+        <w:rPr>
+          <w:rFonts w:ascii="Arial Narrow" w:hAnsi="Arial Narrow"/>
+        </w:rPr>
+      </w:pPr>
+    </w:p>
+    <w:p>
+      <w:pPr>
+        <w:rPr>
+          <w:rFonts w:ascii="Arial Narrow" w:hAnsi="Arial Narrow"/>
+        </w:rPr>
+      </w:pPr>
+    </w:p>
+    <w:p>
+      <w:pPr>
+        <w:rPr>
+          <w:rFonts w:ascii="Arial Narrow" w:hAnsi="Arial Narrow"/>
+        </w:rPr>
+      </w:pPr>
+    </w:p>
+    <w:p>
+      <w:pPr>
+        <w:rPr>
+          <w:rFonts w:ascii="Arial Narrow" w:hAnsi="Arial Narrow"/>
+        </w:rPr>
+      </w:pPr>
+    </w:p>
+    <w:p>
+      <w:pPr>
+        <w:rPr>
+          <w:rFonts w:ascii="Arial Narrow" w:hAnsi="Arial Narrow"/>
+        </w:rPr>
+      </w:pPr>
+    </w:p>
+    <w:p>
+      <w:pPr>
+        <w:rPr>
+          <w:rFonts w:ascii="Arial Narrow" w:hAnsi="Arial Narrow"/>
+        </w:rPr>
+      </w:pPr>
+    </w:p>
+    <w:p>
+      <w:pPr>
+        <w:rPr>
+          <w:rFonts w:ascii="Arial Narrow" w:hAnsi="Arial Narrow"/>
+        </w:rPr>
+      </w:pPr>
+    </w:p>
+    <w:p>
+      <w:pPr>
+        <w:rPr>
+          <w:rFonts w:ascii="Arial Narrow" w:hAnsi="Arial Narrow"/>
+        </w:rPr>
+      </w:pPr>
+    </w:p>
+    <w:p>
+      <w:pPr>
+        <w:rPr>
+          <w:rFonts w:ascii="Arial Narrow" w:hAnsi="Arial Narrow"/>
+        </w:rPr>
+      </w:pPr>
+    </w:p>
+    <w:p>
+      <w:pPr>
+        <w:rPr>
+          <w:rFonts w:ascii="Arial Narrow" w:hAnsi="Arial Narrow"/>
+        </w:rPr>
+      </w:pPr>
+    </w:p>
+    <w:p>
+      <w:pPr>
+        <w:rPr>
+          <w:rFonts w:ascii="Arial Narrow" w:hAnsi="Arial Narrow"/>
+        </w:rPr>
+      </w:pPr>
+    </w:p>
+    <w:p>
+      <w:pPr>
+        <w:rPr>
+          <w:rFonts w:ascii="Arial Narrow" w:hAnsi="Arial Narrow"/>
+          <w:sz w:val="28"/>
+          <w:szCs w:val="28"/>
+        </w:rPr>
+      </w:pPr>
     </w:p>
     <w:sectPr>
       <w:pgSz w:w="11906" w:h="16838"/>
@@ -4828,7 +7943,7 @@
 </file>
 
 <file path=word/endnotes.xml><?xml version="1.0" encoding="utf-8"?>
-<w:endnotes xmlns:wpc="http://schemas.microsoft.com/office/word/2010/wordprocessingCanvas" xmlns:cx="http://schemas.microsoft.com/office/drawing/2014/chartex" xmlns:cx1="http://schemas.microsoft.com/office/drawing/2015/9/8/chartex" xmlns:cx2="http://schemas.microsoft.com/office/drawing/2015/10/21/chartex" xmlns:cx3="http://schemas.microsoft.com/office/drawing/2016/5/9/chartex" xmlns:cx4="http://schemas.microsoft.com/office/drawing/2016/5/10/chartex" xmlns:cx5="http://schemas.microsoft.com/office/drawing/2016/5/11/chartex" xmlns:cx6="http://schemas.microsoft.com/office/drawing/2016/5/12/chartex" xmlns:cx7="http://schemas.microsoft.com/office/drawing/2016/5/13/chartex" xmlns:cx8="http://schemas.microsoft.com/office/drawing/2016/5/14/chartex" xmlns:mc="http://schemas.openxmlformats.org/markup-compatibility/2006" xmlns:aink="http://schemas.microsoft.com/office/drawing/2016/ink" xmlns:am3d="http://schemas.microsoft.com/office/drawing/2017/model3d" xmlns:o="urn:schemas-microsoft-com:office:office" xmlns:oel="http://schemas.microsoft.com/office/2019/extlst" xmlns:r="http://schemas.openxmlformats.org/officeDocument/2006/relationships" xmlns:m="http://schemas.openxmlformats.org/officeDocument/2006/math" xmlns:v="urn:schemas-microsoft-com:vml" xmlns:wp14="http://schemas.microsoft.com/office/word/2010/wordprocessingDrawing" xmlns:wp="http://schemas.openxmlformats.org/drawingml/2006/wordprocessingDrawing" xmlns:w10="urn:schemas-microsoft-com:office:word" xmlns:w="http://schemas.openxmlformats.org/wordprocessingml/2006/main" xmlns:w14="http://schemas.microsoft.com/office/word/2010/wordml" xmlns:w15="http://schemas.microsoft.com/office/word/2012/wordml" xmlns:w16cex="http://schemas.microsoft.com/office/word/2018/wordml/cex" xmlns:w16cid="http://schemas.microsoft.com/office/word/2016/wordml/cid" xmlns:w16="http://schemas.microsoft.com/office/word/2018/wordml" xmlns:w16du="http://schemas.microsoft.com/office/word/2023/wordml/word16du" xmlns:w16sdtdh="http://schemas.microsoft.com/office/word/2020/wordml/sdtdatahash" xmlns:w16sdtfl="http://schemas.microsoft.com/office/word/2024/wordml/sdtformatlock" xmlns:w16se="http://schemas.microsoft.com/office/word/2015/wordml/symex" xmlns:wpg="http://schemas.microsoft.com/office/word/2010/wordprocessingGroup" xmlns:wpi="http://schemas.microsoft.com/office/word/2010/wordprocessingInk" xmlns:wne="http://schemas.microsoft.com/office/word/2006/wordml" xmlns:wps="http://schemas.microsoft.com/office/word/2010/wordprocessingShape" mc:Ignorable="w14 w15 w16se w16cid w16 w16cex w16sdtdh w16sdtfl w16du wp14">
+<w:endnotes xmlns:wpc="http://schemas.microsoft.com/office/word/2010/wordprocessingCanvas" xmlns:cx="http://schemas.microsoft.com/office/drawing/2014/chartex" xmlns:cx1="http://schemas.microsoft.com/office/drawing/2015/9/8/chartex" xmlns:cx2="http://schemas.microsoft.com/office/drawing/2015/10/21/chartex" xmlns:cx3="http://schemas.microsoft.com/office/drawing/2016/5/9/chartex" xmlns:cx4="http://schemas.microsoft.com/office/drawing/2016/5/10/chartex" xmlns:cx5="http://schemas.microsoft.com/office/drawing/2016/5/11/chartex" xmlns:cx6="http://schemas.microsoft.com/office/drawing/2016/5/12/chartex" xmlns:cx7="http://schemas.microsoft.com/office/drawing/2016/5/13/chartex" xmlns:cx8="http://schemas.microsoft.com/office/drawing/2016/5/14/chartex" xmlns:mc="http://schemas.openxmlformats.org/markup-compatibility/2006" xmlns:aink="http://schemas.microsoft.com/office/drawing/2016/ink" xmlns:am3d="http://schemas.microsoft.com/office/drawing/2017/model3d" xmlns:o="urn:schemas-microsoft-com:office:office" xmlns:oel="http://schemas.microsoft.com/office/2019/extlst" xmlns:r="http://schemas.openxmlformats.org/officeDocument/2006/relationships" xmlns:m="http://schemas.openxmlformats.org/officeDocument/2006/math" xmlns:v="urn:schemas-microsoft-com:vml" xmlns:wp14="http://schemas.microsoft.com/office/word/2010/wordprocessingDrawing" xmlns:wp="http://schemas.openxmlformats.org/drawingml/2006/wordprocessingDrawing" xmlns:w10="urn:schemas-microsoft-com:office:word" xmlns:w="http://schemas.openxmlformats.org/wordprocessingml/2006/main" xmlns:w14="http://schemas.microsoft.com/office/word/2010/wordml" xmlns:w15="http://schemas.microsoft.com/office/word/2012/wordml" xmlns:w16cei="http://schemas.microsoft.com/office/word/2026/wordml/cei" xmlns:w16cex="http://schemas.microsoft.com/office/word/2018/wordml/cex" xmlns:w16cid="http://schemas.microsoft.com/office/word/2016/wordml/cid" xmlns:w16="http://schemas.microsoft.com/office/word/2018/wordml" xmlns:w16du="http://schemas.microsoft.com/office/word/2023/wordml/word16du" xmlns:w16sdtdh="http://schemas.microsoft.com/office/word/2020/wordml/sdtdatahash" xmlns:w16sdtfl="http://schemas.microsoft.com/office/word/2024/wordml/sdtformatlock" xmlns:w16se="http://schemas.microsoft.com/office/word/2015/wordml/symex" xmlns:wpg="http://schemas.microsoft.com/office/word/2010/wordprocessingGroup" xmlns:wpi="http://schemas.microsoft.com/office/word/2010/wordprocessingInk" xmlns:wne="http://schemas.microsoft.com/office/word/2006/wordml" xmlns:wps="http://schemas.microsoft.com/office/word/2010/wordprocessingShape" mc:Ignorable="w14 w15 w16se w16cid w16 w16cex w16sdtdh w16sdtfl w16du wp14">
   <w:endnote w:type="separator" w:id="-1">
     <w:p>
       <w:pPr>
@@ -4853,7 +7968,7 @@
 </file>
 
 <file path=word/footnotes.xml><?xml version="1.0" encoding="utf-8"?>
-<w:footnotes xmlns:wpc="http://schemas.microsoft.com/office/word/2010/wordprocessingCanvas" xmlns:cx="http://schemas.microsoft.com/office/drawing/2014/chartex" xmlns:cx1="http://schemas.microsoft.com/office/drawing/2015/9/8/chartex" xmlns:cx2="http://schemas.microsoft.com/office/drawing/2015/10/21/chartex" xmlns:cx3="http://schemas.microsoft.com/office/drawing/2016/5/9/chartex" xmlns:cx4="http://schemas.microsoft.com/office/drawing/2016/5/10/chartex" xmlns:cx5="http://schemas.microsoft.com/office/drawing/2016/5/11/chartex" xmlns:cx6="http://schemas.microsoft.com/office/drawing/2016/5/12/chartex" xmlns:cx7="http://schemas.microsoft.com/office/drawing/2016/5/13/chartex" xmlns:cx8="http://schemas.microsoft.com/office/drawing/2016/5/14/chartex" xmlns:mc="http://schemas.openxmlformats.org/markup-compatibility/2006" xmlns:aink="http://schemas.microsoft.com/office/drawing/2016/ink" xmlns:am3d="http://schemas.microsoft.com/office/drawing/2017/model3d" xmlns:o="urn:schemas-microsoft-com:office:office" xmlns:oel="http://schemas.microsoft.com/office/2019/extlst" xmlns:r="http://schemas.openxmlformats.org/officeDocument/2006/relationships" xmlns:m="http://schemas.openxmlformats.org/officeDocument/2006/math" xmlns:v="urn:schemas-microsoft-com:vml" xmlns:wp14="http://schemas.microsoft.com/office/word/2010/wordprocessingDrawing" xmlns:wp="http://schemas.openxmlformats.org/drawingml/2006/wordprocessingDrawing" xmlns:w10="urn:schemas-microsoft-com:office:word" xmlns:w="http://schemas.openxmlformats.org/wordprocessingml/2006/main" xmlns:w14="http://schemas.microsoft.com/office/word/2010/wordml" xmlns:w15="http://schemas.microsoft.com/office/word/2012/wordml" xmlns:w16cex="http://schemas.microsoft.com/office/word/2018/wordml/cex" xmlns:w16cid="http://schemas.microsoft.com/office/word/2016/wordml/cid" xmlns:w16="http://schemas.microsoft.com/office/word/2018/wordml" xmlns:w16du="http://schemas.microsoft.com/office/word/2023/wordml/word16du" xmlns:w16sdtdh="http://schemas.microsoft.com/office/word/2020/wordml/sdtdatahash" xmlns:w16sdtfl="http://schemas.microsoft.com/office/word/2024/wordml/sdtformatlock" xmlns:w16se="http://schemas.microsoft.com/office/word/2015/wordml/symex" xmlns:wpg="http://schemas.microsoft.com/office/word/2010/wordprocessingGroup" xmlns:wpi="http://schemas.microsoft.com/office/word/2010/wordprocessingInk" xmlns:wne="http://schemas.microsoft.com/office/word/2006/wordml" xmlns:wps="http://schemas.microsoft.com/office/word/2010/wordprocessingShape" mc:Ignorable="w14 w15 w16se w16cid w16 w16cex w16sdtdh w16sdtfl w16du wp14">
+<w:footnotes xmlns:wpc="http://schemas.microsoft.com/office/word/2010/wordprocessingCanvas" xmlns:cx="http://schemas.microsoft.com/office/drawing/2014/chartex" xmlns:cx1="http://schemas.microsoft.com/office/drawing/2015/9/8/chartex" xmlns:cx2="http://schemas.microsoft.com/office/drawing/2015/10/21/chartex" xmlns:cx3="http://schemas.microsoft.com/office/drawing/2016/5/9/chartex" xmlns:cx4="http://schemas.microsoft.com/office/drawing/2016/5/10/chartex" xmlns:cx5="http://schemas.microsoft.com/office/drawing/2016/5/11/chartex" xmlns:cx6="http://schemas.microsoft.com/office/drawing/2016/5/12/chartex" xmlns:cx7="http://schemas.microsoft.com/office/drawing/2016/5/13/chartex" xmlns:cx8="http://schemas.microsoft.com/office/drawing/2016/5/14/chartex" xmlns:mc="http://schemas.openxmlformats.org/markup-compatibility/2006" xmlns:aink="http://schemas.microsoft.com/office/drawing/2016/ink" xmlns:am3d="http://schemas.microsoft.com/office/drawing/2017/model3d" xmlns:o="urn:schemas-microsoft-com:office:office" xmlns:oel="http://schemas.microsoft.com/office/2019/extlst" xmlns:r="http://schemas.openxmlformats.org/officeDocument/2006/relationships" xmlns:m="http://schemas.openxmlformats.org/officeDocument/2006/math" xmlns:v="urn:schemas-microsoft-com:vml" xmlns:wp14="http://schemas.microsoft.com/office/word/2010/wordprocessingDrawing" xmlns:wp="http://schemas.openxmlformats.org/drawingml/2006/wordprocessingDrawing" xmlns:w10="urn:schemas-microsoft-com:office:word" xmlns:w="http://schemas.openxmlformats.org/wordprocessingml/2006/main" xmlns:w14="http://schemas.microsoft.com/office/word/2010/wordml" xmlns:w15="http://schemas.microsoft.com/office/word/2012/wordml" xmlns:w16cei="http://schemas.microsoft.com/office/word/2026/wordml/cei" xmlns:w16cex="http://schemas.microsoft.com/office/word/2018/wordml/cex" xmlns:w16cid="http://schemas.microsoft.com/office/word/2016/wordml/cid" xmlns:w16="http://schemas.microsoft.com/office/word/2018/wordml" xmlns:w16du="http://schemas.microsoft.com/office/word/2023/wordml/word16du" xmlns:w16sdtdh="http://schemas.microsoft.com/office/word/2020/wordml/sdtdatahash" xmlns:w16sdtfl="http://schemas.microsoft.com/office/word/2024/wordml/sdtformatlock" xmlns:w16se="http://schemas.microsoft.com/office/word/2015/wordml/symex" xmlns:wpg="http://schemas.microsoft.com/office/word/2010/wordprocessingGroup" xmlns:wpi="http://schemas.microsoft.com/office/word/2010/wordprocessingInk" xmlns:wne="http://schemas.microsoft.com/office/word/2006/wordml" xmlns:wps="http://schemas.microsoft.com/office/word/2010/wordprocessingShape" mc:Ignorable="w14 w15 w16se w16cid w16 w16cex w16sdtdh w16sdtfl w16du wp14">
   <w:footnote w:type="separator" w:id="-1">
     <w:p>
       <w:pPr>
